--- a/docs/Informe_Final_Parte2_Equipo07.docx
+++ b/docs/Informe_Final_Parte2_Equipo07.docx
@@ -15,7 +15,7 @@
           <w:b/>
           <w:sz w:val="32"/>
         </w:rPr>
-        <w:t>Universidad San Sebastian</w:t>
+        <w:t>Universidad San Sebastián</w:t>
       </w:r>
     </w:p>
     <w:p>
@@ -42,7 +42,7 @@
           <w:color w:val="1F3A5F"/>
           <w:sz w:val="40"/>
         </w:rPr>
-        <w:t>Solemne 01 Practico - Parte 2 - Forma B</w:t>
+        <w:t>Solemne 01 Práctico - Parte 2 - Forma B</w:t>
       </w:r>
     </w:p>
     <w:p>
@@ -55,7 +55,7 @@
           <w:b w:val="0"/>
           <w:sz w:val="26"/>
         </w:rPr>
-        <w:t>Informe final asincronico</w:t>
+        <w:t>Informe final asincrónico</w:t>
       </w:r>
     </w:p>
     <w:p>
@@ -68,7 +68,7 @@
           <w:b/>
           <w:sz w:val="26"/>
         </w:rPr>
-        <w:t>Equipo 07  -  Seccion NRC 18897</w:t>
+        <w:t>Equipo 07  -  Sección NRC 18897</w:t>
       </w:r>
     </w:p>
     <w:p>
@@ -107,7 +107,7 @@
           <w:b w:val="0"/>
           <w:sz w:val="22"/>
         </w:rPr>
-        <w:t>Benjamin Zamora</w:t>
+        <w:t>Benjamín Zamora</w:t>
       </w:r>
     </w:p>
     <w:p>
@@ -120,7 +120,7 @@
           <w:b w:val="0"/>
           <w:sz w:val="22"/>
         </w:rPr>
-        <w:t>Jose Palma</w:t>
+        <w:t>José Palma</w:t>
       </w:r>
     </w:p>
     <w:p>
@@ -146,7 +146,7 @@
           <w:b w:val="0"/>
           <w:sz w:val="22"/>
         </w:rPr>
-        <w:t>Nicolas Portilla</w:t>
+        <w:t>Nicolás Portilla</w:t>
       </w:r>
     </w:p>
     <w:p>
@@ -159,7 +159,7 @@
           <w:b w:val="0"/>
           <w:sz w:val="22"/>
         </w:rPr>
-        <w:t>Thomas Marquez</w:t>
+        <w:t>Thomas Márquez</w:t>
       </w:r>
     </w:p>
     <w:p/>
@@ -191,7 +191,7 @@
           <w:color w:val="1F3A5F"/>
           <w:sz w:val="30"/>
         </w:rPr>
-        <w:t>1. Introduccion y objetivos</w:t>
+        <w:t>1. Introducción y objetivos</w:t>
       </w:r>
     </w:p>
     <w:p>
@@ -199,7 +199,7 @@
         <w:jc w:val="both"/>
       </w:pPr>
       <w:r>
-        <w:t>Este informe documenta el traslado de la solucion de monitoreo ambiental del Equipo 07 a un ambiente Debian GNU/Linux, como exige la Parte 2 de la Solemne 01 practica (Forma B): instalacion de la maquina virtual, preparacion del entorno, ejecucion de las dos versiones de la Parte 1 sobre el mismo conjunto de datos, gestor de incidencias y observacion de procesos, memoria y sistema de archivos. Todas las cifras se midieron dentro de la maquina virtual en una UNICA corrida y quedaron en evidencias/. El documento lo genera scripts/generar_informe.py, que lee esos archivos, los compara con el estado real del arbol entregado y se detiene sin emitir nada si ambas fuentes no coinciden.</w:t>
+        <w:t>Este informe documenta el traslado de la solución de monitoreo ambiental del Equipo 07 a un ambiente Debian GNU/Linux, como exige la Parte 2 de la Solemne 01 práctica (Forma B): instalación de la máquina virtual, preparación del entorno, ejecución de las dos versiones de la Parte 1 sobre el mismo conjunto de datos, gestor de incidencias y observación de procesos, memoria y sistema de archivos. Todas las cifras se midieron dentro de la máquina virtual en una ÚNICA corrida y quedaron en evidencias/. El documento lo genera scripts/generar_informe.py, que lee esos archivos, los compara con el estado real del árbol entregado y se detiene sin emitir nada si ambas fuentes no coinciden.</w:t>
       </w:r>
     </w:p>
     <w:p>
@@ -222,7 +222,7 @@
         <w:jc w:val="both"/>
       </w:pPr>
       <w:r>
-        <w:t>src/secuencial.py: procesar un archivo JSONL completo antes de pasar al siguiente, sin hilos. Define el contrato de validacion y es la referencia contra la cual se compara el resultado concurrente.</w:t>
+        <w:t>src/secuencial.py: procesar un archivo JSONL completo antes de pasar al siguiente, sin hilos. Define el contrato de validación y es la referencia contra la cual se compara el resultado concurrente.</w:t>
       </w:r>
     </w:p>
     <w:p>
@@ -232,7 +232,7 @@
         <w:jc w:val="both"/>
       </w:pPr>
       <w:r>
-        <w:t>src/concurrente.py: procesar el mismo conjunto repartiendo los archivos entre 3 trabajadores threading.Thread mediante una queue.Queue compartida, protegiendo acumuladores globales y bitacora de alertas con mutex threading.Lock.</w:t>
+        <w:t>src/concurrente.py: procesar el mismo conjunto repartiendo los archivos entre 3 trabajadores threading.Thread mediante una queue.Queue compartida, protegiendo acumuladores globales y bitácora de alertas con mutex threading.Lock.</w:t>
       </w:r>
     </w:p>
     <w:p>
@@ -242,7 +242,7 @@
         <w:jc w:val="both"/>
       </w:pPr>
       <w:r>
-        <w:t>src/gestor_incidencias.py: clasificar los informes por cantidad de alertas, resguardar el resumen, separar alertas por indicador, generar el inventario JSON y mantener una bitacora trazable sin detenerse ante entradas defectuosas.</w:t>
+        <w:t>src/gestor_incidencias.py: clasificar los informes por cantidad de alertas, resguardar el resumen, separar alertas por indicador, generar el inventario JSON y mantener una bitácora trazable sin detenerse ante entradas defectuosas.</w:t>
       </w:r>
     </w:p>
     <w:p>
@@ -265,7 +265,7 @@
         <w:jc w:val="both"/>
       </w:pPr>
       <w:r>
-        <w:t>Generacion de datos: scripts/generar_archivos_entrada.py crea 20 archivos estacion_CODIGO_AAAAMMDD.jsonl en entrada/ con semilla fija 20240908, de modo que la entrada es identica en cualquier maquina.</w:t>
+        <w:t>Generación de datos: scripts/generar_archivos_entrada.py crea 20 archivos estacion_CODIGO_AAAAMMDD.jsonl en entrada/ con semilla fija 20240908, de modo que la entrada es idéntica en cualquier máquina.</w:t>
       </w:r>
     </w:p>
     <w:p>
@@ -275,7 +275,7 @@
         <w:jc w:val="both"/>
       </w:pPr>
       <w:r>
-        <w:t>Ingesta y validacion: cada linea JSONL se valida en formato, tipos, rangos y timestamp; la que no cumple se descarta como invalida sin detener el proceso.</w:t>
+        <w:t>Ingesta y validación: cada línea JSONL se valida en formato, tipos, rangos y timestamp; la que no cumple se descarta como inválida sin detener el proceso.</w:t>
       </w:r>
     </w:p>
     <w:p>
@@ -285,7 +285,7 @@
         <w:jc w:val="both"/>
       </w:pPr>
       <w:r>
-        <w:t>Procesamiento: la version secuencial recorre los archivos uno tras otro; la concurrente los encola en una queue.Queue y los reparte entre 3 hilos que acumulan resultados locales y solo actualizan las variables globales dentro de una seccion critica.</w:t>
+        <w:t>Procesamiento: la versión secuencial recorre los archivos uno tras otro; la concurrente los encola en una queue.Queue y los reparte entre 3 hilos que acumulan resultados locales y sólo actualizan las variables globales dentro de una sección crítica.</w:t>
       </w:r>
     </w:p>
     <w:p>
@@ -295,7 +295,7 @@
         <w:jc w:val="both"/>
       </w:pPr>
       <w:r>
-        <w:t>Deteccion de alertas: cada medicion valida se contrasta con los umbrales y la alerta se escribe en alertas/alertas_detectadas.log con el formato archivo;estacion;timestamp;indicador;valor;umbral.</w:t>
+        <w:t>Detección de alertas: cada medición válida se contrasta con los umbrales y la alerta se escribe en alertas/alertas_detectadas.log con el formato archivo;estacion;timestamp;indicador;valor;umbral.</w:t>
       </w:r>
     </w:p>
     <w:p>
@@ -315,7 +315,7 @@
         <w:jc w:val="both"/>
       </w:pPr>
       <w:r>
-        <w:t>Gestion de incidencias: los informes se MUEVEN a gestion_ambiental/sin_alertas/, con_alertas/ o criticas/ segun sus alertas; el resumen se COPIA como resumen_resguardado.txt; las alertas se separan por indicador; se generan inventario_ambiental.json y logs/gestion_ambiental.log. Por eso salida/ queda solo con el resumen: ver 5.4.</w:t>
+        <w:t>Gestión de incidencias: los informes se MUEVEN a gestion_ambiental/sin_alertas/, con_alertas/ o criticas/ según sus alertas; el resumen se COPIA como resumen_resguardado.txt; las alertas se separan por indicador; se generan inventario_ambiental.json y logs/gestion_ambiental.log. Por eso salida/ queda sólo con el resumen: ver 5.4.</w:t>
       </w:r>
     </w:p>
     <w:p>
@@ -328,7 +328,7 @@
           <w:color w:val="2E5A88"/>
           <w:sz w:val="23"/>
         </w:rPr>
-        <w:t>1.3 Reglas de validacion y umbrales de alerta</w:t>
+        <w:t>1.3 Reglas de validación y umbrales de alerta</w:t>
       </w:r>
     </w:p>
     <w:tbl>
@@ -376,7 +376,7 @@
                 <w:b/>
                 <w:sz w:val="17"/>
               </w:rPr>
-              <w:t>Rango valido</w:t>
+              <w:t>Rango válido</w:t>
             </w:r>
           </w:p>
         </w:tc>
@@ -412,7 +412,7 @@
                 <w:b/>
                 <w:sz w:val="17"/>
               </w:rPr>
-              <w:t>Condicion de alerta</w:t>
+              <w:t>Condición de alerta</w:t>
             </w:r>
           </w:p>
         </w:tc>
@@ -776,7 +776,7 @@
         <w:jc w:val="both"/>
       </w:pPr>
       <w:r>
-        <w:t>Ambas versiones comparten estas constantes, y esa es la razon de fondo por la cual sus metricas deben coincidir hasta el ultimo decimal: la concurrencia cambia el orden en que se hace el trabajo, no el criterio con que se decide.</w:t>
+        <w:t>Ambas versiones comparten estas constantes, y ésa es la razón de fondo por la cual sus métricas deben coincidir hasta el último decimal: la concurrencia cambia el orden en que se hace el trabajo, no el criterio con que se decide.</w:t>
       </w:r>
     </w:p>
     <w:p>
@@ -789,7 +789,7 @@
           <w:color w:val="1F3A5F"/>
           <w:sz w:val="30"/>
         </w:rPr>
-        <w:t>2. Instalacion de Debian 13 en la maquina virtual</w:t>
+        <w:t>2. Instalación de Debian 13 en la máquina virtual</w:t>
       </w:r>
     </w:p>
     <w:p>
@@ -802,7 +802,7 @@
           <w:color w:val="2E5A88"/>
           <w:sz w:val="23"/>
         </w:rPr>
-        <w:t>2.1 Descarga y verificacion del ISO</w:t>
+        <w:t>2.1 Descarga y verificación del ISO</w:t>
       </w:r>
     </w:p>
     <w:p>
@@ -810,7 +810,7 @@
         <w:jc w:val="both"/>
       </w:pPr>
       <w:r>
-        <w:t>Se descargo la imagen de instalacion por red debian-13.6.0-amd64-netinst.iso (755 MB) desde el sitio oficial de Debian y se verifico su integridad comparando su SHA256 con el publicado en SHA256SUMS, lo que garantiza que el medio no fue alterado ni quedo truncado. La salida es la del anfitrion y esta archivada en evidencias/hyperv/configuracion-vm-hyperv.txt:</w:t>
+        <w:t>Se descargó la imagen de instalación por red debian-13.6.0-amd64-netinst.iso (755 MB) desde el sitio oficial de Debian y se verificó su integridad comparando su SHA256 con el publicado en SHA256SUMS, lo que garantiza que el medio no fue alterado ni quedó truncado. La salida es la del anfitrión y está archivada en evidencias/hyperv/configuracion-vm-hyperv.txt:</w:t>
       </w:r>
     </w:p>
     <w:p>
@@ -894,7 +894,7 @@
           <w:color w:val="2E5A88"/>
           <w:sz w:val="23"/>
         </w:rPr>
-        <w:t>2.2 Declaracion del cambio de hipervisor respecto del hito</w:t>
+        <w:t>2.2 Declaración del cambio de hipervisor respecto del hito</w:t>
       </w:r>
     </w:p>
     <w:p>
@@ -911,7 +911,7 @@
         <w:rPr>
           <w:sz w:val="20"/>
         </w:rPr>
-        <w:t>Declaracion explicita. En el hito el equipo planifico usar Oracle VirtualBox y la implementacion final se hizo sobre Microsoft Hyper-V (maquina de Generacion 1, arranque BIOS). Se hace constar porque afecta lo declarado en el hito; la pauta admite la situacion, ya que la instalacion "puede hacerlo en VirtualBox, VMware u otro hipervisor". Los recursos comprometidos se respetaron exactamente, sin rebajar ninguno.</w:t>
+        <w:t>Declaración explícita. En el hito el equipo planificó usar Oracle VirtualBox y la implementación final se hizo sobre Microsoft Hyper-V (máquina de Generación 1, arranque BIOS). Se hace constar porque afecta lo declarado en el hito; la pauta admite la situación, ya que la instalación "puede hacerlo en VirtualBox, VMware u otro hipervisor". Los recursos comprometidos se respetaron exactamente, sin rebajar ninguno.</w:t>
       </w:r>
     </w:p>
     <w:tbl>
@@ -959,7 +959,7 @@
                 <w:b/>
                 <w:sz w:val="17"/>
               </w:rPr>
-              <w:t>Minimo de la pauta</w:t>
+              <w:t>Mínimo de la pauta</w:t>
             </w:r>
           </w:p>
         </w:tc>
@@ -1065,7 +1065,7 @@
               <w:rPr>
                 <w:sz w:val="16"/>
               </w:rPr>
-              <w:t>Microsoft Hyper-V, Generacion 1</w:t>
+              <w:t>Microsoft Hyper-V, Generación 1</w:t>
             </w:r>
           </w:p>
         </w:tc>
@@ -1135,7 +1135,7 @@
               <w:rPr>
                 <w:sz w:val="16"/>
               </w:rPr>
-              <w:t>4 GB fijos (memoria dinamica: False); 3.8Gi utiles segun free -h</w:t>
+              <w:t>4 GB fijos (memoria dinámica: False); 3.8Gi útiles según free -h</w:t>
             </w:r>
           </w:p>
         </w:tc>
@@ -1275,7 +1275,7 @@
               <w:rPr>
                 <w:sz w:val="16"/>
               </w:rPr>
-              <w:t>25 GB Dynamic (ocupa 3 GB reales en el anfitrion)</w:t>
+              <w:t>25 GB Dynamic (ocupa 3 GB reales en el anfitrión)</w:t>
             </w:r>
           </w:p>
         </w:tc>
@@ -1415,7 +1415,7 @@
               <w:rPr>
                 <w:sz w:val="16"/>
               </w:rPr>
-              <w:t>Debian GNU/Linux 13 (trixie), version 13.6</w:t>
+              <w:t>Debian GNU/Linux 13 (trixie), versión 13.6</w:t>
             </w:r>
           </w:p>
         </w:tc>
@@ -1431,7 +1431,7 @@
         <w:jc w:val="both"/>
       </w:pPr>
       <w:r>
-        <w:t>El propio sistema instalado confirma sobre que hipervisor corre, de modo que la declaracion es verificable y no depende de la palabra del equipo:</w:t>
+        <w:t>El propio sistema instalado confirma sobre qué hipervisor corre, de modo que la declaración es verificable y no depende de la palabra del equipo:</w:t>
       </w:r>
     </w:p>
     <w:p>
@@ -1497,7 +1497,7 @@
         <w:jc w:val="both"/>
       </w:pPr>
       <w:r>
-        <w:t>La etapa previa sobre Oracle VirtualBox queda archivada en evidencias/fotos/instalacion/, donde consta la creacion de la maquina con esos mismos recursos. No se reproduce como figura porque no es la maquina entregada y sus valores ya estan verificados arriba contra los cmdlets del hipervisor.</w:t>
+        <w:t>De la etapa previa sobre Oracle VirtualBox no se conserva ninguna captura en el entregable, y por eso esta subsección no lleva figura: las imágenes de esa etapa correspondían a otra máquina, con otro usuario y otro nombre de host, de modo que presentarlas habría contradicho lo que documenta el resto del informe. La única evidencia gráfica de instalación es la de la máquina definitiva sobre Microsoft Hyper-V (máquina de Generación 1, arranque BIOS) (2.3 y 2.4); los recursos comprometidos en el hito ya quedaron verificados arriba contra los cmdlets del hipervisor.</w:t>
       </w:r>
     </w:p>
     <w:p>
@@ -1510,7 +1510,7 @@
           <w:color w:val="2E5A88"/>
           <w:sz w:val="23"/>
         </w:rPr>
-        <w:t>2.3 Instalacion, usuario y particionado del disco virtual</w:t>
+        <w:t>2.3 Instalación, usuario y particionado del disco virtual</w:t>
       </w:r>
     </w:p>
     <w:p>
@@ -1518,7 +1518,7 @@
         <w:jc w:val="both"/>
       </w:pPr>
       <w:r>
-        <w:t>Las capturas de esta seccion y de la siguiente son de la instalacion REAL de la maquina definitiva sobre Hyper-V. Se creo de Generacion 1, con firmware BIOS heredado, y su orden de arranque (IDE , CD , LegacyNetworkAdapter , Floppy) explica que el instalador arranque en modo BIOS y no UEFI. Se creo el usuario sin privilegios equipo07, con acceso a sudo, y el host quedo como debian-so-equipo07, de modo que cualquier salida de este informe se atribuye sin ambiguedad a la maquina del equipo.</w:t>
+        <w:t>Las capturas de esta sección y de la siguiente son de la instalación REAL de la máquina definitiva sobre Hyper-V. Se creó de Generación 1, con firmware BIOS heredado, y su orden de arranque (IDE , CD , LegacyNetworkAdapter , Floppy) explica que el instalador arranque en modo BIOS y no UEFI. Se creó el usuario sin privilegios equipo07, con acceso a sudo, y el host quedó como debian-so-equipo07, de modo que cualquier salida de este informe se atribuye sin ambigüedad a la máquina del equipo.</w:t>
       </w:r>
     </w:p>
     <w:p>
@@ -1571,7 +1571,7 @@
           <w:i/>
           <w:sz w:val="17"/>
         </w:rPr>
-        <w:t>Figura 1. Menu del instalador de Debian 13 en modo BIOS, en la maquina de Generacion 1 de Hyper-V. Instalacion real de la maquina definitiva.</w:t>
+        <w:t>Figura 1. Menú del instalador de Debian 13 en modo BIOS, en la máquina de Generación 1 de Hyper-V. Instalación real de la máquina definitiva.</w:t>
       </w:r>
     </w:p>
     <w:p>
@@ -1624,7 +1624,7 @@
           <w:i/>
           <w:sz w:val="17"/>
         </w:rPr>
-        <w:t>Figura 2. Linea de arranque del instalador con el archivo de preconfiguracion (preseed), que fija idioma, teclado, zona horaria, particionado guiado y el conjunto minimo de tareas. Usar preseed hace la instalacion reproducible: el mismo archivo produce la misma maquina.</w:t>
+        <w:t>Figura 2. Línea de arranque del instalador con el archivo de preconfiguración (preseed), que fija idioma, teclado, zona horaria, particionado guiado y el conjunto mínimo de tareas. Usar preseed hace la instalación reproducible: el mismo archivo produce la misma máquina.</w:t>
       </w:r>
     </w:p>
     <w:p>
@@ -1677,7 +1677,7 @@
           <w:i/>
           <w:sz w:val="17"/>
         </w:rPr>
-        <w:t>Figura 3. Instalacion del sistema base: descarga e instalacion de paquetes desde la replica de red. La etapa final del instalador -gestor de arranque y copia de la configuracion de red al sistema instalado- es la misma pantalla de progreso y esta archivada en evidencias/fotos/instalacion-hyperv/04-instalacion-final.png.</w:t>
+        <w:t>Figura 3. Instalación del sistema base: descarga e instalación de paquetes desde la réplica de red. La etapa final del instalador -gestor de arranque y copia de la configuración de red al sistema instalado- es la misma pantalla de progreso y está archivada en evidencias/fotos/instalacion-hyperv/04-instalacion-final.png.</w:t>
       </w:r>
     </w:p>
     <w:p>
@@ -1685,7 +1685,7 @@
         <w:jc w:val="both"/>
       </w:pPr>
       <w:r>
-        <w:t>El particionado se aplico sobre el disco de 25 GB con el esquema guiado "todo en una particion":</w:t>
+        <w:t>El particionado se aplicó sobre el disco de 25 GB con el esquema guiado "todo en una partición":</w:t>
       </w:r>
     </w:p>
     <w:p>
@@ -1805,7 +1805,7 @@
         <w:jc w:val="both"/>
       </w:pPr>
       <w:r>
-        <w:t>sda1 (23.7 GB, ext4) es la particion raiz montada en /; sda2 es solo el contenedor logico de la extendida y sda5 (1.3 GB) es el area de intercambio, que el nucleo usa para descargar paginas cuando la memoria fisica escasea.</w:t>
+        <w:t>sda1 (23.7 GB, ext4) es la partición raíz montada en /; sda2 es sólo el contenedor lógico de la extendida y sda5 (1.3 GB) es el área de intercambio, que el núcleo usa para descargar páginas cuando la memoria física escasea.</w:t>
       </w:r>
     </w:p>
     <w:p>
@@ -1815,7 +1815,7 @@
         <w:jc w:val="both"/>
       </w:pPr>
       <w:r>
-        <w:t>sr0 es la unidad optica virtual desde la que se monto el ISO de instalacion; terminada la instalacion el ISO fue expulsado, como consta en la salida de Get-VMDvdDrive del anfitrion.</w:t>
+        <w:t>sr0 es la unidad óptica virtual desde la que se montó el ISO de instalación; terminada la instalación el ISO fue expulsado, como consta en la salida de Get-VMDvdDrive del anfitrión.</w:t>
       </w:r>
     </w:p>
     <w:p>
@@ -1881,7 +1881,7 @@
           <w:i/>
           <w:sz w:val="17"/>
         </w:rPr>
-        <w:t>Figura 4. Primer inicio del sistema recien instalado: el nucleo llega a la consola tty1 y presenta el indicador de acceso del equipo debian-so-equipo07. La captura muestra el indicador de acceso, no la sesion ya iniciada; que el acceso con el usuario equipo07 funciona lo demuestra el resto del informe, cuyas salidas fueron obtenidas en esa sesion.</w:t>
+        <w:t>Figura 4. Primer inicio del sistema recién instalado: el núcleo llega a la consola tty1 y presenta el indicador de acceso del equipo debian-so-equipo07. La captura muestra el indicador de acceso, no la sesión ya iniciada; que el acceso con el usuario equipo07 funciona lo demuestra el resto del informe, cuyas salidas fueron obtenidas en esa sesión.</w:t>
       </w:r>
     </w:p>
     <w:p>
@@ -1889,7 +1889,7 @@
         <w:jc w:val="both"/>
       </w:pPr>
       <w:r>
-        <w:t>eth0 obtiene su direccion por DHCP desde el conmutador Default Switch y la ruta por omision apunta a 172.22.192.1. El Default Switch de Hyper-V provee NAT con DHCP hacia la red 172.22.192.0/20. El anfitrion ve la misma direccion (172.22.205.178, MAC 00155D647F07), lo que cierra la trazabilidad entre lo que declara Hyper-V y lo que observa el huesped. Con esa configuracion la maquina alcanza las replicas de Debian, como confirman la resolucion de deb.debian.org y las lineas "Hit" de apt de la seccion siguiente.</w:t>
+        <w:t>eth0 obtiene su dirección por DHCP desde el conmutador Default Switch y la ruta por omisión apunta a 172.22.192.1. El Default Switch de Hyper-V provee NAT con DHCP hacia la red 172.22.192.0/20. El anfitrión ve la misma dirección (172.22.205.178, MAC 00155D647F07), lo que cierra la trazabilidad entre lo que declara Hyper-V y lo que observa el huésped. Con esa configuración la máquina alcanza las réplicas de Debian, como confirman la resolución de deb.debian.org y las líneas "Hit" de apt de la sección siguiente.</w:t>
       </w:r>
     </w:p>
     <w:p>
@@ -1986,7 +1986,7 @@
           <w:color w:val="1F3A5F"/>
           <w:sz w:val="30"/>
         </w:rPr>
-        <w:t>3. Preparacion del ambiente</w:t>
+        <w:t>3. Preparación del ambiente</w:t>
       </w:r>
     </w:p>
     <w:p>
@@ -1994,7 +1994,7 @@
         <w:jc w:val="both"/>
       </w:pPr>
       <w:r>
-        <w:t>El punto 2.a de la pauta exige actualizar el sistema antes de trabajar. La salida confirma que los tres origenes de paquetes estan accesibles (trixie, trixie-security y trixie-updates) y que el sistema quedo al dia.</w:t>
+        <w:t>El punto 2.a de la pauta exige actualizar el sistema antes de trabajar. La salida confirma que los tres orígenes de paquetes están accesibles (trixie, trixie-security y trixie-updates) y que el sistema quedó al día.</w:t>
       </w:r>
     </w:p>
     <w:p>
@@ -2137,7 +2137,7 @@
         <w:jc w:val="both"/>
       </w:pPr>
       <w:r>
-        <w:t>El punto 2.b pide instalar el entorno del lenguaje usado en la Parte 1. El proyecto esta en Python y Debian 13 ya trae Python 3.13.5 en el sistema base, de modo que no hubo que compilar ni agregar repositorios externos. El proyecto usa exclusivamente la biblioteca estandar de Python: sin pip, sin entorno virtual y sin archivo de requisitos, decision deliberada porque hace reproducible la ejecucion incluso sin red. Los cuatro modulos compilan sin errores.</w:t>
+        <w:t>El punto 2.b pide instalar el entorno del lenguaje usado en la Parte 1. El proyecto está en Python y Debian 13 ya trae Python 3.13.5 en el sistema base, de modo que no hubo que compilar ni agregar repositorios externos. El proyecto usa exclusivamente la biblioteca estándar de Python: sin pip, sin entorno virtual y sin archivo de requisitos, decisión deliberada porque hace reproducible la ejecución incluso sin red. Los cuatro módulos compilan sin errores.</w:t>
       </w:r>
     </w:p>
     <w:p>
@@ -2236,7 +2236,7 @@
           <w:color w:val="1F3A5F"/>
           <w:sz w:val="30"/>
         </w:rPr>
-        <w:t>4. Ejecucion de la Parte 1 en Debian</w:t>
+        <w:t>4. Ejecución de la Parte 1 en Debian</w:t>
       </w:r>
     </w:p>
     <w:p>
@@ -2244,7 +2244,7 @@
         <w:jc w:val="both"/>
       </w:pPr>
       <w:r>
-        <w:t>El punto 2.c exige ejecutar ambas versiones sobre el mismo conjunto de archivos .jsonl y comprobar que seis metricas coinciden. Para que "el mismo conjunto" sea verificable, la entrada se genera con semilla fija y se le calcula una suma de verificacion antes de cada corrida.</w:t>
+        <w:t>El punto 2.c exige ejecutar ambas versiones sobre el mismo conjunto de archivos .jsonl y comprobar que seis métricas coinciden. Para que "el mismo conjunto" sea verificable, la entrada se genera con semilla fija y se le calcula una suma de verificación antes de cada corrida.</w:t>
       </w:r>
     </w:p>
     <w:p>
@@ -2348,7 +2348,7 @@
           <w:color w:val="2E5A88"/>
           <w:sz w:val="23"/>
         </w:rPr>
-        <w:t>4.1 Las seis metricas exigidas por la pauta</w:t>
+        <w:t>4.1 Las seis métricas exigidas por la pauta</w:t>
       </w:r>
     </w:p>
     <w:tbl>
@@ -2378,7 +2378,7 @@
                 <w:b/>
                 <w:sz w:val="17"/>
               </w:rPr>
-              <w:t>Metrica</w:t>
+              <w:t>Métrica</w:t>
             </w:r>
           </w:p>
         </w:tc>
@@ -2868,7 +2868,7 @@
         <w:jc w:val="both"/>
       </w:pPr>
       <w:r>
-        <w:t>Metricas comparadas: 6 de 6. TODAS LAS METRICAS EXIGIDAS COINCIDEN. El resumen consolidado agrega 320 lineas leidas, temperatura promedio 23.46 °C, humedad promedio 54.85 % y estacion con mas alertas STG04. El entregable conserva el resumen de la corrida concurrente en salida/resumen_ambiental.txt.</w:t>
+        <w:t>Métricas comparadas: 6 de 6. TODAS LAS METRICAS EXIGIDAS COINCIDEN. El resumen consolidado agrega 320 líneas leídas, temperatura promedio 23.46 °C, humedad promedio 54.85 % y estación con más alertas STG04. El entregable conserva el resumen de la corrida concurrente en salida/resumen_ambiental.txt.</w:t>
       </w:r>
     </w:p>
     <w:p>
@@ -2889,7 +2889,7 @@
         <w:jc w:val="both"/>
       </w:pPr>
       <w:r>
-        <w:t>Seis totales podrian coincidir por casualidad si dos errores se compensaran, de modo que se agregaron dos comprobaciones mas exigentes que las que pide la pauta: los 20 informes individuales comparados uno por uno, con 0 diferencias, y el contenido completo de la bitacora de alertas, con 79 alertas en el secuencial y 79 en el concurrente. El orden de escritura del concurrente varia por diseno, porque 3 hilos vuelcan sus buferes en momentos distintos; por eso el volcado final se ordena por nombre de archivo. IDENTICO BYTE A BYTE entre ambas versiones.</w:t>
+        <w:t>Seis totales podrían coincidir por casualidad si dos errores se compensaran, de modo que se agregaron dos comprobaciones más exigentes que las que pide la pauta: los 20 informes individuales comparados uno por uno, con 0 diferencias, y el contenido completo de la bitácora de alertas, con 79 alertas en el secuencial y 79 en el concurrente. El orden de escritura del concurrente varía por diseño, porque 3 hilos vuelcan sus búferes en momentos distintos; por eso el volcado final se ordena por nombre de archivo. IDENTICO BYTE A BYTE entre ambas versiones.</w:t>
       </w:r>
     </w:p>
     <w:p>
@@ -2906,7 +2906,7 @@
         <w:rPr>
           <w:sz w:val="20"/>
         </w:rPr>
-        <w:t>Resultado incomodo que se declara tal cual se midio: la concurrente fue mas LENTA que la secuencial en este conjunto (0m0.019s frente a 0m0.023s de tiempo real; 0.005 s frente a 0.007 s de tiempo interno). La explicacion esta en 8.1.</w:t>
+        <w:t>Resultado incómodo que se declara tal cual se midió: la concurrente fue más LENTA que la secuencial en este conjunto (0m0.019s frente a 0m0.023s de tiempo real; 0.005 s frente a 0.007 s de tiempo interno). La explicación está en 8.1.</w:t>
       </w:r>
     </w:p>
     <w:p>
@@ -2959,7 +2959,7 @@
           <w:i/>
           <w:sz w:val="17"/>
         </w:rPr>
-        <w:t>Figura 5. Comprobacion de consistencia en la consola de la maquina virtual: las seis metricas coinciden, los 20 informes individuales son identicos y la bitacora de alertas tiene 79 alertas en ambas versiones.</w:t>
+        <w:t>Figura 5. Comprobación de consistencia en la consola de la máquina virtual: las seis métricas coinciden, los 20 informes individuales son idénticos y la bitácora de alertas tiene 79 alertas en ambas versiones.</w:t>
       </w:r>
     </w:p>
     <w:p>
@@ -2980,7 +2980,7 @@
         <w:jc w:val="both"/>
       </w:pPr>
       <w:r>
-        <w:t>El punto 2.d enumera trece requisitos para src/gestor_incidencias.py. La tabla los recorre uno por uno con la evidencia que los respalda; todas las cifras provienen del estado real del proyecto y de los archivos de evidencia, y el generador comprueba que ambas fuentes coincidan antes de escribir esta pagina.</w:t>
+        <w:t>El punto 2.d enumera trece requisitos para src/gestor_incidencias.py. La tabla los recorre uno por uno con la evidencia que los respalda; todas las cifras provienen del estado real del proyecto y de los archivos de evidencia, y el generador comprueba que ambas fuentes coincidan antes de escribir esta página.</w:t>
       </w:r>
     </w:p>
     <w:tbl>
@@ -3098,7 +3098,7 @@
               <w:rPr>
                 <w:sz w:val="16"/>
               </w:rPr>
-              <w:t>Patron ^informe_[A-Za-z0-9]+_\d{8}(_v\d+)?\.txt$; 20 informes detectados</w:t>
+              <w:t>Patrón ^informe_[A-Za-z0-9]+_\d{8}(_v\d+)?\.txt$; 20 informes detectados</w:t>
             </w:r>
           </w:p>
         </w:tc>
@@ -3151,7 +3151,7 @@
               <w:rPr>
                 <w:sz w:val="16"/>
               </w:rPr>
-              <w:t>Linea "Alertas detectadas: N" de cada informe; suma 79 alertas</w:t>
+              <w:t>Línea "Alertas detectadas: N" de cada informe; suma 79 alertas</w:t>
             </w:r>
           </w:p>
         </w:tc>
@@ -3204,7 +3204,7 @@
               <w:rPr>
                 <w:sz w:val="16"/>
               </w:rPr>
-              <w:t>Rama implementada; queda en 0 informes (ver 5.3) y se demostro con informe_CTL00_20240101.txt</w:t>
+              <w:t>Rama implementada; queda en 0 informes (ver 5.3) y se demostró con informe_CTL00_20240101.txt</w:t>
             </w:r>
           </w:p>
         </w:tc>
@@ -3293,7 +3293,7 @@
               <w:rPr>
                 <w:sz w:val="16"/>
               </w:rPr>
-              <w:t>Mover informes con 4 o mas alertas a criticas/</w:t>
+              <w:t>Mover informes con 4 o más alertas a criticas/</w:t>
             </w:r>
           </w:p>
         </w:tc>
@@ -3363,7 +3363,7 @@
               <w:rPr>
                 <w:sz w:val="16"/>
               </w:rPr>
-              <w:t>Tres corridas acumulan 61 informes, 40 de ellos con sufijo _v1 o _v2, sin perdidas (ver 7.3)</w:t>
+              <w:t>Tres corridas acumulan 61 informes, 40 de ellos con sufijo _v1 o _v2, sin pérdidas (ver 7.3)</w:t>
             </w:r>
           </w:p>
         </w:tc>
@@ -3416,7 +3416,7 @@
               <w:rPr>
                 <w:sz w:val="16"/>
               </w:rPr>
-              <w:t>Copia de 448 bytes, identica al original que permanece en salida/</w:t>
+              <w:t>Copia de 448 bytes, idéntica al original que permanece en salida/</w:t>
             </w:r>
           </w:p>
         </w:tc>
@@ -3469,7 +3469,7 @@
               <w:rPr>
                 <w:sz w:val="16"/>
               </w:rPr>
-              <w:t>79 lineas del formato archivo;estacion;timestamp;indicador;valor;umbral</w:t>
+              <w:t>79 líneas del formato archivo;estacion;timestamp;indicador;valor;umbral</w:t>
             </w:r>
           </w:p>
         </w:tc>
@@ -3558,7 +3558,7 @@
               <w:rPr>
                 <w:sz w:val="16"/>
               </w:rPr>
-              <w:t>Registrar alertas invalidas o desconocidas</w:t>
+              <w:t>Registrar alertas inválidas o desconocidas</w:t>
             </w:r>
           </w:p>
         </w:tc>
@@ -3575,7 +3575,7 @@
               <w:rPr>
                 <w:sz w:val="16"/>
               </w:rPr>
-              <w:t>4 anomalias registradas al inyectar fallas (ver 7.2)</w:t>
+              <w:t>4 anomalías registradas al inyectar fallas (ver 7.2)</w:t>
             </w:r>
           </w:p>
         </w:tc>
@@ -3681,7 +3681,7 @@
               <w:rPr>
                 <w:sz w:val="16"/>
               </w:rPr>
-              <w:t>Bitacora de 28 lineas y 2442 bytes, con marca de tiempo por evento</w:t>
+              <w:t>Bitácora de 28 líneas y 2442 bytes, con marca de tiempo por evento</w:t>
             </w:r>
           </w:p>
         </w:tc>
@@ -3734,7 +3734,7 @@
               <w:rPr>
                 <w:sz w:val="16"/>
               </w:rPr>
-              <w:t>Con cuatro fallas el gestor termino con codigo 0 y conservo las 79 alertas (ver 7.2)</w:t>
+              <w:t>Con cuatro fallas el gestor terminó con código 0 y conservó las 79 alertas (ver 7.2)</w:t>
             </w:r>
           </w:p>
         </w:tc>
@@ -3912,7 +3912,7 @@
         <w:jc w:val="both"/>
       </w:pPr>
       <w:r>
-        <w:t>Bajo gestion_ambiental/ quedaron 26 archivos: los 20 informes clasificados, los cuatro registros por indicador, el inventario y el resumen resguardado. El gestor termino con codigo 0 en su unica ejecucion sobre el arbol entregado.</w:t>
+        <w:t>Bajo gestion_ambiental/ quedaron 27 archivos: los 26 que produjo el gestor -los 20 informes clasificados, los cuatro registros por indicador, el inventario y el resumen resguardado, los mismos que registra la evidencia- más el marcador sin_alertas/.gitkeep, con el que el control de versiones conserva una carpeta que quedó legítimamente vacía (5.3). El gestor terminó con código 0 en su única ejecución sobre el árbol entregado.</w:t>
       </w:r>
     </w:p>
     <w:p>
@@ -3923,7 +3923,7 @@
       <w:r>
         <w:drawing>
           <wp:inline xmlns:a="http://schemas.openxmlformats.org/drawingml/2006/main" xmlns:pic="http://schemas.openxmlformats.org/drawingml/2006/picture">
-            <wp:extent cx="6120000" cy="3590816"/>
+            <wp:extent cx="5808130" cy="3407831"/>
             <wp:docPr id="6" name="Picture 6"/>
             <wp:cNvGraphicFramePr>
               <a:graphicFrameLocks noChangeAspect="1"/>
@@ -3944,7 +3944,7 @@
                   <pic:spPr>
                     <a:xfrm>
                       <a:off x="0" y="0"/>
-                      <a:ext cx="6120000" cy="3590816"/>
+                      <a:ext cx="5808130" cy="3407831"/>
                     </a:xfrm>
                     <a:prstGeom prst="rect"/>
                   </pic:spPr>
@@ -3965,7 +3965,7 @@
           <w:i/>
           <w:sz w:val="17"/>
         </w:rPr>
-        <w:t>Figura 6. Estructura generada por el gestor y cuadratura de las alertas por indicador, en la maquina virtual.</w:t>
+        <w:t>Figura 6. Estructura generada por el gestor y cuadratura de las alertas por indicador, en la máquina virtual.</w:t>
       </w:r>
     </w:p>
     <w:p>
@@ -3986,7 +3986,7 @@
         <w:jc w:val="both"/>
       </w:pPr>
       <w:r>
-        <w:t>El valor del inventario no esta en existir sino en cuadrar: la suma de las alertas por indicador debe ser igual al total del inventario, al numero de lineas de la bitacora de alertas y al total del resumen consolidado. El generador verifica esa igualdad y ademas que el numero leido en el repositorio sea el mismo de la evidencia congelada; si alguna comprobacion falla, se detiene.</w:t>
+        <w:t>El valor del inventario no está en existir sino en cuadrar: la suma de las alertas por indicador debe ser igual al total del inventario, al número de líneas de la bitácora de alertas y al total del resumen consolidado. El generador verifica esa igualdad y además que el número leído en el repositorio sea el mismo de la evidencia congelada; si alguna comprobación falla, se detiene.</w:t>
       </w:r>
     </w:p>
     <w:tbl>
@@ -4398,7 +4398,7 @@
           <w:rFonts w:ascii="Consolas" w:hAnsi="Consolas"/>
           <w:sz w:val="15"/>
         </w:rPr>
-        <w:t xml:space="preserve">  "total_informes": 20,</w:t>
+        <w:t xml:space="preserve">  "resumen": {</w:t>
       </w:r>
     </w:p>
     <w:p>
@@ -4411,7 +4411,7 @@
           <w:rFonts w:ascii="Consolas" w:hAnsi="Consolas"/>
           <w:sz w:val="15"/>
         </w:rPr>
-        <w:t xml:space="preserve">  "informes_por_categoria": {</w:t>
+        <w:t xml:space="preserve">    "total_informes": 20,</w:t>
       </w:r>
     </w:p>
     <w:p>
@@ -4424,7 +4424,7 @@
           <w:rFonts w:ascii="Consolas" w:hAnsi="Consolas"/>
           <w:sz w:val="15"/>
         </w:rPr>
-        <w:t xml:space="preserve">    "sin_alertas": 0,</w:t>
+        <w:t xml:space="preserve">    "informes_por_categoria": {</w:t>
       </w:r>
     </w:p>
     <w:p>
@@ -4437,7 +4437,7 @@
           <w:rFonts w:ascii="Consolas" w:hAnsi="Consolas"/>
           <w:sz w:val="15"/>
         </w:rPr>
-        <w:t xml:space="preserve">    "con_alertas": 8,</w:t>
+        <w:t xml:space="preserve">      "sin_alertas": 0,</w:t>
       </w:r>
     </w:p>
     <w:p>
@@ -4450,7 +4450,72 @@
           <w:rFonts w:ascii="Consolas" w:hAnsi="Consolas"/>
           <w:sz w:val="15"/>
         </w:rPr>
-        <w:t xml:space="preserve">    "criticas": 12</w:t>
+        <w:t xml:space="preserve">      "con_alertas": 8,</w:t>
+      </w:r>
+    </w:p>
+    <w:p>
+      <w:pPr>
+        <w:spacing w:after="0" w:line="240" w:lineRule="auto"/>
+        <w:shd w:val="clear" w:color="auto" w:fill="F4F5F7"/>
+      </w:pPr>
+      <w:r>
+        <w:rPr>
+          <w:rFonts w:ascii="Consolas" w:hAnsi="Consolas"/>
+          <w:sz w:val="15"/>
+        </w:rPr>
+        <w:t xml:space="preserve">      "criticas": 12</w:t>
+      </w:r>
+    </w:p>
+    <w:p>
+      <w:pPr>
+        <w:spacing w:after="0" w:line="240" w:lineRule="auto"/>
+        <w:shd w:val="clear" w:color="auto" w:fill="F4F5F7"/>
+      </w:pPr>
+      <w:r>
+        <w:rPr>
+          <w:rFonts w:ascii="Consolas" w:hAnsi="Consolas"/>
+          <w:sz w:val="15"/>
+        </w:rPr>
+        <w:t xml:space="preserve">    },</w:t>
+      </w:r>
+    </w:p>
+    <w:p>
+      <w:pPr>
+        <w:spacing w:after="0" w:line="240" w:lineRule="auto"/>
+        <w:shd w:val="clear" w:color="auto" w:fill="F4F5F7"/>
+      </w:pPr>
+      <w:r>
+        <w:rPr>
+          <w:rFonts w:ascii="Consolas" w:hAnsi="Consolas"/>
+          <w:sz w:val="15"/>
+        </w:rPr>
+        <w:t xml:space="preserve">    "total_alertas": 79,</w:t>
+      </w:r>
+    </w:p>
+    <w:p>
+      <w:pPr>
+        <w:spacing w:after="0" w:line="240" w:lineRule="auto"/>
+        <w:shd w:val="clear" w:color="auto" w:fill="F4F5F7"/>
+      </w:pPr>
+      <w:r>
+        <w:rPr>
+          <w:rFonts w:ascii="Consolas" w:hAnsi="Consolas"/>
+          <w:sz w:val="15"/>
+        </w:rPr>
+        <w:t xml:space="preserve">    "anomalias_registradas": 0,</w:t>
+      </w:r>
+    </w:p>
+    <w:p>
+      <w:pPr>
+        <w:spacing w:after="0" w:line="240" w:lineRule="auto"/>
+        <w:shd w:val="clear" w:color="auto" w:fill="F4F5F7"/>
+      </w:pPr>
+      <w:r>
+        <w:rPr>
+          <w:rFonts w:ascii="Consolas" w:hAnsi="Consolas"/>
+          <w:sz w:val="15"/>
+        </w:rPr>
+        <w:t xml:space="preserve">    "errores_de_proceso": 0</w:t>
       </w:r>
     </w:p>
     <w:p>
@@ -4476,7 +4541,7 @@
           <w:rFonts w:ascii="Consolas" w:hAnsi="Consolas"/>
           <w:sz w:val="15"/>
         </w:rPr>
-        <w:t xml:space="preserve">  "total_alertas": 79,</w:t>
+        <w:t xml:space="preserve">  "informes": { [...] },</w:t>
       </w:r>
     </w:p>
     <w:p>
@@ -4489,7 +4554,7 @@
           <w:rFonts w:ascii="Consolas" w:hAnsi="Consolas"/>
           <w:sz w:val="15"/>
         </w:rPr>
-        <w:t xml:space="preserve">  "anomalias_registradas": 0,</w:t>
+        <w:t xml:space="preserve">  "alertas_por_indicador": { [...] },</w:t>
       </w:r>
     </w:p>
     <w:p>
@@ -4502,7 +4567,98 @@
           <w:rFonts w:ascii="Consolas" w:hAnsi="Consolas"/>
           <w:sz w:val="15"/>
         </w:rPr>
-        <w:t xml:space="preserve">  "errores_de_proceso": 0</w:t>
+        <w:t xml:space="preserve">  "total_alertas": 79,</w:t>
+      </w:r>
+    </w:p>
+    <w:p>
+      <w:pPr>
+        <w:spacing w:after="0" w:line="240" w:lineRule="auto"/>
+        <w:shd w:val="clear" w:color="auto" w:fill="F4F5F7"/>
+      </w:pPr>
+      <w:r>
+        <w:rPr>
+          <w:rFonts w:ascii="Consolas" w:hAnsi="Consolas"/>
+          <w:sz w:val="15"/>
+        </w:rPr>
+        <w:t xml:space="preserve">  "anomalias": { [...] },</w:t>
+      </w:r>
+    </w:p>
+    <w:p>
+      <w:pPr>
+        <w:spacing w:after="0" w:line="240" w:lineRule="auto"/>
+        <w:shd w:val="clear" w:color="auto" w:fill="F4F5F7"/>
+      </w:pPr>
+      <w:r>
+        <w:rPr>
+          <w:rFonts w:ascii="Consolas" w:hAnsi="Consolas"/>
+          <w:sz w:val="15"/>
+        </w:rPr>
+        <w:t xml:space="preserve">  "resumen_resguardado": {</w:t>
+      </w:r>
+    </w:p>
+    <w:p>
+      <w:pPr>
+        <w:spacing w:after="0" w:line="240" w:lineRule="auto"/>
+        <w:shd w:val="clear" w:color="auto" w:fill="F4F5F7"/>
+      </w:pPr>
+      <w:r>
+        <w:rPr>
+          <w:rFonts w:ascii="Consolas" w:hAnsi="Consolas"/>
+          <w:sz w:val="15"/>
+        </w:rPr>
+        <w:t xml:space="preserve">    "existe": true,</w:t>
+      </w:r>
+    </w:p>
+    <w:p>
+      <w:pPr>
+        <w:spacing w:after="0" w:line="240" w:lineRule="auto"/>
+        <w:shd w:val="clear" w:color="auto" w:fill="F4F5F7"/>
+      </w:pPr>
+      <w:r>
+        <w:rPr>
+          <w:rFonts w:ascii="Consolas" w:hAnsi="Consolas"/>
+          <w:sz w:val="15"/>
+        </w:rPr>
+        <w:t xml:space="preserve">    "ruta": "gestion_ambiental/resumen_resguardado.txt"</w:t>
+      </w:r>
+    </w:p>
+    <w:p>
+      <w:pPr>
+        <w:spacing w:after="0" w:line="240" w:lineRule="auto"/>
+        <w:shd w:val="clear" w:color="auto" w:fill="F4F5F7"/>
+      </w:pPr>
+      <w:r>
+        <w:rPr>
+          <w:rFonts w:ascii="Consolas" w:hAnsi="Consolas"/>
+          <w:sz w:val="15"/>
+        </w:rPr>
+        <w:t xml:space="preserve">  },</w:t>
+      </w:r>
+    </w:p>
+    <w:p>
+      <w:pPr>
+        <w:spacing w:after="0" w:line="240" w:lineRule="auto"/>
+        <w:shd w:val="clear" w:color="auto" w:fill="F4F5F7"/>
+      </w:pPr>
+      <w:r>
+        <w:rPr>
+          <w:rFonts w:ascii="Consolas" w:hAnsi="Consolas"/>
+          <w:sz w:val="15"/>
+        </w:rPr>
+        <w:t xml:space="preserve">  "bitacora": "logs/gestion_ambiental.log",</w:t>
+      </w:r>
+    </w:p>
+    <w:p>
+      <w:pPr>
+        <w:spacing w:after="0" w:line="240" w:lineRule="auto"/>
+        <w:shd w:val="clear" w:color="auto" w:fill="F4F5F7"/>
+      </w:pPr>
+      <w:r>
+        <w:rPr>
+          <w:rFonts w:ascii="Consolas" w:hAnsi="Consolas"/>
+          <w:sz w:val="15"/>
+        </w:rPr>
+        <w:t xml:space="preserve">  "marca_de_ejecucion": "2026-09-09 23:29:11"</w:t>
       </w:r>
     </w:p>
     <w:p>
@@ -4520,15 +4676,29 @@
     </w:p>
     <w:p>
       <w:pPr>
-        <w:spacing w:after="0" w:line="240" w:lineRule="auto"/>
-        <w:shd w:val="clear" w:color="auto" w:fill="F4F5F7"/>
+        <w:spacing w:after="40"/>
+      </w:pPr>
+    </w:p>
+    <w:p>
+      <w:pPr>
+        <w:jc w:val="both"/>
+      </w:pPr>
+      <w:r>
+        <w:t>total_alertas aparece dos veces porque el inventario lo declara dentro de resumen y también en la raíz; ambos valores son el mismo número que cuadra la tabla anterior, y la bitácora cierra la corrida declarando ese mismo par:</w:t>
+      </w:r>
+    </w:p>
+    <w:p>
+      <w:pPr>
+        <w:spacing w:after="0" w:before="80"/>
+        <w:shd w:val="clear" w:color="auto" w:fill="E8EAED"/>
       </w:pPr>
       <w:r>
         <w:rPr>
           <w:rFonts w:ascii="Consolas" w:hAnsi="Consolas"/>
+          <w:b/>
           <w:sz w:val="15"/>
         </w:rPr>
-        <w:t>...</w:t>
+        <w:t>$ grep 'Inventario generado' logs/gestion_ambiental.log</w:t>
       </w:r>
     </w:p>
     <w:p>
@@ -4546,32 +4716,6 @@
     </w:p>
     <w:p>
       <w:pPr>
-        <w:spacing w:after="0" w:line="240" w:lineRule="auto"/>
-        <w:shd w:val="clear" w:color="auto" w:fill="F4F5F7"/>
-      </w:pPr>
-      <w:r>
-        <w:rPr>
-          <w:rFonts w:ascii="Consolas" w:hAnsi="Consolas"/>
-          <w:sz w:val="15"/>
-        </w:rPr>
-        <w:t>[2026-09-09 23:29:11] CONTROL DE ERRORES: no se detectaron anomalias en esta corrida. El procesamiento termino completo.</w:t>
-      </w:r>
-    </w:p>
-    <w:p>
-      <w:pPr>
-        <w:spacing w:after="0" w:line="240" w:lineRule="auto"/>
-        <w:shd w:val="clear" w:color="auto" w:fill="F4F5F7"/>
-      </w:pPr>
-      <w:r>
-        <w:rPr>
-          <w:rFonts w:ascii="Consolas" w:hAnsi="Consolas"/>
-          <w:sz w:val="15"/>
-        </w:rPr>
-        <w:t>[2026-09-09 23:29:11] --- FIN DE GESTION DE INCIDENCIAS ---</w:t>
-      </w:r>
-    </w:p>
-    <w:p>
-      <w:pPr>
         <w:spacing w:after="40"/>
       </w:pPr>
     </w:p>
@@ -4585,7 +4729,7 @@
           <w:color w:val="2E5A88"/>
           <w:sz w:val="23"/>
         </w:rPr>
-        <w:t>5.3 Por que sin_alertas/ quedo vacia</w:t>
+        <w:t>5.3 Por qué sin_alertas/ quedó vacía</w:t>
       </w:r>
     </w:p>
     <w:p>
@@ -4593,7 +4737,7 @@
         <w:jc w:val="both"/>
       </w:pPr>
       <w:r>
-        <w:t>La carpeta sin_alertas/ contiene 0 informes y no es un defecto del gestor: la pauta de la Parte 1 exige que cada archivo de entrada produzca al menos una alerta, de modo que ningun informe puede tener cero y la rama queda legitimamente vacia. La rama existe y funciona: con el informe de control informe_CTL00_20240101.txt, construido con cero alertas, el gestor lo movio a sin_alertas/ y la clasificacion quedo en sin_alertas/ 1, con_alertas/ 8, criticas/ 12. Esa demostracion se hizo sobre una COPIA, por lo que el arbol entregado conserva sus 0 informes en esa rama.</w:t>
+        <w:t>La carpeta sin_alertas/ contiene 0 informes y no es un defecto del gestor: la pauta de la Parte 1 exige que cada archivo de entrada produzca al menos una alerta, de modo que ningún informe puede tener cero y la rama queda legítimamente vacía. La rama existe y funciona: con el informe de control informe_CTL00_20240101.txt, construido con cero alertas, el gestor lo movió a sin_alertas/ y la clasificación quedó en sin_alertas/ 1, con_alertas/ 8, criticas/ 12. Esa demostración se hizo sobre una COPIA, por lo que el árbol entregado conserva sus 0 informes en esa rama.</w:t>
       </w:r>
     </w:p>
     <w:p>
@@ -4606,7 +4750,7 @@
           <w:color w:val="2E5A88"/>
           <w:sz w:val="23"/>
         </w:rPr>
-        <w:t>5.4 Por que salida/ solo conserva el resumen</w:t>
+        <w:t>5.4 Por qué salida/ sólo conserva el resumen</w:t>
       </w:r>
     </w:p>
     <w:p>
@@ -4614,7 +4758,7 @@
         <w:jc w:val="both"/>
       </w:pPr>
       <w:r>
-        <w:t>En el arbol entregado, salida/ contiene solo resumen_ambiental.txt y LEEME.txt. No falta nada: los 20 informes individuales SI se generaron ahi (src/concurrente.py) y el gestor los MOVIO a sus carpetas de clasificacion, que es lo que exigen los puntos 3, 4 y 5 de la pauta. Mover y no copiar se explica en 7.1. Antes de ejecutar el gestor se respaldo salida/ completo, de modo que el estado que dejo la Parte 1 tambien es auditable:</w:t>
+        <w:t>En el árbol entregado, salida/ contiene sólo resumen_ambiental.txt y LEEME.txt. No falta nada: los 20 informes individuales SÍ se generaron ahí (src/concurrente.py) y el gestor los MOVIÓ a sus carpetas de clasificación, que es lo que exigen los puntos 3, 4 y 5 de la pauta. Mover y no copiar se explica en 7.1. Antes de ejecutar el gestor se respaldó salida/ completo, de modo que el estado que dejó la Parte 1 también es auditable:</w:t>
       </w:r>
     </w:p>
     <w:p>
@@ -4634,7 +4778,7 @@
         <w:jc w:val="both"/>
       </w:pPr>
       <w:r>
-        <w:t>salida/LEEME.txt: explica esta situacion dentro del propio entregable e indica como regenerar los informes.</w:t>
+        <w:t>salida/LEEME.txt: explica esta situación dentro del propio entregable e indica cómo regenerar los informes.</w:t>
       </w:r>
     </w:p>
     <w:p>
@@ -4644,7 +4788,7 @@
         <w:jc w:val="both"/>
       </w:pPr>
       <w:r>
-        <w:t>evidencias/salida_parte1/: 21 archivos, es decir los 20 informes individuales mas el resumen, tal como los dejo la Parte 1 antes de la clasificacion.</w:t>
+        <w:t>evidencias/salida_parte1/: 21 archivos, es decir los 20 informes individuales más el resumen, tal como los dejó la Parte 1 antes de la clasificación.</w:t>
       </w:r>
     </w:p>
     <w:p>
@@ -4657,7 +4801,7 @@
           <w:color w:val="1F3A5F"/>
           <w:sz w:val="30"/>
         </w:rPr>
-        <w:t>6. Observacion de procesos y del sistema de archivos</w:t>
+        <w:t>6. Observación de procesos y del sistema de archivos</w:t>
       </w:r>
     </w:p>
     <w:p>
@@ -4674,7 +4818,7 @@
         <w:rPr>
           <w:sz w:val="20"/>
         </w:rPr>
-        <w:t>Nota metodologica sobre la carga amplificada. El conjunto oficial de 20 archivos se procesa en milisegundos y ps no alcanza a tomar una muestra util. Por eso la observacion se hizo en dos partes: (A) el consumo de la corrida OFICIAL con /usr/bin/time -v, que no necesita muestreo; y (B) la observacion en vivo con ps sobre una CARGA AMPLIFICADA de 4000 archivos (64000 lineas), los mismos archivos oficiales replicados con otras fechas validas. Ambas partes se ejecutan sobre COPIAS del proyecto, para no alterar el arbol entregable. Toda metrica entregable sale del conjunto oficial; la carga amplificada solo hace que el proceso viva lo suficiente para observarlo (270 muestras).</w:t>
+        <w:t>Nota metodológica sobre la carga amplificada. El conjunto oficial de 20 archivos se procesa en milisegundos y ps no alcanza a tomar una muestra útil. Por eso la observación se hizo en dos partes: (A) el consumo de la corrida OFICIAL con /usr/bin/time -v, que no necesita muestreo; y (B) la observación en vivo con ps sobre una CARGA AMPLIFICADA de 4000 archivos (64000 líneas), los mismos archivos oficiales replicados con otras fechas válidas. Ambas partes se ejecutan sobre COPIAS del proyecto, para no alterar el árbol entregable. Toda métrica entregable sale del conjunto oficial; la carga amplificada sólo hace que el proceso viva lo suficiente para observarlo (270 muestras).</w:t>
       </w:r>
     </w:p>
     <w:p>
@@ -4859,7 +5003,7 @@
         <w:jc w:val="both"/>
       </w:pPr>
       <w:r>
-        <w:t>Percent of CPU 100% sobre centesimas de segundo: con solo 20 archivos el proceso apenas alcanza a repartir trabajo antes de terminar.</w:t>
+        <w:t>Percent of CPU 100% sobre centésimas de segundo: con sólo 20 archivos el proceso apenas alcanza a repartir trabajo antes de terminar.</w:t>
       </w:r>
     </w:p>
     <w:p>
@@ -4869,7 +5013,7 @@
         <w:jc w:val="both"/>
       </w:pPr>
       <w:r>
-        <w:t>Maximum resident set size 12964 KB (unos 12.7 MB de memoria fisica): el costo del interprete de Python mas los acumuladores del programa.</w:t>
+        <w:t>Maximum resident set size 12964 KB (unos 12.7 MB de memoria física): el costo del intérprete de Python más los acumuladores del programa.</w:t>
       </w:r>
     </w:p>
     <w:p>
@@ -4879,7 +5023,7 @@
         <w:jc w:val="both"/>
       </w:pPr>
       <w:r>
-        <w:t>149 cambios de contexto voluntarios y 1 involuntarios. Los voluntarios son el proceso cediendo la CPU por su cuenta al esperar entrada/salida o un mutex; los involuntarios son el planificador expulsandolo al agotar su cuanto. 184 bloques escritos corresponden a los informes, el resumen y la bitacora de alertas.</w:t>
+        <w:t>149 cambios de contexto voluntarios y 1 involuntarios. Los voluntarios son el proceso cediendo la CPU por su cuenta al esperar entrada/salida o un mutex; los involuntarios son el planificador expulsándolo al agotar su cuanto. 184 bloques escritos corresponden a los informes, el resumen y la bitácora de alertas.</w:t>
       </w:r>
     </w:p>
     <w:p>
@@ -4892,7 +5036,7 @@
           <w:color w:val="2E5A88"/>
           <w:sz w:val="23"/>
         </w:rPr>
-        <w:t>6.2 Identificacion del proceso concurrente</w:t>
+        <w:t>6.2 Identificación del proceso concurrente</w:t>
       </w:r>
     </w:p>
     <w:p>
@@ -4932,7 +5076,7 @@
           <w:rFonts w:ascii="Consolas" w:hAnsi="Consolas"/>
           <w:sz w:val="15"/>
         </w:rPr>
-        <w:t>10043   10018 Sl    100  0.4 19368 249776    4       00:00 python3 src/concurrente.py</w:t>
+        <w:t>10043   10018 Rl   75.0  0.4 18824 249776    4       00:00 python3 src/concurrente.py</w:t>
       </w:r>
     </w:p>
     <w:p>
@@ -5002,7 +5146,7 @@
                 <w:b/>
                 <w:sz w:val="17"/>
               </w:rPr>
-              <w:t>Que significa en este proceso concreto</w:t>
+              <w:t>Qué significa en este proceso concreto</w:t>
             </w:r>
           </w:p>
         </w:tc>
@@ -5055,7 +5199,7 @@
               <w:rPr>
                 <w:sz w:val="16"/>
               </w:rPr>
-              <w:t>Identificador que el nucleo asigno al proceso que ejecuta python3 src/concurrente.py; es unico mientras el proceso vive.</w:t>
+              <w:t>Identificador que el núcleo asignó al proceso que ejecuta python3 src/concurrente.py; es único mientras el proceso vive.</w:t>
             </w:r>
           </w:p>
         </w:tc>
@@ -5108,7 +5252,7 @@
               <w:rPr>
                 <w:sz w:val="16"/>
               </w:rPr>
-              <w:t>Proceso padre: 10018 Ss   bash /tmp/rsh_13-procesos-recaptura.sh. Es el shell desde el que se lanzo la ejecucion.</w:t>
+              <w:t>Proceso padre: 10018 Ss   bash /tmp/rsh_13-procesos-recaptura.sh. Es el intérprete de órdenes desde el que se lanzó la ejecución.</w:t>
             </w:r>
           </w:p>
         </w:tc>
@@ -5144,7 +5288,7 @@
               <w:rPr>
                 <w:sz w:val="16"/>
               </w:rPr>
-              <w:t>Sl</w:t>
+              <w:t>Rl</w:t>
             </w:r>
           </w:p>
         </w:tc>
@@ -5161,7 +5305,7 @@
               <w:rPr>
                 <w:sz w:val="16"/>
               </w:rPr>
-              <w:t>S: en el instante de la muestra el proceso dormia en espera interrumpible (entrada/salida o mutex); la l final significa multihilo. En otras muestras aparece R, ejecutandose en CPU.</w:t>
+              <w:t>Rl: en el instante de la muestra el proceso estaba ejecutándose en CPU; la l final indica que es multihilo. En otras muestras aparece S, durmiendo en espera interrumpible (entrada/salida o un mutex).</w:t>
             </w:r>
           </w:p>
         </w:tc>
@@ -5197,7 +5341,7 @@
               <w:rPr>
                 <w:sz w:val="16"/>
               </w:rPr>
-              <w:t>100 (max. 103)</w:t>
+              <w:t>75.0 (máx. 103)</w:t>
             </w:r>
           </w:p>
         </w:tc>
@@ -5214,7 +5358,7 @@
               <w:rPr>
                 <w:sz w:val="16"/>
               </w:rPr>
-              <w:t>Que supere el 100 % es la prueba de trabajo simultaneo en mas de un nucleo: un proceso de un solo hilo no puede pasar de 100 %.</w:t>
+              <w:t>ps lo promedia sobre toda la vida del proceso, y esta muestra aún arrastra el arranque. El trabajo simultáneo en más de un núcleo lo prueba el máximo observado, 103: un proceso de un solo hilo no pasa de 100 %.</w:t>
             </w:r>
           </w:p>
         </w:tc>
@@ -5267,7 +5411,7 @@
               <w:rPr>
                 <w:sz w:val="16"/>
               </w:rPr>
-              <w:t>Fraccion de los 4 GB de memoria fisica ocupada por el proceso; es baja porque el programa procesa por flujo y no carga todo en memoria.</w:t>
+              <w:t>Fracción de los 4 GB de memoria física ocupada por el proceso; es baja porque el programa procesa por flujo y no carga todo en memoria.</w:t>
             </w:r>
           </w:p>
         </w:tc>
@@ -5303,7 +5447,7 @@
               <w:rPr>
                 <w:sz w:val="16"/>
               </w:rPr>
-              <w:t>19368 KB</w:t>
+              <w:t>18824 KB</w:t>
             </w:r>
           </w:p>
         </w:tc>
@@ -5320,7 +5464,7 @@
               <w:rPr>
                 <w:sz w:val="16"/>
               </w:rPr>
-              <w:t>Memoria residente: la parte del proceso efectivamente cargada en RAM, que es lo que cuesta de verdad en memoria fisica.</w:t>
+              <w:t>Memoria residente: la parte del proceso efectivamente cargada en RAM, que es lo que cuesta de verdad en memoria física.</w:t>
             </w:r>
           </w:p>
         </w:tc>
@@ -5447,7 +5591,7 @@
           <w:color w:val="2E5A88"/>
           <w:sz w:val="23"/>
         </w:rPr>
-        <w:t>6.3 Hilos y vista del nucleo</w:t>
+        <w:t>6.3 Hilos y vista del núcleo</w:t>
       </w:r>
     </w:p>
     <w:p>
@@ -5645,7 +5789,20 @@
         <w:jc w:val="both"/>
       </w:pPr>
       <w:r>
-        <w:t>Los cuatro identificadores de hilo comparten el mismo PID pero tienen TID distintos: el primero coincide con el PID y es el hilo principal, que encola y espera; los otros 3 consumen de la cola. El nucleo confirma Threads: 4 y VmRSS: 18908 kB, coherente con ps, y State: S (sleeping). Que el estado sea "sleeping" en una muestra y "running" en otra no es contradictorio: los hilos alternan entre calculo y espera por entrada/salida.</w:t>
+        <w:t>Los cuatro identificadores de hilo comparten el mismo PID pero tienen TID distintos: el primero coincide con el PID y es el hilo principal, que encola y espera; los otros 3 consumen de la cola. El núcleo confirma Threads: 4 y VmRSS: 18908 kB, coherente con ps, y State: S (sleeping). Que el estado sea "sleeping" en una muestra y "running" en otra no es contradictorio: los hilos alternan entre cálculo y espera por entrada/salida.</w:t>
+      </w:r>
+    </w:p>
+    <w:p>
+      <w:pPr>
+        <w:spacing w:before="160" w:after="80"/>
+      </w:pPr>
+      <w:r>
+        <w:rPr>
+          <w:b/>
+          <w:color w:val="2E5A88"/>
+          <w:sz w:val="23"/>
+        </w:rPr>
+        <w:t>6.4 Evolución del proceso durante la ejecución</w:t>
       </w:r>
     </w:p>
     <w:p>
@@ -5659,7 +5816,20 @@
           <w:b/>
           <w:sz w:val="15"/>
         </w:rPr>
-        <w:t>$ ps -o pid,ppid,stat,%cpu,%mem,rss,vsz,nlwp,cmd -p &lt;PID&gt;   # muestras sucesivas</w:t>
+        <w:t>$ ps -o pid,ppid,stat,%cpu,%mem,rss,vsz,nlwp,etime,cmd -p &lt;PID&gt;   # repetido sobre el mismo PID</w:t>
+      </w:r>
+    </w:p>
+    <w:p>
+      <w:pPr>
+        <w:spacing w:after="0" w:line="240" w:lineRule="auto"/>
+        <w:shd w:val="clear" w:color="auto" w:fill="F4F5F7"/>
+      </w:pPr>
+      <w:r>
+        <w:rPr>
+          <w:rFonts w:ascii="Consolas" w:hAnsi="Consolas"/>
+          <w:sz w:val="15"/>
+        </w:rPr>
+        <w:t>PID    PPID STAT  %CPU %MEM     RSS      VSZ NLWP     ELAPSED CMD</w:t>
       </w:r>
     </w:p>
     <w:p>
@@ -5737,7 +5907,7 @@
         <w:jc w:val="both"/>
       </w:pPr>
       <w:r>
-        <w:t>La primera muestra fue tomada antes de que arrancaran los trabajadores: un solo hilo, 0.0 % de CPU y unos 7 MB residentes. En las siguientes NLWP sube a 4, el %CPU pasa de 100 y el RSS crece de forma sostenida a medida que se llenan los acumuladores. Esa progresion es la concurrencia hecha visible.</w:t>
+        <w:t>La primera muestra fue tomada antes de que arrancaran los trabajadores: un solo hilo (NLWP 1), 0.0 % de CPU y 6.9 MB residentes. En las siguientes NLWP sube a 4, el %CPU pasa de 100 y el RSS crece de forma sostenida a medida que se llenan los acumuladores; en la última los trabajadores ya terminaron y NLWP vuelve a 1 con el %CPU acumulado en 103. Esa progresión es la concurrencia hecha visible.</w:t>
       </w:r>
     </w:p>
     <w:p>
@@ -5748,7 +5918,7 @@
       <w:r>
         <w:drawing>
           <wp:inline xmlns:a="http://schemas.openxmlformats.org/drawingml/2006/main" xmlns:pic="http://schemas.openxmlformats.org/drawingml/2006/picture">
-            <wp:extent cx="5793313" cy="3994147"/>
+            <wp:extent cx="4770964" cy="3289298"/>
             <wp:docPr id="7" name="Picture 7"/>
             <wp:cNvGraphicFramePr>
               <a:graphicFrameLocks noChangeAspect="1"/>
@@ -5769,7 +5939,7 @@
                   <pic:spPr>
                     <a:xfrm>
                       <a:off x="0" y="0"/>
-                      <a:ext cx="5793313" cy="3994147"/>
+                      <a:ext cx="4770964" cy="3289298"/>
                     </a:xfrm>
                     <a:prstGeom prst="rect"/>
                   </pic:spPr>
@@ -5790,7 +5960,7 @@
           <w:i/>
           <w:sz w:val="17"/>
         </w:rPr>
-        <w:t>Figura 7. Observacion en vivo del proceso concurrente en la consola de la maquina virtual. Es otra corrida de la misma prueba, con su propia carga amplificada -la que declara el encabezado de la pantalla, distinta de la transcrita arriba- y por eso muestra otro PID y otro RSS; coincide en estructura y en orden de magnitud: un proceso con 4 hilos vivos, %CPU por encima de 100 y el mismo du -sh de 624K del proyecto.</w:t>
+        <w:t>Figura 7. Observación en vivo del proceso concurrente en la consola de la máquina virtual. Es otra corrida de la misma prueba y con la MISMA carga amplificada: los 4000 archivos y 64000 líneas que declara el encabezado de la pantalla son los de la transcripción de arriba. Lo que cambia es la corrida, y por eso difieren el PID, el RSS y el %CPU máximo, que aquí llega a 107 frente a los 103 transcritos. Coincide en lo que importa: 4 hilos vivos, %CPU por encima de 100 y el mismo du -sh de 624K del proyecto.</w:t>
       </w:r>
     </w:p>
     <w:p>
@@ -5803,7 +5973,7 @@
           <w:color w:val="2E5A88"/>
           <w:sz w:val="23"/>
         </w:rPr>
-        <w:t>6.4 Memoria del sistema, espacio disponible y tamano del proyecto</w:t>
+        <w:t>6.5 Memoria del sistema, espacio disponible y tamaño del proyecto</w:t>
       </w:r>
     </w:p>
     <w:p>
@@ -5932,7 +6102,7 @@
         <w:jc w:val="both"/>
       </w:pPr>
       <w:r>
-        <w:t>La maquina tiene 3.8Gi de memoria total, con 379Mi en uso y 3.3Gi libres. La columna buff/cache (373Mi) no es memoria perdida sino cache de disco que el nucleo devuelve en cuanto un proceso la necesita, y por eso la disponible (3.5Gi) supera a la libre; el intercambio queda en 0 B usados, senal de que el trabajo nunca presiono la memoria fisica. El proyecto vive en /dev/sda1 montado en /, con 24G de capacidad, 1.2G usados y 21G disponibles (6% de uso), y ocupa 624K; ese total supera la suma de sus subcarpetas por el redondeo de du a bloques de 4096 bytes.</w:t>
+        <w:t>La máquina tiene 3.8Gi de memoria total, con 379Mi en uso y 3.3Gi libres. La columna buff/cache (373Mi) no es memoria perdida sino caché de disco que el núcleo devuelve en cuanto un proceso la necesita, y por eso la disponible (3.5Gi) supera a la libre; el intercambio queda en 0 B usados, señal de que el trabajo nunca presionó la memoria física. El proyecto vive en /dev/sda1 montado en /, con 24G de capacidad, 1.2G usados y 21G disponibles (6% de uso), y ocupa 624K; ese total supera la suma de sus subcarpetas por el redondeo de du a bloques de 4096 bytes.</w:t>
       </w:r>
     </w:p>
     <w:p>
@@ -5945,7 +6115,7 @@
           <w:color w:val="2E5A88"/>
           <w:sz w:val="23"/>
         </w:rPr>
-        <w:t>6.5 Metadatos de la bitacora con stat</w:t>
+        <w:t>6.6 Metadatos de la bitácora con stat</w:t>
       </w:r>
     </w:p>
     <w:p>
@@ -6165,7 +6335,7 @@
               <w:rPr>
                 <w:sz w:val="16"/>
               </w:rPr>
-              <w:t>Tipo y tamano</w:t>
+              <w:t>Tipo y tamaño</w:t>
             </w:r>
           </w:p>
         </w:tc>
@@ -6199,7 +6369,7 @@
               <w:rPr>
                 <w:sz w:val="16"/>
               </w:rPr>
-              <w:t>Archivo ordinario de datos. El tamano logico es menor que el espacio reservado, porque el sistema de archivos asigna bloques completos de 4096 bytes.</w:t>
+              <w:t>Archivo ordinario de datos. El tamaño lógico es menor que el espacio reservado, porque el sistema de archivos asigna bloques completos de 4096 bytes.</w:t>
             </w:r>
           </w:p>
         </w:tc>
@@ -6252,7 +6422,7 @@
               <w:rPr>
                 <w:sz w:val="16"/>
               </w:rPr>
-              <w:t>El nombre gestion_ambiental.log es solo una entrada de directorio que apunta a ese inodo. Un enlace duro subiria el contador a 2 sin duplicar un byte.</w:t>
+              <w:t>El nombre gestion_ambiental.log es sólo una entrada de directorio que apunta a ese inodo. Un enlace duro subiría el contador a 2 sin duplicar un byte.</w:t>
             </w:r>
           </w:p>
         </w:tc>
@@ -6305,7 +6475,7 @@
               <w:rPr>
                 <w:sz w:val="16"/>
               </w:rPr>
-              <w:t>Lectura y escritura para el propietario y su grupo, solo lectura para el resto: la bitacora es auditable por terceros pero no modificable.</w:t>
+              <w:t>Lectura y escritura para el propietario y su grupo, sólo lectura para el resto: la bitácora es auditable por terceros pero no modificable.</w:t>
             </w:r>
           </w:p>
         </w:tc>
@@ -6411,7 +6581,7 @@
               <w:rPr>
                 <w:sz w:val="16"/>
               </w:rPr>
-              <w:t>Ultima lectura, ultima escritura de contenido, ultimo cambio de metadatos del inodo y creacion: coinciden porque el archivo se creo y se escribio en la misma corrida.</w:t>
+              <w:t>Última lectura, última escritura de contenido, último cambio de metadatos del inodo y creación: coinciden porque el archivo se creó y se escribió en la misma corrida.</w:t>
             </w:r>
           </w:p>
         </w:tc>
@@ -6427,7 +6597,7 @@
         <w:jc w:val="both"/>
       </w:pPr>
       <w:r>
-        <w:t>Esa bitacora tiene 28 lineas y 2442 bytes. Ambas cifras corresponden a la misma corrida: el generador de este informe compara el conteo de lineas del archivo entregado con el que declara la evidencia, y el tamano del archivo entregado con el que devolvio stat, y se detiene si alguno de los dos pares no calza.</w:t>
+        <w:t>Esa bitácora tiene 28 líneas y 2442 bytes. Ambas cifras corresponden a la misma corrida: el generador de este informe compara el conteo de líneas del archivo entregado con el que declara la evidencia, y el tamaño del archivo entregado con el que devolvió stat, y se detiene si alguno de los dos pares no calza.</w:t>
       </w:r>
     </w:p>
     <w:p>
@@ -6453,7 +6623,7 @@
           <w:color w:val="2E5A88"/>
           <w:sz w:val="23"/>
         </w:rPr>
-        <w:t>7.1 Por que los informes se mueven y el resumen se copia</w:t>
+        <w:t>7.1 Por qué los informes se mueven y el resumen se copia</w:t>
       </w:r>
     </w:p>
     <w:p>
@@ -6461,7 +6631,7 @@
         <w:jc w:val="both"/>
       </w:pPr>
       <w:r>
-        <w:t>Los informes se MUEVEN desde salida/ a su carpeta de clasificacion porque el traslado es un cambio de estado definitivo: un informe ya clasificado no debe seguir figurando como pendiente. Copiarlos duplicaria cada informe y se perderia la propiedad mas util: que salida/ sin informes significa "no queda nada por clasificar".</w:t>
+        <w:t>Los informes se MUEVEN desde salida/ a su carpeta de clasificación porque el traslado es un cambio de estado definitivo: un informe ya clasificado no debe seguir figurando como pendiente. Copiarlos duplicaría cada informe y se perdería la propiedad más útil: que salida/ sin informes significa "no queda nada por clasificar".</w:t>
       </w:r>
     </w:p>
     <w:p>
@@ -6469,7 +6639,7 @@
         <w:jc w:val="both"/>
       </w:pPr>
       <w:r>
-        <w:t>Mover dentro de una misma particion (aqui origen y destino estan ambos en /dev/sda1) es la llamada rename(2): no copia datos, elimina la entrada de directorio antigua y crea otra que apunta al MISMO inodo. Los bloques no se tocan, el numero de inodo no cambia y solo se actualiza el ctime; por eso es casi instantanea y su costo no depende del tamano. Entre particiones distintas el nucleo no podria renombrar y shutil.move degradaria a copiar y borrar.</w:t>
+        <w:t>Mover dentro de una misma partición (aquí origen y destino están ambos en /dev/sda1) es la llamada rename(2): no copia datos, elimina la entrada de directorio antigua y crea otra que apunta al MISMO inodo. Los bloques no se tocan, el número de inodo no cambia y sólo se actualiza el ctime; por eso es casi instantánea y su costo no depende del tamaño. Entre particiones distintas el núcleo no podría renombrar y shutil.move degradaría a copiar y borrar.</w:t>
       </w:r>
     </w:p>
     <w:p>
@@ -6477,7 +6647,7 @@
         <w:jc w:val="both"/>
       </w:pPr>
       <w:r>
-        <w:t>El resumen consolidado tiene otro papel: es la vista general que el modulo de monitoreo consulta en su ruta de siempre. Por eso salida/resumen_ambiental.txt se CONSERVA y ademas se COPIA como gestion_ambiental/resumen_resguardado.txt con shutil.copy. Copiar si crea un inodo nuevo, con su contenido en otros bloques: desde ese momento los dos archivos son independientes y modificar uno no altera al otro, que es lo que se espera de un respaldo.</w:t>
+        <w:t>El resumen consolidado tiene otro papel: es la vista general que el módulo de monitoreo consulta en su ruta de siempre. Por eso salida/resumen_ambiental.txt se CONSERVA y además se COPIA como gestion_ambiental/resumen_resguardado.txt con shutil.copy. Copiar sí crea un inodo nuevo, con su contenido en otros bloques: desde ese momento los dos archivos son independientes y modificar uno no altera al otro, que es lo que se espera de un respaldo.</w:t>
       </w:r>
     </w:p>
     <w:tbl>
@@ -6772,7 +6942,7 @@
               <w:rPr>
                 <w:sz w:val="16"/>
               </w:rPr>
-              <w:t>Proposito</w:t>
+              <w:t>Propósito</w:t>
             </w:r>
           </w:p>
         </w:tc>
@@ -6789,7 +6959,7 @@
               <w:rPr>
                 <w:sz w:val="16"/>
               </w:rPr>
-              <w:t>reclasificacion definitiva</w:t>
+              <w:t>reclasificación definitiva</w:t>
             </w:r>
           </w:p>
         </w:tc>
@@ -6806,7 +6976,7 @@
               <w:rPr>
                 <w:sz w:val="16"/>
               </w:rPr>
-              <w:t>respaldo y auditoria</w:t>
+              <w:t>respaldo y auditoría</w:t>
             </w:r>
           </w:p>
         </w:tc>
@@ -6880,7 +7050,7 @@
         <w:jc w:val="both"/>
       </w:pPr>
       <w:r>
-        <w:t>El resumen original (448 bytes) sigue en salida/, la copia resguardada pesa 448 bytes y su contenido es identico byte a byte: comprobado. En salida/ quedan 0 informes individuales, porque todos fueron movidos y no copiados; esto es lo que documenta 5.4.</w:t>
+        <w:t>El resumen original (448 bytes) sigue en salida/, la copia resguardada pesa 448 bytes y su contenido es idéntico byte a byte: comprobado. En salida/ quedan 0 informes individuales, porque todos fueron movidos y no copiados; esto es lo que documenta 5.4.</w:t>
       </w:r>
     </w:p>
     <w:p>
@@ -6910,7 +7080,7 @@
         <w:rPr>
           <w:sz w:val="20"/>
         </w:rPr>
-        <w:t>Esta demostracion es DESTRUCTIVA: inyecta datos danados. Por eso NO se ejecuto sobre el arbol entregado sino sobre una COPIA completa en /home/equipo07/demo_destructiva. De ahi que la bitacora entregada cierre con "no se detectaron anomalias en esta corrida": el entregable viene de una corrida limpia y las cifras de esta subseccion pertenecen a la copia.</w:t>
+        <w:t>Esta demostración es DESTRUCTIVA: inyecta datos dañados. Por eso NO se ejecutó sobre el árbol entregado sino sobre una COPIA completa en /home/equipo07/demo_destructiva. De ahí que la bitácora entregada cierre con "no se detectaron anomalias en esta corrida": el entregable viene de una corrida limpia y las cifras de esta subsección pertenecen a la copia.</w:t>
       </w:r>
     </w:p>
     <w:p>
@@ -6918,7 +7088,7 @@
         <w:jc w:val="both"/>
       </w:pPr>
       <w:r>
-        <w:t>El requisito 13 pide controlar al menos un error sin detener el procesamiento. Se inyectaron cuatro fallas distintas, para probar tanto el analisis de la bitacora de alertas como la lectura de los informes: una linea sin separadores, otra con campos insuficientes, un indicador desconocido ("Radiacion") y un informe sin la linea "Alertas detectadas: N".</w:t>
+        <w:t>El requisito 13 pide controlar al menos un error sin detener el procesamiento. Se inyectaron cuatro fallas distintas, para probar tanto el análisis de la bitácora de alertas como la lectura de los informes: una línea sin separadores, otra con campos insuficientes, un indicador desconocido ("Radiacion") y un informe sin la línea "Alertas detectadas: N".</w:t>
       </w:r>
     </w:p>
     <w:p>
@@ -7037,7 +7207,7 @@
         <w:jc w:val="both"/>
       </w:pPr>
       <w:r>
-        <w:t>El comportamiento es el correcto: las 4 anomalias quedaron registradas con su numero de linea y su contenido, el gestor NO se detuvo, termino con codigo 0, conservo las 79 alertas validas y genero el inventario igual. Descartar el dato defectuoso y continuar es preferible a abortar: una linea corrupta no puede invalidar una jornada de monitoreo, pero tampoco puede desaparecer en silencio.</w:t>
+        <w:t>El comportamiento es el correcto: las 4 anomalías quedaron registradas con su número de línea y su contenido, el gestor NO se detuvo, terminó con código 0, conservó las 79 alertas válidas y generó el inventario igual. Descartar el dato defectuoso y continuar es preferible a abortar: una línea corrupta no puede invalidar una jornada de monitoreo, pero tampoco puede desaparecer en silencio.</w:t>
       </w:r>
     </w:p>
     <w:p>
@@ -7048,7 +7218,7 @@
       <w:r>
         <w:drawing>
           <wp:inline xmlns:a="http://schemas.openxmlformats.org/drawingml/2006/main" xmlns:pic="http://schemas.openxmlformats.org/drawingml/2006/picture">
-            <wp:extent cx="5991222" cy="2788707"/>
+            <wp:extent cx="4933947" cy="2296582"/>
             <wp:docPr id="8" name="Picture 8"/>
             <wp:cNvGraphicFramePr>
               <a:graphicFrameLocks noChangeAspect="1"/>
@@ -7069,7 +7239,7 @@
                   <pic:spPr>
                     <a:xfrm>
                       <a:off x="0" y="0"/>
-                      <a:ext cx="5991222" cy="2788707"/>
+                      <a:ext cx="4933947" cy="2296582"/>
                     </a:xfrm>
                     <a:prstGeom prst="rect"/>
                   </pic:spPr>
@@ -7090,7 +7260,7 @@
           <w:i/>
           <w:sz w:val="17"/>
         </w:rPr>
-        <w:t>Figura 8. Metadatos de la bitacora con stat y evidencia del control de errores en la consola de la maquina virtual. La captura corresponde a una corrida de control anterior, con dos alertas danadas en vez de las cuatro fallas transcritas arriba; por eso declara dos anomalias y otro tamano de bitacora. El resultado es el mismo: registra cada anomalia, no se detiene, termina con codigo 0 y completa el inventario con las 79 alertas. La ultima linea queda cortada por el borde de la consola; su texto completo esta en evidencias/debian/06-control-de-errores.txt.</w:t>
+        <w:t>Figura 8. Metadatos de la bitácora con stat y control de errores en la consola de la máquina virtual. Arriba, el stat del archivo entregado: los mismos 2442 bytes e inodo 1046636 que transcribe 6.6. Abajo, una corrida de control DISTINTA de la de 7.2, con dos alertas dañadas en vez de cuatro fallas; sus líneas legibles ya dan el resultado completo (código 0, dos anomalías y 79 alertas conservadas). La última línea, el resumen CONTROL DE ERRORES de esa misma corrida, es la que corta el borde de la consola: no está transcrita en ninguna evidencia, porque la corrida archivada en evidencias/debian/06-control-de-errores.txt es la otra.</w:t>
       </w:r>
     </w:p>
     <w:p>
@@ -7103,7 +7273,7 @@
           <w:color w:val="2E5A88"/>
           <w:sz w:val="23"/>
         </w:rPr>
-        <w:t>7.3 Idempotencia y proteccion contra sobrescritura</w:t>
+        <w:t>7.3 Idempotencia y protección contra sobrescritura</w:t>
       </w:r>
     </w:p>
     <w:p>
@@ -7120,7 +7290,7 @@
         <w:rPr>
           <w:sz w:val="20"/>
         </w:rPr>
-        <w:t>Esta demostracion tambien es destructiva, porque duplica informes a proposito, y por eso se ejecuto sobre la misma COPIA /home/equipo07/demo_destructiva. El arbol entregado conserva sus 20 informes sin sufijos de version, que es el estado de una unica corrida limpia.</w:t>
+        <w:t>Esta demostración también es destructiva, porque duplica informes a propósito, y por eso se ejecutó sobre la misma COPIA /home/equipo07/demo_destructiva. El árbol entregado conserva sus 20 informes sin sufijos de versión, que es el estado de una única corrida limpia.</w:t>
       </w:r>
     </w:p>
     <w:p>
@@ -7239,7 +7409,7 @@
         <w:jc w:val="both"/>
       </w:pPr>
       <w:r>
-        <w:t>Las alertas no se duplican entre corridas porque los registros por indicador se reconstruyen de forma atomica sobre archivos temporales que se renombran al final. Al reprocesar, los informes ya clasificados no se pierden ni se pisan: obtener_nombre_seguro() comprueba la existencia del destino y agrega un sufijo correlativo. Partiendo de 21 informes, tras dos ciclos adicionales conviven 61 donde se esperaban 61 (40 con sufijo): ningun archivo fue sobrescrito ni eliminado.</w:t>
+        <w:t>Las alertas no se duplican entre corridas porque los registros por indicador se reconstruyen de forma atómica sobre archivos temporales que se renombran al final. Al reprocesar, los informes ya clasificados no se pierden ni se pisan: obtener_nombre_seguro() comprueba la existencia del destino y agrega un sufijo correlativo. Partiendo de 21 informes, tras dos ciclos adicionales conviven 61 donde se esperaban 61 (40 con sufijo): ningún archivo fue sobrescrito ni eliminado.</w:t>
       </w:r>
     </w:p>
     <w:p>
@@ -7265,7 +7435,7 @@
           <w:color w:val="2E5A88"/>
           <w:sz w:val="23"/>
         </w:rPr>
-        <w:t>8.1 Sobre concurrencia: el resultado que no favorece la hipotesis</w:t>
+        <w:t>8.1 Sobre concurrencia: el resultado que no favorece la hipótesis</w:t>
       </w:r>
     </w:p>
     <w:p>
@@ -7273,7 +7443,7 @@
         <w:jc w:val="both"/>
       </w:pPr>
       <w:r>
-        <w:t>La conclusion mas importante es tambien la mas incomoda: en este caso concreto la concurrencia NO acelero el procesamiento. La version concurrente tardo 0m0.023s frente a 0m0.019s de la secuencial, y su tiempo interno fue 0.007 s frente a 0.005 s. El dato no se maquilla, se explica:</w:t>
+        <w:t>La conclusión más importante es también la más incómoda: en este caso concreto la concurrencia NO aceleró el procesamiento. La versión concurrente tardó 0m0.023s frente a 0m0.019s de la secuencial, y su tiempo interno fue 0.007 s frente a 0.005 s. El dato no se maquilla, se explica:</w:t>
       </w:r>
     </w:p>
     <w:p>
@@ -7283,7 +7453,7 @@
         <w:jc w:val="both"/>
       </w:pPr>
       <w:r>
-        <w:t>El trabajo util es demasiado pequeno: 20 archivos con 320 lineas, procesados en centesimas de segundo.</w:t>
+        <w:t>El trabajo útil es demasiado pequeño: 20 archivos con 320 líneas, procesados en centésimas de segundo.</w:t>
       </w:r>
     </w:p>
     <w:p>
@@ -7293,7 +7463,7 @@
         <w:jc w:val="both"/>
       </w:pPr>
       <w:r>
-        <w:t>El costo fijo de la concurrencia no depende del tamano del trabajo: crear 3 hilos, encolar los archivos y tomar y soltar los mutex en cada actualizacion pesa mas que lo que se ahorra al repartir un trabajo tan breve.</w:t>
+        <w:t>El costo fijo de la concurrencia no depende del tamaño del trabajo: crear 3 hilos, encolar los archivos y tomar y soltar los mutex en cada actualización pesa más que lo que se ahorra al repartir un trabajo tan breve.</w:t>
       </w:r>
     </w:p>
     <w:p>
@@ -7303,7 +7473,7 @@
         <w:jc w:val="both"/>
       </w:pPr>
       <w:r>
-        <w:t>El trabajo esta dominado por entrada/salida sobre archivos diminutos que el nucleo ya tiene en cache, de modo que hay poca espera que solapar; y en CPython el bloqueo global del interprete impide que dos hilos ejecuten codigo Python puro a la vez.</w:t>
+        <w:t>El trabajo está dominado por entrada/salida sobre archivos diminutos que el núcleo ya tiene en caché, de modo que hay poca espera que solapar; y en CPython el bloqueo global del intérprete impide que dos hilos ejecuten código Python puro a la vez.</w:t>
       </w:r>
     </w:p>
     <w:p>
@@ -7311,7 +7481,7 @@
         <w:jc w:val="both"/>
       </w:pPr>
       <w:r>
-        <w:t>La concurrencia si se observa cuando el trabajo crece: con la carga amplificada de 4000 archivos el proceso alcanzo 103 % de CPU, por encima del 100 % que jamas superaria un proceso de un solo hilo. El mecanismo funciona; lo que falta en el conjunto oficial es trabajo suficiente para amortizar su costo de entrada.</w:t>
+        <w:t>La concurrencia sí se observa cuando el trabajo crece: con la carga amplificada de 4000 archivos el proceso alcanzó 103 % de CPU, por encima del 100 % que jamás superaría un proceso de un solo hilo. El mecanismo funciona; lo que falta en el conjunto oficial es trabajo suficiente para amortizar su costo de entrada.</w:t>
       </w:r>
     </w:p>
     <w:p>
@@ -7324,7 +7494,7 @@
           <w:color w:val="2E5A88"/>
           <w:sz w:val="23"/>
         </w:rPr>
-        <w:t>8.2 Sobre sincronizacion y sistema de archivos</w:t>
+        <w:t>8.2 Sobre sincronización y sistema de archivos</w:t>
       </w:r>
     </w:p>
     <w:p>
@@ -7332,7 +7502,7 @@
         <w:jc w:val="both"/>
       </w:pPr>
       <w:r>
-        <w:t>Que las 6 de 6 metricas coincidan y que los 20 informes sean identicos es la evidencia de que la sincronizacion es correcta: con 3 hilos actualizando contadores compartidos, sin mutex cada corrida habria dado un resultado distinto. El patron fue acumular en variables locales y entrar a la seccion critica una sola vez por archivo; queue.Queue garantiza que cada archivo lo toma un unico trabajador. El unico efecto observable de la concurrencia es el ORDEN de las lineas de la bitacora.</w:t>
+        <w:t>Que las 6 de 6 métricas coincidan y que los 20 informes sean idénticos es la evidencia de que la sincronización es correcta: con 3 hilos actualizando contadores compartidos, sin mutex cada corrida habría dado un resultado distinto. El patrón fue acumular en variables locales y entrar a la sección crítica una sola vez por archivo; queue.Queue garantiza que cada archivo lo toma un único trabajador. El único efecto observable de la concurrencia es el ORDEN de las líneas de la bitácora.</w:t>
       </w:r>
     </w:p>
     <w:p>
@@ -7340,7 +7510,7 @@
         <w:jc w:val="both"/>
       </w:pPr>
       <w:r>
-        <w:t>Mover y copiar obligo a distinguir el nombre de un archivo del archivo mismo: un nombre es una entrada de directorio que apunta a un inodo. Las herramientas completaron el cuadro: stat dio inodo, enlaces, permisos y marcas de tiempo; ls -lah y du -sh, la diferencia entre tamano logico y bloques ocupados; df -h, el sistema de archivos y su espacio libre; free -h, que la cache no es memoria perdida; y ps con /proc, la estructura interna del proceso.</w:t>
+        <w:t>Mover y copiar obligó a distinguir el nombre de un archivo del archivo mismo: un nombre es una entrada de directorio que apunta a un inodo. Las herramientas completaron el cuadro: stat dio inodo, enlaces, permisos y marcas de tiempo; ls -lah y du -sh, la diferencia entre tamaño lógico y bloques ocupados; df -h, el sistema de archivos y su espacio libre; free -h, que la caché no es memoria perdida; y ps con /proc, la estructura interna del proceso.</w:t>
       </w:r>
     </w:p>
     <w:p>
@@ -7353,7 +7523,7 @@
           <w:color w:val="2E5A88"/>
           <w:sz w:val="23"/>
         </w:rPr>
-        <w:t>8.3 Declaraciones de honestidad tecnica</w:t>
+        <w:t>8.3 Declaraciones de honestidad técnica</w:t>
       </w:r>
     </w:p>
     <w:p>
@@ -7363,7 +7533,7 @@
         <w:jc w:val="both"/>
       </w:pPr>
       <w:r>
-        <w:t>Hipervisor: el hito declaro Oracle VirtualBox y la implementacion final se hizo sobre Microsoft Hyper-V (maquina de Generacion 1, arranque BIOS), con los recursos comprometidos intactos; la pauta admite otro hipervisor. TODAS las figuras de instalacion son de la maquina real en Hyper-V; la etapa previa sobre Oracle VirtualBox queda archivada, no presentada como evidencia de la maquina entregada.</w:t>
+        <w:t>Hipervisor: el hito declaró Oracle VirtualBox y la implementación final se hizo sobre Microsoft Hyper-V (máquina de Generación 1, arranque BIOS), con los recursos comprometidos intactos; la pauta admite otro hipervisor. TODAS las figuras de instalación son de la máquina real en Hyper-V: de la etapa previa sobre Oracle VirtualBox no se conserva ninguna captura en el entregable, porque no correspondía a la máquina entregada.</w:t>
       </w:r>
     </w:p>
     <w:p>
@@ -7373,7 +7543,7 @@
         <w:jc w:val="both"/>
       </w:pPr>
       <w:r>
-        <w:t>Rendimiento: la version concurrente resulto mas lenta que la secuencial en el conjunto oficial; se informa tal como se midio.</w:t>
+        <w:t>Rendimiento: la versión concurrente resultó más lenta que la secuencial en el conjunto oficial; se informa tal como se midió.</w:t>
       </w:r>
     </w:p>
     <w:p>
@@ -7383,7 +7553,7 @@
         <w:jc w:val="both"/>
       </w:pPr>
       <w:r>
-        <w:t>Clasificacion: sin_alertas/ quedo con 0 informes porque la pauta exige al menos una alerta por archivo; la rama se demostro aparte.</w:t>
+        <w:t>Clasificación: sin_alertas/ quedó con 0 informes porque la pauta exige al menos una alerta por archivo; la rama se demostró aparte.</w:t>
       </w:r>
     </w:p>
     <w:p>
@@ -7393,7 +7563,7 @@
         <w:jc w:val="both"/>
       </w:pPr>
       <w:r>
-        <w:t>Demostraciones destructivas: el control de errores (7.2) y la anti-sobrescritura (7.3) se ejecutaron sobre una COPIA, no sobre el arbol entregado; por eso la bitacora entregada no registra esas anomalias.</w:t>
+        <w:t>Demostraciones destructivas: el control de errores (7.2) y la anti-sobrescritura (7.3) se ejecutaron sobre una COPIA, no sobre el árbol entregado; por eso la bitácora entregada no registra esas anomalías.</w:t>
       </w:r>
     </w:p>
     <w:p>
@@ -7416,7 +7586,7 @@
           <w:color w:val="2E5A88"/>
           <w:sz w:val="23"/>
         </w:rPr>
-        <w:t>8.4 Indice de evidencias que respaldan este informe</w:t>
+        <w:t>8.4 Índice de evidencias que respaldan este informe</w:t>
       </w:r>
     </w:p>
     <w:p>
@@ -7424,7 +7594,7 @@
         <w:jc w:val="both"/>
       </w:pPr>
       <w:r>
-        <w:t>Cada seccion puede auditarse contra el archivo que la origina; el generador falla si alguno cambia de forma incompatible.</w:t>
+        <w:t>Cada sección puede auditarse contra el archivo que la origina; el generador falla si alguno cambia de forma incompatible.</w:t>
       </w:r>
     </w:p>
     <w:tbl>
@@ -7525,7 +7695,7 @@
               <w:rPr>
                 <w:sz w:val="16"/>
               </w:rPr>
-              <w:t>cmdlets de Hyper-V y verificacion SHA256 del ISO</w:t>
+              <w:t>cmdlets de Hyper-V y verificación SHA256 del ISO</w:t>
             </w:r>
           </w:p>
         </w:tc>
@@ -7631,7 +7801,7 @@
               <w:rPr>
                 <w:sz w:val="16"/>
               </w:rPr>
-              <w:t>distribucion, kernel, hipervisor, CPU, memoria, disco y red</w:t>
+              <w:t>distribución, kernel, hipervisor, CPU, memoria, disco y red</w:t>
             </w:r>
           </w:p>
         </w:tc>
@@ -7684,7 +7854,7 @@
               <w:rPr>
                 <w:sz w:val="16"/>
               </w:rPr>
-              <w:t>ambas corridas, las seis metricas y la comparacion de informes y alertas</w:t>
+              <w:t>ambas corridas, las seis métricas y la comparación de informes y alertas</w:t>
             </w:r>
           </w:p>
         </w:tc>
@@ -7790,7 +7960,7 @@
               <w:rPr>
                 <w:sz w:val="16"/>
               </w:rPr>
-              <w:t>estructura, inventario, stat de la bitacora, mover frente a copiar</w:t>
+              <w:t>estructura, inventario, stat de la bitácora, mover frente a copiar</w:t>
             </w:r>
           </w:p>
         </w:tc>
@@ -7843,7 +8013,7 @@
               <w:rPr>
                 <w:sz w:val="16"/>
               </w:rPr>
-              <w:t>anomalias inyectadas y rama sin_alertas (sobre una copia)</w:t>
+              <w:t>anomalías inyectadas y rama sin_alertas (sobre una copia)</w:t>
             </w:r>
           </w:p>
         </w:tc>
@@ -7949,7 +8119,7 @@
               <w:rPr>
                 <w:sz w:val="16"/>
               </w:rPr>
-              <w:t>21 archivos: salida/ tal como la dejo la Parte 1</w:t>
+              <w:t>21 archivos: salida/ tal como la dejó la Parte 1</w:t>
             </w:r>
           </w:p>
         </w:tc>
@@ -8002,7 +8172,7 @@
               <w:rPr>
                 <w:sz w:val="16"/>
               </w:rPr>
-              <w:t>instalacion real en Hyper-V y consola de la maquina definitiva</w:t>
+              <w:t>instalación real en Hyper-V y consola de la máquina definitiva</w:t>
             </w:r>
           </w:p>
         </w:tc>
@@ -8055,7 +8225,7 @@
               <w:rPr>
                 <w:sz w:val="16"/>
               </w:rPr>
-              <w:t>estado real: informes, alertas por indicador, inventario y bitacora</w:t>
+              <w:t>estado real: informes, alertas por indicador, inventario y bitácora</w:t>
             </w:r>
           </w:p>
         </w:tc>
@@ -8108,7 +8278,7 @@
               <w:rPr>
                 <w:sz w:val="16"/>
               </w:rPr>
-              <w:t>pauta oficial contra la cual se verifico cada requisito</w:t>
+              <w:t>pauta oficial contra la cual se verificó cada requisito</w:t>
             </w:r>
           </w:p>
         </w:tc>
@@ -8160,7 +8330,7 @@
         <w:color w:val="6B7280"/>
         <w:sz w:val="16"/>
       </w:rPr>
-      <w:t xml:space="preserve">Solemne 01 Practico - Parte 2 - Forma B  |  Equipo 07  |  Seccion NRC 18897  |  Pagina </w:t>
+      <w:t xml:space="preserve">Solemne 01 Práctico - Parte 2 - Forma B  |  Equipo 07  |  Sección NRC 18897  |  Página </w:t>
     </w:r>
     <w:r>
       <w:rPr>

--- a/docs/Informe_Final_Parte2_Equipo07.docx
+++ b/docs/Informe_Final_Parte2_Equipo07.docx
@@ -2,9 +2,16 @@
 <file path=word/document.xml><?xml version="1.0" encoding="utf-8"?>
 <w:document xmlns:wpc="http://schemas.microsoft.com/office/word/2010/wordprocessingCanvas" xmlns:mo="http://schemas.microsoft.com/office/mac/office/2008/main" xmlns:mc="http://schemas.openxmlformats.org/markup-compatibility/2006" xmlns:mv="urn:schemas-microsoft-com:mac:vml" xmlns:o="urn:schemas-microsoft-com:office:office" xmlns:r="http://schemas.openxmlformats.org/officeDocument/2006/relationships" xmlns:m="http://schemas.openxmlformats.org/officeDocument/2006/math" xmlns:v="urn:schemas-microsoft-com:vml" xmlns:wp14="http://schemas.microsoft.com/office/word/2010/wordprocessingDrawing" xmlns:wp="http://schemas.openxmlformats.org/drawingml/2006/wordprocessingDrawing" xmlns:w10="urn:schemas-microsoft-com:office:word" xmlns:w="http://schemas.openxmlformats.org/wordprocessingml/2006/main" xmlns:w14="http://schemas.microsoft.com/office/word/2010/wordml" xmlns:wpg="http://schemas.microsoft.com/office/word/2010/wordprocessingGroup" xmlns:wpi="http://schemas.microsoft.com/office/word/2010/wordprocessingInk" xmlns:wne="http://schemas.microsoft.com/office/word/2006/wordml" xmlns:wps="http://schemas.microsoft.com/office/word/2010/wordprocessingShape" mc:Ignorable="w14 wp14">
   <w:body>
-    <w:p/>
-    <w:p/>
-    <w:p/>
+    <w:p>
+      <w:pPr>
+        <w:spacing w:before="0" w:after="0" w:line="3883" w:lineRule="exact"/>
+      </w:pPr>
+      <w:r>
+        <w:rPr>
+          <w:sz w:val="2"/>
+        </w:rPr>
+      </w:r>
+    </w:p>
     <w:p>
       <w:pPr>
         <w:spacing w:after="120"/>
@@ -162,10 +169,19 @@
         <w:t>Thomas Márquez</w:t>
       </w:r>
     </w:p>
-    <w:p/>
     <w:p>
       <w:pPr>
-        <w:spacing w:after="120"/>
+        <w:spacing w:after="0"/>
+      </w:pPr>
+      <w:r>
+        <w:rPr>
+          <w:sz w:val="20"/>
+        </w:rPr>
+      </w:r>
+    </w:p>
+    <w:p>
+      <w:pPr>
+        <w:spacing w:after="0"/>
         <w:jc w:val="center"/>
       </w:pPr>
       <w:r>
@@ -183,7 +199,8 @@
     </w:p>
     <w:p>
       <w:pPr>
-        <w:spacing w:before="80" w:after="160"/>
+        <w:keepNext/>
+        <w:spacing w:before="240" w:after="30"/>
       </w:pPr>
       <w:r>
         <w:rPr>
@@ -196,7 +213,7 @@
     </w:p>
     <w:p>
       <w:pPr>
-        <w:jc w:val="both"/>
+        <w:jc w:val="left"/>
       </w:pPr>
       <w:r>
         <w:t>Este informe documenta el traslado de la solución de monitoreo ambiental del Equipo 07 a un ambiente Debian GNU/Linux, como exige la Parte 2 de la Solemne 01 práctica (Forma B): instalación de la máquina virtual, preparación del entorno, ejecución de las dos versiones de la Parte 1 sobre el mismo conjunto de datos, gestor de incidencias y observación de procesos, memoria y sistema de archivos. Todas las cifras se midieron dentro de la máquina virtual en una ÚNICA corrida y quedaron en evidencias/. El documento lo genera scripts/generar_informe.py, que lee esos archivos, los compara con el estado real del árbol entregado y se detiene sin emitir nada si ambas fuentes no coinciden.</w:t>
@@ -204,7 +221,8 @@
     </w:p>
     <w:p>
       <w:pPr>
-        <w:spacing w:before="160" w:after="80"/>
+        <w:keepNext/>
+        <w:spacing w:before="180" w:after="20"/>
       </w:pPr>
       <w:r>
         <w:rPr>
@@ -219,7 +237,7 @@
       <w:pPr>
         <w:pStyle w:val="ListBullet"/>
         <w:spacing w:after="60"/>
-        <w:jc w:val="both"/>
+        <w:jc w:val="left"/>
       </w:pPr>
       <w:r>
         <w:t>src/secuencial.py: procesar un archivo JSONL completo antes de pasar al siguiente, sin hilos. Define el contrato de validación y es la referencia contra la cual se compara el resultado concurrente.</w:t>
@@ -229,7 +247,7 @@
       <w:pPr>
         <w:pStyle w:val="ListBullet"/>
         <w:spacing w:after="60"/>
-        <w:jc w:val="both"/>
+        <w:jc w:val="left"/>
       </w:pPr>
       <w:r>
         <w:t>src/concurrente.py: procesar el mismo conjunto repartiendo los archivos entre 3 trabajadores threading.Thread mediante una queue.Queue compartida, protegiendo acumuladores globales y bitácora de alertas con mutex threading.Lock.</w:t>
@@ -239,7 +257,7 @@
       <w:pPr>
         <w:pStyle w:val="ListBullet"/>
         <w:spacing w:after="60"/>
-        <w:jc w:val="both"/>
+        <w:jc w:val="left"/>
       </w:pPr>
       <w:r>
         <w:t>src/gestor_incidencias.py: clasificar los informes por cantidad de alertas, resguardar el resumen, separar alertas por indicador, generar el inventario JSON y mantener una bitácora trazable sin detenerse ante entradas defectuosas.</w:t>
@@ -247,7 +265,8 @@
     </w:p>
     <w:p>
       <w:pPr>
-        <w:spacing w:before="160" w:after="80"/>
+        <w:keepNext/>
+        <w:spacing w:before="180" w:after="20"/>
       </w:pPr>
       <w:r>
         <w:rPr>
@@ -262,17 +281,17 @@
       <w:pPr>
         <w:pStyle w:val="ListNumber"/>
         <w:spacing w:after="60"/>
-        <w:jc w:val="both"/>
+        <w:jc w:val="left"/>
       </w:pPr>
       <w:r>
-        <w:t>Generación de datos: scripts/generar_archivos_entrada.py crea 20 archivos estacion_CODIGO_AAAAMMDD.jsonl en entrada/ con semilla fija 20240908, de modo que la entrada es idéntica en cualquier máquina.</w:t>
+        <w:t>Generación de datos: scripts/​generar_​archivos_​entrada​.py crea 20 archivos estacion_​CODIGO_​AAAAMMDD​.jsonl en entrada/ con semilla fija 20240908, de modo que la entrada es idéntica en cualquier máquina.</w:t>
       </w:r>
     </w:p>
     <w:p>
       <w:pPr>
         <w:pStyle w:val="ListNumber"/>
         <w:spacing w:after="60"/>
-        <w:jc w:val="both"/>
+        <w:jc w:val="left"/>
       </w:pPr>
       <w:r>
         <w:t>Ingesta y validación: cada línea JSONL se valida en formato, tipos, rangos y timestamp; la que no cumple se descarta como inválida sin detener el proceso.</w:t>
@@ -282,7 +301,7 @@
       <w:pPr>
         <w:pStyle w:val="ListNumber"/>
         <w:spacing w:after="60"/>
-        <w:jc w:val="both"/>
+        <w:jc w:val="left"/>
       </w:pPr>
       <w:r>
         <w:t>Procesamiento: la versión secuencial recorre los archivos uno tras otro; la concurrente los encola en una queue.Queue y los reparte entre 3 hilos que acumulan resultados locales y sólo actualizan las variables globales dentro de una sección crítica.</w:t>
@@ -292,17 +311,17 @@
       <w:pPr>
         <w:pStyle w:val="ListNumber"/>
         <w:spacing w:after="60"/>
-        <w:jc w:val="both"/>
+        <w:jc w:val="left"/>
       </w:pPr>
       <w:r>
-        <w:t>Detección de alertas: cada medición válida se contrasta con los umbrales y la alerta se escribe en alertas/alertas_detectadas.log con el formato archivo;estacion;timestamp;indicador;valor;umbral.</w:t>
+        <w:t>Detección de alertas: cada medición válida se contrasta con los umbrales y la alerta se escribe en alertas/​alertas_​detectadas​.log con el formato archivo;estacion;timestamp;indicador;valor;umbral.</w:t>
       </w:r>
     </w:p>
     <w:p>
       <w:pPr>
         <w:pStyle w:val="ListNumber"/>
         <w:spacing w:after="60"/>
-        <w:jc w:val="both"/>
+        <w:jc w:val="left"/>
       </w:pPr>
       <w:r>
         <w:t>Salida: un informe por archivo en salida/informe_*.txt y el consolidado salida/resumen_ambiental.txt.</w:t>
@@ -312,15 +331,16 @@
       <w:pPr>
         <w:pStyle w:val="ListNumber"/>
         <w:spacing w:after="60"/>
-        <w:jc w:val="both"/>
+        <w:jc w:val="left"/>
       </w:pPr>
       <w:r>
-        <w:t>Gestión de incidencias: los informes se MUEVEN a gestion_ambiental/sin_alertas/, con_alertas/ o criticas/ según sus alertas; el resumen se COPIA como resumen_resguardado.txt; las alertas se separan por indicador; se generan inventario_ambiental.json y logs/gestion_ambiental.log. Por eso salida/ queda sólo con el resumen: ver 5.4.</w:t>
+        <w:t>Gestión de incidencias: los informes se MUEVEN a gestion_ambiental/sin_alertas/, con_​alertas/ o criticas/ según sus alertas; el resumen se COPIA como resumen_resguardado.txt; las alertas se separan por indicador; se generan inventario_​ambiental​.json y logs/gestion_ambiental.log. Por eso salida/ queda sólo con el resumen: ver 5.4.</w:t>
       </w:r>
     </w:p>
     <w:p>
       <w:pPr>
-        <w:spacing w:before="160" w:after="80"/>
+        <w:keepNext/>
+        <w:spacing w:before="180" w:after="20"/>
       </w:pPr>
       <w:r>
         <w:rPr>
@@ -344,19 +364,24 @@
         <w:gridCol w:w="2409"/>
       </w:tblGrid>
       <w:tr>
+        <w:trPr>
+          <w:cantSplit/>
+          <w:tblHeader/>
+        </w:trPr>
         <w:tc>
           <w:tcPr>
             <w:tcW w:type="dxa" w:w="1752"/>
           </w:tcPr>
           <w:p>
             <w:pPr>
-              <w:spacing w:after="40"/>
+              <w:keepNext/>
+              <w:spacing w:after="20"/>
             </w:pPr>
             <w:r/>
             <w:r>
               <w:rPr>
                 <w:b/>
-                <w:sz w:val="17"/>
+                <w:sz w:val="16"/>
               </w:rPr>
               <w:t>Campo</w:t>
             </w:r>
@@ -368,13 +393,14 @@
           </w:tcPr>
           <w:p>
             <w:pPr>
-              <w:spacing w:after="40"/>
+              <w:keepNext/>
+              <w:spacing w:after="20"/>
             </w:pPr>
             <w:r/>
             <w:r>
               <w:rPr>
                 <w:b/>
-                <w:sz w:val="17"/>
+                <w:sz w:val="16"/>
               </w:rPr>
               <w:t>Rango válido</w:t>
             </w:r>
@@ -386,13 +412,14 @@
           </w:tcPr>
           <w:p>
             <w:pPr>
-              <w:spacing w:after="40"/>
+              <w:keepNext/>
+              <w:spacing w:after="20"/>
             </w:pPr>
             <w:r/>
             <w:r>
               <w:rPr>
                 <w:b/>
-                <w:sz w:val="17"/>
+                <w:sz w:val="16"/>
               </w:rPr>
               <w:t>Indicador</w:t>
             </w:r>
@@ -404,13 +431,14 @@
           </w:tcPr>
           <w:p>
             <w:pPr>
-              <w:spacing w:after="40"/>
+              <w:keepNext/>
+              <w:spacing w:after="20"/>
             </w:pPr>
             <w:r/>
             <w:r>
               <w:rPr>
                 <w:b/>
-                <w:sz w:val="17"/>
+                <w:sz w:val="16"/>
               </w:rPr>
               <w:t>Condición de alerta</w:t>
             </w:r>
@@ -418,18 +446,22 @@
         </w:tc>
       </w:tr>
       <w:tr>
+        <w:trPr>
+          <w:cantSplit/>
+        </w:trPr>
         <w:tc>
           <w:tcPr>
             <w:tcW w:type="dxa" w:w="1752"/>
           </w:tcPr>
           <w:p>
             <w:pPr>
-              <w:spacing w:after="40"/>
+              <w:keepNext/>
+              <w:spacing w:after="20"/>
             </w:pPr>
             <w:r/>
             <w:r>
               <w:rPr>
-                <w:sz w:val="16"/>
+                <w:sz w:val="15"/>
               </w:rPr>
               <w:t>Temperatura</w:t>
             </w:r>
@@ -441,12 +473,13 @@
           </w:tcPr>
           <w:p>
             <w:pPr>
-              <w:spacing w:after="40"/>
+              <w:keepNext/>
+              <w:spacing w:after="20"/>
             </w:pPr>
             <w:r/>
             <w:r>
               <w:rPr>
-                <w:sz w:val="16"/>
+                <w:sz w:val="15"/>
               </w:rPr>
               <w:t>-20.0 C a 60.0 C</w:t>
             </w:r>
@@ -458,12 +491,13 @@
           </w:tcPr>
           <w:p>
             <w:pPr>
-              <w:spacing w:after="40"/>
+              <w:keepNext/>
+              <w:spacing w:after="20"/>
             </w:pPr>
             <w:r/>
             <w:r>
               <w:rPr>
-                <w:sz w:val="16"/>
+                <w:sz w:val="15"/>
               </w:rPr>
               <w:t>Temperatura</w:t>
             </w:r>
@@ -475,12 +509,13 @@
           </w:tcPr>
           <w:p>
             <w:pPr>
-              <w:spacing w:after="40"/>
+              <w:keepNext/>
+              <w:spacing w:after="20"/>
             </w:pPr>
             <w:r/>
             <w:r>
               <w:rPr>
-                <w:sz w:val="16"/>
+                <w:sz w:val="15"/>
               </w:rPr>
               <w:t>mayor o igual a 35.0 C</w:t>
             </w:r>
@@ -488,18 +523,22 @@
         </w:tc>
       </w:tr>
       <w:tr>
+        <w:trPr>
+          <w:cantSplit/>
+        </w:trPr>
         <w:tc>
           <w:tcPr>
             <w:tcW w:type="dxa" w:w="1752"/>
           </w:tcPr>
           <w:p>
             <w:pPr>
-              <w:spacing w:after="40"/>
+              <w:keepNext/>
+              <w:spacing w:after="20"/>
             </w:pPr>
             <w:r/>
             <w:r>
               <w:rPr>
-                <w:sz w:val="16"/>
+                <w:sz w:val="15"/>
               </w:rPr>
               <w:t>Humedad</w:t>
             </w:r>
@@ -511,12 +550,13 @@
           </w:tcPr>
           <w:p>
             <w:pPr>
-              <w:spacing w:after="40"/>
+              <w:keepNext/>
+              <w:spacing w:after="20"/>
             </w:pPr>
             <w:r/>
             <w:r>
               <w:rPr>
-                <w:sz w:val="16"/>
+                <w:sz w:val="15"/>
               </w:rPr>
               <w:t>0.0 % a 100.0 %</w:t>
             </w:r>
@@ -528,12 +568,13 @@
           </w:tcPr>
           <w:p>
             <w:pPr>
-              <w:spacing w:after="40"/>
+              <w:keepNext/>
+              <w:spacing w:after="20"/>
             </w:pPr>
             <w:r/>
             <w:r>
               <w:rPr>
-                <w:sz w:val="16"/>
+                <w:sz w:val="15"/>
               </w:rPr>
               <w:t>Humedad</w:t>
             </w:r>
@@ -545,12 +586,13 @@
           </w:tcPr>
           <w:p>
             <w:pPr>
-              <w:spacing w:after="40"/>
+              <w:keepNext/>
+              <w:spacing w:after="20"/>
             </w:pPr>
             <w:r/>
             <w:r>
               <w:rPr>
-                <w:sz w:val="16"/>
+                <w:sz w:val="15"/>
               </w:rPr>
               <w:t>menor o igual a 20.0 %</w:t>
             </w:r>
@@ -558,18 +600,22 @@
         </w:tc>
       </w:tr>
       <w:tr>
+        <w:trPr>
+          <w:cantSplit/>
+        </w:trPr>
         <w:tc>
           <w:tcPr>
             <w:tcW w:type="dxa" w:w="1752"/>
           </w:tcPr>
           <w:p>
             <w:pPr>
-              <w:spacing w:after="40"/>
+              <w:keepNext/>
+              <w:spacing w:after="20"/>
             </w:pPr>
             <w:r/>
             <w:r>
               <w:rPr>
-                <w:sz w:val="16"/>
+                <w:sz w:val="15"/>
               </w:rPr>
               <w:t>PM2.5</w:t>
             </w:r>
@@ -581,12 +627,13 @@
           </w:tcPr>
           <w:p>
             <w:pPr>
-              <w:spacing w:after="40"/>
+              <w:keepNext/>
+              <w:spacing w:after="20"/>
             </w:pPr>
             <w:r/>
             <w:r>
               <w:rPr>
-                <w:sz w:val="16"/>
+                <w:sz w:val="15"/>
               </w:rPr>
               <w:t>mayor o igual a 0.0 ug/m3</w:t>
             </w:r>
@@ -598,12 +645,13 @@
           </w:tcPr>
           <w:p>
             <w:pPr>
-              <w:spacing w:after="40"/>
+              <w:keepNext/>
+              <w:spacing w:after="20"/>
             </w:pPr>
             <w:r/>
             <w:r>
               <w:rPr>
-                <w:sz w:val="16"/>
+                <w:sz w:val="15"/>
               </w:rPr>
               <w:t>PM2.5</w:t>
             </w:r>
@@ -615,12 +663,13 @@
           </w:tcPr>
           <w:p>
             <w:pPr>
-              <w:spacing w:after="40"/>
+              <w:keepNext/>
+              <w:spacing w:after="20"/>
             </w:pPr>
             <w:r/>
             <w:r>
               <w:rPr>
-                <w:sz w:val="16"/>
+                <w:sz w:val="15"/>
               </w:rPr>
               <w:t>mayor o igual a 35.0 ug/m3</w:t>
             </w:r>
@@ -628,18 +677,22 @@
         </w:tc>
       </w:tr>
       <w:tr>
+        <w:trPr>
+          <w:cantSplit/>
+        </w:trPr>
         <w:tc>
           <w:tcPr>
             <w:tcW w:type="dxa" w:w="1752"/>
           </w:tcPr>
           <w:p>
             <w:pPr>
-              <w:spacing w:after="40"/>
+              <w:keepNext/>
+              <w:spacing w:after="20"/>
             </w:pPr>
             <w:r/>
             <w:r>
               <w:rPr>
-                <w:sz w:val="16"/>
+                <w:sz w:val="15"/>
               </w:rPr>
               <w:t>Ruido</w:t>
             </w:r>
@@ -651,12 +704,13 @@
           </w:tcPr>
           <w:p>
             <w:pPr>
-              <w:spacing w:after="40"/>
+              <w:keepNext/>
+              <w:spacing w:after="20"/>
             </w:pPr>
             <w:r/>
             <w:r>
               <w:rPr>
-                <w:sz w:val="16"/>
+                <w:sz w:val="15"/>
               </w:rPr>
               <w:t>0.0 dB a 140.0 dB</w:t>
             </w:r>
@@ -668,12 +722,13 @@
           </w:tcPr>
           <w:p>
             <w:pPr>
-              <w:spacing w:after="40"/>
+              <w:keepNext/>
+              <w:spacing w:after="20"/>
             </w:pPr>
             <w:r/>
             <w:r>
               <w:rPr>
-                <w:sz w:val="16"/>
+                <w:sz w:val="15"/>
               </w:rPr>
               <w:t>Ruido</w:t>
             </w:r>
@@ -685,12 +740,13 @@
           </w:tcPr>
           <w:p>
             <w:pPr>
-              <w:spacing w:after="40"/>
+              <w:keepNext/>
+              <w:spacing w:after="20"/>
             </w:pPr>
             <w:r/>
             <w:r>
               <w:rPr>
-                <w:sz w:val="16"/>
+                <w:sz w:val="15"/>
               </w:rPr>
               <w:t>mayor o igual a 75.0 dB</w:t>
             </w:r>
@@ -698,18 +754,21 @@
         </w:tc>
       </w:tr>
       <w:tr>
+        <w:trPr>
+          <w:cantSplit/>
+        </w:trPr>
         <w:tc>
           <w:tcPr>
             <w:tcW w:type="dxa" w:w="1752"/>
           </w:tcPr>
           <w:p>
             <w:pPr>
-              <w:spacing w:after="40"/>
+              <w:spacing w:after="20"/>
             </w:pPr>
             <w:r/>
             <w:r>
               <w:rPr>
-                <w:sz w:val="16"/>
+                <w:sz w:val="15"/>
               </w:rPr>
               <w:t>Timestamp</w:t>
             </w:r>
@@ -721,12 +780,12 @@
           </w:tcPr>
           <w:p>
             <w:pPr>
-              <w:spacing w:after="40"/>
+              <w:spacing w:after="20"/>
             </w:pPr>
             <w:r/>
             <w:r>
               <w:rPr>
-                <w:sz w:val="16"/>
+                <w:sz w:val="15"/>
               </w:rPr>
               <w:t>formato AAAA-MM-DDTHH:MM:SS</w:t>
             </w:r>
@@ -738,12 +797,12 @@
           </w:tcPr>
           <w:p>
             <w:pPr>
-              <w:spacing w:after="40"/>
+              <w:spacing w:after="20"/>
             </w:pPr>
             <w:r/>
             <w:r>
               <w:rPr>
-                <w:sz w:val="16"/>
+                <w:sz w:val="15"/>
               </w:rPr>
             </w:r>
           </w:p>
@@ -754,12 +813,12 @@
           </w:tcPr>
           <w:p>
             <w:pPr>
-              <w:spacing w:after="40"/>
+              <w:spacing w:after="20"/>
             </w:pPr>
             <w:r/>
             <w:r>
               <w:rPr>
-                <w:sz w:val="16"/>
+                <w:sz w:val="15"/>
               </w:rPr>
             </w:r>
           </w:p>
@@ -768,12 +827,17 @@
     </w:tbl>
     <w:p>
       <w:pPr>
-        <w:spacing w:after="40"/>
-      </w:pPr>
+        <w:spacing w:before="0" w:after="0" w:line="240" w:lineRule="auto"/>
+      </w:pPr>
+      <w:r>
+        <w:rPr>
+          <w:sz w:val="10"/>
+        </w:rPr>
+      </w:r>
     </w:p>
     <w:p>
       <w:pPr>
-        <w:jc w:val="both"/>
+        <w:jc w:val="left"/>
       </w:pPr>
       <w:r>
         <w:t>Ambas versiones comparten estas constantes, y ésa es la razón de fondo por la cual sus métricas deben coincidir hasta el último decimal: la concurrencia cambia el orden en que se hace el trabajo, no el criterio con que se decide.</w:t>
@@ -781,7 +845,8 @@
     </w:p>
     <w:p>
       <w:pPr>
-        <w:spacing w:before="80" w:after="160"/>
+        <w:keepNext/>
+        <w:spacing w:before="240" w:after="30"/>
       </w:pPr>
       <w:r>
         <w:rPr>
@@ -794,7 +859,8 @@
     </w:p>
     <w:p>
       <w:pPr>
-        <w:spacing w:before="160" w:after="80"/>
+        <w:keepNext/>
+        <w:spacing w:before="180" w:after="20"/>
       </w:pPr>
       <w:r>
         <w:rPr>
@@ -807,7 +873,8 @@
     </w:p>
     <w:p>
       <w:pPr>
-        <w:jc w:val="both"/>
+        <w:keepNext/>
+        <w:jc w:val="left"/>
       </w:pPr>
       <w:r>
         <w:t>Se descargó la imagen de instalación por red debian-13.6.0-amd64-netinst.iso (755 MB) desde el sitio oficial de Debian y se verificó su integridad comparando su SHA256 con el publicado en SHA256SUMS, lo que garantiza que el medio no fue alterado ni quedó truncado. La salida es la del anfitrión y está archivada en evidencias/hyperv/configuracion-vm-hyperv.txt:</w:t>
@@ -815,7 +882,8 @@
     </w:p>
     <w:p>
       <w:pPr>
-        <w:spacing w:after="0" w:before="80"/>
+        <w:spacing w:after="0" w:before="80" w:line="240" w:lineRule="auto"/>
+        <w:keepNext/>
         <w:shd w:val="clear" w:color="auto" w:fill="E8EAED"/>
       </w:pPr>
       <w:r>
@@ -830,6 +898,7 @@
     <w:p>
       <w:pPr>
         <w:spacing w:after="0" w:line="240" w:lineRule="auto"/>
+        <w:keepNext/>
         <w:shd w:val="clear" w:color="auto" w:fill="F4F5F7"/>
       </w:pPr>
       <w:r>
@@ -843,6 +912,7 @@
     <w:p>
       <w:pPr>
         <w:spacing w:after="0" w:line="240" w:lineRule="auto"/>
+        <w:keepNext/>
         <w:shd w:val="clear" w:color="auto" w:fill="F4F5F7"/>
       </w:pPr>
       <w:r>
@@ -856,6 +926,7 @@
     <w:p>
       <w:pPr>
         <w:spacing w:after="0" w:line="240" w:lineRule="auto"/>
+        <w:keepNext/>
         <w:shd w:val="clear" w:color="auto" w:fill="F4F5F7"/>
       </w:pPr>
       <w:r>
@@ -881,12 +952,18 @@
     </w:p>
     <w:p>
       <w:pPr>
-        <w:spacing w:after="40"/>
-      </w:pPr>
+        <w:spacing w:before="0" w:after="0" w:line="240" w:lineRule="auto"/>
+      </w:pPr>
+      <w:r>
+        <w:rPr>
+          <w:sz w:val="10"/>
+        </w:rPr>
+      </w:r>
     </w:p>
     <w:p>
       <w:pPr>
-        <w:spacing w:before="160" w:after="80"/>
+        <w:keepNext/>
+        <w:spacing w:before="180" w:after="20"/>
       </w:pPr>
       <w:r>
         <w:rPr>
@@ -901,7 +978,7 @@
       <w:pPr>
         <w:spacing w:before="120" w:after="160"/>
         <w:ind w:left="170"/>
-        <w:jc w:val="both"/>
+        <w:jc w:val="left"/>
         <w:shd w:val="clear" w:color="auto" w:fill="FBF3E2"/>
         <w:pBdr>
           <w:left w:val="single" w:sz="18" w:space="6" w:color="B7791F"/>
@@ -909,7 +986,7 @@
       </w:pPr>
       <w:r>
         <w:rPr>
-          <w:sz w:val="20"/>
+          <w:sz w:val="19"/>
         </w:rPr>
         <w:t>Declaración explícita. En el hito el equipo planificó usar Oracle VirtualBox y la implementación final se hizo sobre Microsoft Hyper-V (máquina de Generación 1, arranque BIOS). Se hace constar porque afecta lo declarado en el hito; la pauta admite la situación, ya que la instalación "puede hacerlo en VirtualBox, VMware u otro hipervisor". Los recursos comprometidos se respetaron exactamente, sin rebajar ninguno.</w:t>
       </w:r>
@@ -927,19 +1004,24 @@
         <w:gridCol w:w="2409"/>
       </w:tblGrid>
       <w:tr>
+        <w:trPr>
+          <w:cantSplit/>
+          <w:tblHeader/>
+        </w:trPr>
         <w:tc>
           <w:tcPr>
             <w:tcW w:type="dxa" w:w="1469"/>
           </w:tcPr>
           <w:p>
             <w:pPr>
-              <w:spacing w:after="40"/>
+              <w:keepNext/>
+              <w:spacing w:after="20"/>
             </w:pPr>
             <w:r/>
             <w:r>
               <w:rPr>
                 <w:b/>
-                <w:sz w:val="17"/>
+                <w:sz w:val="16"/>
               </w:rPr>
               <w:t>Recurso</w:t>
             </w:r>
@@ -951,13 +1033,14 @@
           </w:tcPr>
           <w:p>
             <w:pPr>
-              <w:spacing w:after="40"/>
+              <w:keepNext/>
+              <w:spacing w:after="20"/>
             </w:pPr>
             <w:r/>
             <w:r>
               <w:rPr>
                 <w:b/>
-                <w:sz w:val="17"/>
+                <w:sz w:val="16"/>
               </w:rPr>
               <w:t>Mínimo de la pauta</w:t>
             </w:r>
@@ -969,13 +1052,14 @@
           </w:tcPr>
           <w:p>
             <w:pPr>
-              <w:spacing w:after="40"/>
+              <w:keepNext/>
+              <w:spacing w:after="20"/>
             </w:pPr>
             <w:r/>
             <w:r>
               <w:rPr>
                 <w:b/>
-                <w:sz w:val="17"/>
+                <w:sz w:val="16"/>
               </w:rPr>
               <w:t>Comprometido en el hito</w:t>
             </w:r>
@@ -987,13 +1071,14 @@
           </w:tcPr>
           <w:p>
             <w:pPr>
-              <w:spacing w:after="40"/>
+              <w:keepNext/>
+              <w:spacing w:after="20"/>
             </w:pPr>
             <w:r/>
             <w:r>
               <w:rPr>
                 <w:b/>
-                <w:sz w:val="17"/>
+                <w:sz w:val="16"/>
               </w:rPr>
               <w:t>Implementado y verificado</w:t>
             </w:r>
@@ -1001,18 +1086,22 @@
         </w:tc>
       </w:tr>
       <w:tr>
+        <w:trPr>
+          <w:cantSplit/>
+        </w:trPr>
         <w:tc>
           <w:tcPr>
             <w:tcW w:type="dxa" w:w="1469"/>
           </w:tcPr>
           <w:p>
             <w:pPr>
-              <w:spacing w:after="40"/>
+              <w:keepNext/>
+              <w:spacing w:after="20"/>
             </w:pPr>
             <w:r/>
             <w:r>
               <w:rPr>
-                <w:sz w:val="16"/>
+                <w:sz w:val="15"/>
               </w:rPr>
               <w:t>Hipervisor</w:t>
             </w:r>
@@ -1024,12 +1113,13 @@
           </w:tcPr>
           <w:p>
             <w:pPr>
-              <w:spacing w:after="40"/>
+              <w:keepNext/>
+              <w:spacing w:after="20"/>
             </w:pPr>
             <w:r/>
             <w:r>
               <w:rPr>
-                <w:sz w:val="16"/>
+                <w:sz w:val="15"/>
               </w:rPr>
               <w:t>VirtualBox, VMware u otro</w:t>
             </w:r>
@@ -1041,12 +1131,13 @@
           </w:tcPr>
           <w:p>
             <w:pPr>
-              <w:spacing w:after="40"/>
+              <w:keepNext/>
+              <w:spacing w:after="20"/>
             </w:pPr>
             <w:r/>
             <w:r>
               <w:rPr>
-                <w:sz w:val="16"/>
+                <w:sz w:val="15"/>
               </w:rPr>
               <w:t>Oracle VirtualBox</w:t>
             </w:r>
@@ -1058,12 +1149,13 @@
           </w:tcPr>
           <w:p>
             <w:pPr>
-              <w:spacing w:after="40"/>
+              <w:keepNext/>
+              <w:spacing w:after="20"/>
             </w:pPr>
             <w:r/>
             <w:r>
               <w:rPr>
-                <w:sz w:val="16"/>
+                <w:sz w:val="15"/>
               </w:rPr>
               <w:t>Microsoft Hyper-V, Generación 1</w:t>
             </w:r>
@@ -1071,18 +1163,22 @@
         </w:tc>
       </w:tr>
       <w:tr>
+        <w:trPr>
+          <w:cantSplit/>
+        </w:trPr>
         <w:tc>
           <w:tcPr>
             <w:tcW w:type="dxa" w:w="1469"/>
           </w:tcPr>
           <w:p>
             <w:pPr>
-              <w:spacing w:after="40"/>
+              <w:keepNext/>
+              <w:spacing w:after="20"/>
             </w:pPr>
             <w:r/>
             <w:r>
               <w:rPr>
-                <w:sz w:val="16"/>
+                <w:sz w:val="15"/>
               </w:rPr>
               <w:t>RAM</w:t>
             </w:r>
@@ -1094,12 +1190,13 @@
           </w:tcPr>
           <w:p>
             <w:pPr>
-              <w:spacing w:after="40"/>
+              <w:keepNext/>
+              <w:spacing w:after="20"/>
             </w:pPr>
             <w:r/>
             <w:r>
               <w:rPr>
-                <w:sz w:val="16"/>
+                <w:sz w:val="15"/>
               </w:rPr>
               <w:t>2 GB</w:t>
             </w:r>
@@ -1111,12 +1208,13 @@
           </w:tcPr>
           <w:p>
             <w:pPr>
-              <w:spacing w:after="40"/>
+              <w:keepNext/>
+              <w:spacing w:after="20"/>
             </w:pPr>
             <w:r/>
             <w:r>
               <w:rPr>
-                <w:sz w:val="16"/>
+                <w:sz w:val="15"/>
               </w:rPr>
               <w:t>4 GB</w:t>
             </w:r>
@@ -1128,12 +1226,13 @@
           </w:tcPr>
           <w:p>
             <w:pPr>
-              <w:spacing w:after="40"/>
+              <w:keepNext/>
+              <w:spacing w:after="20"/>
             </w:pPr>
             <w:r/>
             <w:r>
               <w:rPr>
-                <w:sz w:val="16"/>
+                <w:sz w:val="15"/>
               </w:rPr>
               <w:t>4 GB fijos (memoria dinámica: False); 3.8Gi útiles según free -h</w:t>
             </w:r>
@@ -1141,18 +1240,22 @@
         </w:tc>
       </w:tr>
       <w:tr>
+        <w:trPr>
+          <w:cantSplit/>
+        </w:trPr>
         <w:tc>
           <w:tcPr>
             <w:tcW w:type="dxa" w:w="1469"/>
           </w:tcPr>
           <w:p>
             <w:pPr>
-              <w:spacing w:after="40"/>
+              <w:keepNext/>
+              <w:spacing w:after="20"/>
             </w:pPr>
             <w:r/>
             <w:r>
               <w:rPr>
-                <w:sz w:val="16"/>
+                <w:sz w:val="15"/>
               </w:rPr>
               <w:t>Procesadores virtuales</w:t>
             </w:r>
@@ -1164,12 +1267,13 @@
           </w:tcPr>
           <w:p>
             <w:pPr>
-              <w:spacing w:after="40"/>
+              <w:keepNext/>
+              <w:spacing w:after="20"/>
             </w:pPr>
             <w:r/>
             <w:r>
               <w:rPr>
-                <w:sz w:val="16"/>
+                <w:sz w:val="15"/>
               </w:rPr>
               <w:t>2</w:t>
             </w:r>
@@ -1181,12 +1285,13 @@
           </w:tcPr>
           <w:p>
             <w:pPr>
-              <w:spacing w:after="40"/>
+              <w:keepNext/>
+              <w:spacing w:after="20"/>
             </w:pPr>
             <w:r/>
             <w:r>
               <w:rPr>
-                <w:sz w:val="16"/>
+                <w:sz w:val="15"/>
               </w:rPr>
               <w:t>4</w:t>
             </w:r>
@@ -1198,12 +1303,13 @@
           </w:tcPr>
           <w:p>
             <w:pPr>
-              <w:spacing w:after="40"/>
+              <w:keepNext/>
+              <w:spacing w:after="20"/>
             </w:pPr>
             <w:r/>
             <w:r>
               <w:rPr>
-                <w:sz w:val="16"/>
+                <w:sz w:val="15"/>
               </w:rPr>
               <w:t>4 vCPU sobre Intel(R) Core(TM) i9-14900</w:t>
             </w:r>
@@ -1211,18 +1317,22 @@
         </w:tc>
       </w:tr>
       <w:tr>
+        <w:trPr>
+          <w:cantSplit/>
+        </w:trPr>
         <w:tc>
           <w:tcPr>
             <w:tcW w:type="dxa" w:w="1469"/>
           </w:tcPr>
           <w:p>
             <w:pPr>
-              <w:spacing w:after="40"/>
+              <w:keepNext/>
+              <w:spacing w:after="20"/>
             </w:pPr>
             <w:r/>
             <w:r>
               <w:rPr>
-                <w:sz w:val="16"/>
+                <w:sz w:val="15"/>
               </w:rPr>
               <w:t>Disco virtual</w:t>
             </w:r>
@@ -1234,12 +1344,13 @@
           </w:tcPr>
           <w:p>
             <w:pPr>
-              <w:spacing w:after="40"/>
+              <w:keepNext/>
+              <w:spacing w:after="20"/>
             </w:pPr>
             <w:r/>
             <w:r>
               <w:rPr>
-                <w:sz w:val="16"/>
+                <w:sz w:val="15"/>
               </w:rPr>
               <w:t>20 GB</w:t>
             </w:r>
@@ -1251,12 +1362,13 @@
           </w:tcPr>
           <w:p>
             <w:pPr>
-              <w:spacing w:after="40"/>
+              <w:keepNext/>
+              <w:spacing w:after="20"/>
             </w:pPr>
             <w:r/>
             <w:r>
               <w:rPr>
-                <w:sz w:val="16"/>
+                <w:sz w:val="15"/>
               </w:rPr>
               <w:t>25 GB</w:t>
             </w:r>
@@ -1268,12 +1380,13 @@
           </w:tcPr>
           <w:p>
             <w:pPr>
-              <w:spacing w:after="40"/>
+              <w:keepNext/>
+              <w:spacing w:after="20"/>
             </w:pPr>
             <w:r/>
             <w:r>
               <w:rPr>
-                <w:sz w:val="16"/>
+                <w:sz w:val="15"/>
               </w:rPr>
               <w:t>25 GB Dynamic (ocupa 3 GB reales en el anfitrión)</w:t>
             </w:r>
@@ -1281,18 +1394,22 @@
         </w:tc>
       </w:tr>
       <w:tr>
+        <w:trPr>
+          <w:cantSplit/>
+        </w:trPr>
         <w:tc>
           <w:tcPr>
             <w:tcW w:type="dxa" w:w="1469"/>
           </w:tcPr>
           <w:p>
             <w:pPr>
-              <w:spacing w:after="40"/>
+              <w:keepNext/>
+              <w:spacing w:after="20"/>
             </w:pPr>
             <w:r/>
             <w:r>
               <w:rPr>
-                <w:sz w:val="16"/>
+                <w:sz w:val="15"/>
               </w:rPr>
               <w:t>Red</w:t>
             </w:r>
@@ -1304,12 +1421,13 @@
           </w:tcPr>
           <w:p>
             <w:pPr>
-              <w:spacing w:after="40"/>
+              <w:keepNext/>
+              <w:spacing w:after="20"/>
             </w:pPr>
             <w:r/>
             <w:r>
               <w:rPr>
-                <w:sz w:val="16"/>
+                <w:sz w:val="15"/>
               </w:rPr>
               <w:t>NAT</w:t>
             </w:r>
@@ -1321,12 +1439,13 @@
           </w:tcPr>
           <w:p>
             <w:pPr>
-              <w:spacing w:after="40"/>
+              <w:keepNext/>
+              <w:spacing w:after="20"/>
             </w:pPr>
             <w:r/>
             <w:r>
               <w:rPr>
-                <w:sz w:val="16"/>
+                <w:sz w:val="15"/>
               </w:rPr>
               <w:t>NAT con conectividad</w:t>
             </w:r>
@@ -1338,12 +1457,13 @@
           </w:tcPr>
           <w:p>
             <w:pPr>
-              <w:spacing w:after="40"/>
+              <w:keepNext/>
+              <w:spacing w:after="20"/>
             </w:pPr>
             <w:r/>
             <w:r>
               <w:rPr>
-                <w:sz w:val="16"/>
+                <w:sz w:val="15"/>
               </w:rPr>
               <w:t>Default Switch (Internal), IP 172.22.205.178/20 por DHCP</w:t>
             </w:r>
@@ -1351,18 +1471,21 @@
         </w:tc>
       </w:tr>
       <w:tr>
+        <w:trPr>
+          <w:cantSplit/>
+        </w:trPr>
         <w:tc>
           <w:tcPr>
             <w:tcW w:type="dxa" w:w="1469"/>
           </w:tcPr>
           <w:p>
             <w:pPr>
-              <w:spacing w:after="40"/>
+              <w:spacing w:after="20"/>
             </w:pPr>
             <w:r/>
             <w:r>
               <w:rPr>
-                <w:sz w:val="16"/>
+                <w:sz w:val="15"/>
               </w:rPr>
               <w:t>Sistema</w:t>
             </w:r>
@@ -1374,12 +1497,12 @@
           </w:tcPr>
           <w:p>
             <w:pPr>
-              <w:spacing w:after="40"/>
+              <w:spacing w:after="20"/>
             </w:pPr>
             <w:r/>
             <w:r>
               <w:rPr>
-                <w:sz w:val="16"/>
+                <w:sz w:val="15"/>
               </w:rPr>
               <w:t>Debian 13, 64 bits</w:t>
             </w:r>
@@ -1391,12 +1514,12 @@
           </w:tcPr>
           <w:p>
             <w:pPr>
-              <w:spacing w:after="40"/>
+              <w:spacing w:after="20"/>
             </w:pPr>
             <w:r/>
             <w:r>
               <w:rPr>
-                <w:sz w:val="16"/>
+                <w:sz w:val="15"/>
               </w:rPr>
               <w:t>Debian 13, 64 bits</w:t>
             </w:r>
@@ -1408,12 +1531,12 @@
           </w:tcPr>
           <w:p>
             <w:pPr>
-              <w:spacing w:after="40"/>
+              <w:spacing w:after="20"/>
             </w:pPr>
             <w:r/>
             <w:r>
               <w:rPr>
-                <w:sz w:val="16"/>
+                <w:sz w:val="15"/>
               </w:rPr>
               <w:t>Debian GNU/Linux 13 (trixie), versión 13.6</w:t>
             </w:r>
@@ -1423,12 +1546,18 @@
     </w:tbl>
     <w:p>
       <w:pPr>
-        <w:spacing w:after="40"/>
-      </w:pPr>
+        <w:spacing w:before="0" w:after="0" w:line="240" w:lineRule="auto"/>
+      </w:pPr>
+      <w:r>
+        <w:rPr>
+          <w:sz w:val="10"/>
+        </w:rPr>
+      </w:r>
     </w:p>
     <w:p>
       <w:pPr>
-        <w:jc w:val="both"/>
+        <w:keepNext/>
+        <w:jc w:val="left"/>
       </w:pPr>
       <w:r>
         <w:t>El propio sistema instalado confirma sobre qué hipervisor corre, de modo que la declaración es verificable y no depende de la palabra del equipo:</w:t>
@@ -1436,7 +1565,8 @@
     </w:p>
     <w:p>
       <w:pPr>
-        <w:spacing w:after="0" w:before="80"/>
+        <w:spacing w:after="0" w:before="80" w:line="240" w:lineRule="auto"/>
+        <w:keepNext/>
         <w:shd w:val="clear" w:color="auto" w:fill="E8EAED"/>
       </w:pPr>
       <w:r>
@@ -1451,6 +1581,7 @@
     <w:p>
       <w:pPr>
         <w:spacing w:after="0" w:line="240" w:lineRule="auto"/>
+        <w:keepNext/>
         <w:shd w:val="clear" w:color="auto" w:fill="F4F5F7"/>
       </w:pPr>
       <w:r>
@@ -1464,6 +1595,7 @@
     <w:p>
       <w:pPr>
         <w:spacing w:after="0" w:line="240" w:lineRule="auto"/>
+        <w:keepNext/>
         <w:shd w:val="clear" w:color="auto" w:fill="F4F5F7"/>
       </w:pPr>
       <w:r>
@@ -1489,12 +1621,17 @@
     </w:p>
     <w:p>
       <w:pPr>
-        <w:spacing w:after="40"/>
-      </w:pPr>
+        <w:spacing w:before="0" w:after="0" w:line="240" w:lineRule="auto"/>
+      </w:pPr>
+      <w:r>
+        <w:rPr>
+          <w:sz w:val="10"/>
+        </w:rPr>
+      </w:r>
     </w:p>
     <w:p>
       <w:pPr>
-        <w:jc w:val="both"/>
+        <w:jc w:val="left"/>
       </w:pPr>
       <w:r>
         <w:t>De la etapa previa sobre Oracle VirtualBox no se conserva ninguna captura en el entregable, y por eso esta subsección no lleva figura: las imágenes de esa etapa correspondían a otra máquina, con otro usuario y otro nombre de host, de modo que presentarlas habría contradicho lo que documenta el resto del informe. La única evidencia gráfica de instalación es la de la máquina definitiva sobre Microsoft Hyper-V (máquina de Generación 1, arranque BIOS) (2.3 y 2.4); los recursos comprometidos en el hito ya quedaron verificados arriba contra los cmdlets del hipervisor.</w:t>
@@ -1502,7 +1639,8 @@
     </w:p>
     <w:p>
       <w:pPr>
-        <w:spacing w:before="160" w:after="80"/>
+        <w:keepNext/>
+        <w:spacing w:before="180" w:after="20"/>
       </w:pPr>
       <w:r>
         <w:rPr>
@@ -1515,7 +1653,7 @@
     </w:p>
     <w:p>
       <w:pPr>
-        <w:jc w:val="both"/>
+        <w:jc w:val="left"/>
       </w:pPr>
       <w:r>
         <w:t>Las capturas de esta sección y de la siguiente son de la instalación REAL de la máquina definitiva sobre Hyper-V. Se creó de Generación 1, con firmware BIOS heredado, y su orden de arranque (IDE , CD , LegacyNetworkAdapter , Floppy) explica que el instalador arranque en modo BIOS y no UEFI. Se creó el usuario sin privilegios equipo07, con acceso a sudo, y el host quedó como debian-so-equipo07, de modo que cualquier salida de este informe se atribuye sin ambigüedad a la máquina del equipo.</w:t>
@@ -1523,13 +1661,14 @@
     </w:p>
     <w:p>
       <w:pPr>
-        <w:spacing w:after="40"/>
+        <w:keepNext/>
+        <w:spacing w:before="80" w:after="0"/>
         <w:jc w:val="center"/>
       </w:pPr>
       <w:r>
         <w:drawing>
           <wp:inline xmlns:a="http://schemas.openxmlformats.org/drawingml/2006/main" xmlns:pic="http://schemas.openxmlformats.org/drawingml/2006/picture">
-            <wp:extent cx="4929906" cy="2626589"/>
+            <wp:extent cx="4366488" cy="966354"/>
             <wp:docPr id="1" name="Picture 1"/>
             <wp:cNvGraphicFramePr>
               <a:graphicFrameLocks noChangeAspect="1"/>
@@ -1538,7 +1677,7 @@
               <a:graphicData uri="http://schemas.openxmlformats.org/drawingml/2006/picture">
                 <pic:pic>
                   <pic:nvPicPr>
-                    <pic:cNvPr id="0" name="01-menu-instalador-debian13.png"/>
+                    <pic:cNvPr id="0" name="util-01-menu-instalador-debian13.png"/>
                     <pic:cNvPicPr/>
                   </pic:nvPicPr>
                   <pic:blipFill>
@@ -1550,7 +1689,7 @@
                   <pic:spPr>
                     <a:xfrm>
                       <a:off x="0" y="0"/>
-                      <a:ext cx="4929906" cy="2626589"/>
+                      <a:ext cx="4366488" cy="966354"/>
                     </a:xfrm>
                     <a:prstGeom prst="rect"/>
                   </pic:spPr>
@@ -1563,26 +1702,27 @@
     </w:p>
     <w:p>
       <w:pPr>
-        <w:spacing w:after="160"/>
+        <w:spacing w:before="0" w:after="200"/>
         <w:jc w:val="center"/>
       </w:pPr>
       <w:r>
         <w:rPr>
           <w:i/>
-          <w:sz w:val="17"/>
+          <w:sz w:val="15"/>
         </w:rPr>
         <w:t>Figura 1. Menú del instalador de Debian 13 en modo BIOS, en la máquina de Generación 1 de Hyper-V. Instalación real de la máquina definitiva.</w:t>
       </w:r>
     </w:p>
     <w:p>
       <w:pPr>
-        <w:spacing w:after="40"/>
+        <w:keepNext/>
+        <w:spacing w:before="80" w:after="0"/>
         <w:jc w:val="center"/>
       </w:pPr>
       <w:r>
         <w:drawing>
           <wp:inline xmlns:a="http://schemas.openxmlformats.org/drawingml/2006/main" xmlns:pic="http://schemas.openxmlformats.org/drawingml/2006/picture">
-            <wp:extent cx="6120000" cy="226667"/>
+            <wp:extent cx="4464555" cy="165354"/>
             <wp:docPr id="2" name="Picture 2"/>
             <wp:cNvGraphicFramePr>
               <a:graphicFrameLocks noChangeAspect="1"/>
@@ -1603,7 +1743,7 @@
                   <pic:spPr>
                     <a:xfrm>
                       <a:off x="0" y="0"/>
-                      <a:ext cx="6120000" cy="226667"/>
+                      <a:ext cx="4464555" cy="165354"/>
                     </a:xfrm>
                     <a:prstGeom prst="rect"/>
                   </pic:spPr>
@@ -1616,20 +1756,21 @@
     </w:p>
     <w:p>
       <w:pPr>
-        <w:spacing w:after="160"/>
+        <w:spacing w:before="0" w:after="200"/>
         <w:jc w:val="center"/>
       </w:pPr>
       <w:r>
         <w:rPr>
           <w:i/>
-          <w:sz w:val="17"/>
+          <w:sz w:val="15"/>
         </w:rPr>
         <w:t>Figura 2. Línea de arranque del instalador con el archivo de preconfiguración (preseed), que fija idioma, teclado, zona horaria, particionado guiado y el conjunto mínimo de tareas. Usar preseed hace la instalación reproducible: el mismo archivo produce la misma máquina.</w:t>
       </w:r>
     </w:p>
     <w:p>
       <w:pPr>
-        <w:spacing w:after="40"/>
+        <w:keepNext/>
+        <w:spacing w:before="80" w:after="0"/>
         <w:jc w:val="center"/>
       </w:pPr>
       <w:r>
@@ -1669,20 +1810,21 @@
     </w:p>
     <w:p>
       <w:pPr>
-        <w:spacing w:after="160"/>
+        <w:spacing w:before="0" w:after="200"/>
         <w:jc w:val="center"/>
       </w:pPr>
       <w:r>
         <w:rPr>
           <w:i/>
-          <w:sz w:val="17"/>
+          <w:sz w:val="15"/>
         </w:rPr>
         <w:t>Figura 3. Instalación del sistema base: descarga e instalación de paquetes desde la réplica de red. La etapa final del instalador -gestor de arranque y copia de la configuración de red al sistema instalado- es la misma pantalla de progreso y está archivada en evidencias/fotos/instalacion-hyperv/04-instalacion-final.png.</w:t>
       </w:r>
     </w:p>
     <w:p>
       <w:pPr>
-        <w:jc w:val="both"/>
+        <w:keepNext/>
+        <w:jc w:val="left"/>
       </w:pPr>
       <w:r>
         <w:t>El particionado se aplicó sobre el disco de 25 GB con el esquema guiado "todo en una partición":</w:t>
@@ -1690,7 +1832,8 @@
     </w:p>
     <w:p>
       <w:pPr>
-        <w:spacing w:after="0" w:before="80"/>
+        <w:spacing w:after="0" w:before="80" w:line="240" w:lineRule="auto"/>
+        <w:keepNext/>
         <w:shd w:val="clear" w:color="auto" w:fill="E8EAED"/>
       </w:pPr>
       <w:r>
@@ -1705,6 +1848,7 @@
     <w:p>
       <w:pPr>
         <w:spacing w:after="0" w:line="240" w:lineRule="auto"/>
+        <w:keepNext/>
         <w:shd w:val="clear" w:color="auto" w:fill="F4F5F7"/>
       </w:pPr>
       <w:r>
@@ -1718,6 +1862,7 @@
     <w:p>
       <w:pPr>
         <w:spacing w:after="0" w:line="240" w:lineRule="auto"/>
+        <w:keepNext/>
         <w:shd w:val="clear" w:color="auto" w:fill="F4F5F7"/>
       </w:pPr>
       <w:r>
@@ -1731,6 +1876,7 @@
     <w:p>
       <w:pPr>
         <w:spacing w:after="0" w:line="240" w:lineRule="auto"/>
+        <w:keepNext/>
         <w:shd w:val="clear" w:color="auto" w:fill="F4F5F7"/>
       </w:pPr>
       <w:r>
@@ -1744,6 +1890,7 @@
     <w:p>
       <w:pPr>
         <w:spacing w:after="0" w:line="240" w:lineRule="auto"/>
+        <w:keepNext/>
         <w:shd w:val="clear" w:color="auto" w:fill="F4F5F7"/>
       </w:pPr>
       <w:r>
@@ -1757,6 +1904,7 @@
     <w:p>
       <w:pPr>
         <w:spacing w:after="0" w:line="240" w:lineRule="auto"/>
+        <w:keepNext/>
         <w:shd w:val="clear" w:color="auto" w:fill="F4F5F7"/>
       </w:pPr>
       <w:r>
@@ -1770,6 +1918,7 @@
     <w:p>
       <w:pPr>
         <w:spacing w:after="0" w:line="240" w:lineRule="auto"/>
+        <w:keepNext/>
         <w:shd w:val="clear" w:color="auto" w:fill="F4F5F7"/>
       </w:pPr>
       <w:r>
@@ -1795,14 +1944,19 @@
     </w:p>
     <w:p>
       <w:pPr>
-        <w:spacing w:after="40"/>
-      </w:pPr>
+        <w:spacing w:before="0" w:after="0" w:line="240" w:lineRule="auto"/>
+      </w:pPr>
+      <w:r>
+        <w:rPr>
+          <w:sz w:val="10"/>
+        </w:rPr>
+      </w:r>
     </w:p>
     <w:p>
       <w:pPr>
         <w:pStyle w:val="ListBullet"/>
         <w:spacing w:after="60"/>
-        <w:jc w:val="both"/>
+        <w:jc w:val="left"/>
       </w:pPr>
       <w:r>
         <w:t>sda1 (23.7 GB, ext4) es la partición raíz montada en /; sda2 es sólo el contenedor lógico de la extendida y sda5 (1.3 GB) es el área de intercambio, que el núcleo usa para descargar páginas cuando la memoria física escasea.</w:t>
@@ -1812,7 +1966,7 @@
       <w:pPr>
         <w:pStyle w:val="ListBullet"/>
         <w:spacing w:after="60"/>
-        <w:jc w:val="both"/>
+        <w:jc w:val="left"/>
       </w:pPr>
       <w:r>
         <w:t>sr0 es la unidad óptica virtual desde la que se montó el ISO de instalación; terminada la instalación el ISO fue expulsado, como consta en la salida de Get-VMDvdDrive del anfitrión.</w:t>
@@ -1820,7 +1974,8 @@
     </w:p>
     <w:p>
       <w:pPr>
-        <w:spacing w:before="160" w:after="80"/>
+        <w:keepNext/>
+        <w:spacing w:before="180" w:after="20"/>
       </w:pPr>
       <w:r>
         <w:rPr>
@@ -1833,13 +1988,14 @@
     </w:p>
     <w:p>
       <w:pPr>
-        <w:spacing w:after="40"/>
+        <w:keepNext/>
+        <w:spacing w:before="80" w:after="0"/>
         <w:jc w:val="center"/>
       </w:pPr>
       <w:r>
         <w:drawing>
           <wp:inline xmlns:a="http://schemas.openxmlformats.org/drawingml/2006/main" xmlns:pic="http://schemas.openxmlformats.org/drawingml/2006/picture">
-            <wp:extent cx="6120000" cy="1112727"/>
+            <wp:extent cx="2103481" cy="382451"/>
             <wp:docPr id="4" name="Picture 4"/>
             <wp:cNvGraphicFramePr>
               <a:graphicFrameLocks noChangeAspect="1"/>
@@ -1860,7 +2016,7 @@
                   <pic:spPr>
                     <a:xfrm>
                       <a:off x="0" y="0"/>
-                      <a:ext cx="6120000" cy="1112727"/>
+                      <a:ext cx="2103481" cy="382451"/>
                     </a:xfrm>
                     <a:prstGeom prst="rect"/>
                   </pic:spPr>
@@ -1873,20 +2029,20 @@
     </w:p>
     <w:p>
       <w:pPr>
-        <w:spacing w:after="160"/>
+        <w:spacing w:before="0" w:after="200"/>
         <w:jc w:val="center"/>
       </w:pPr>
       <w:r>
         <w:rPr>
           <w:i/>
-          <w:sz w:val="17"/>
+          <w:sz w:val="15"/>
         </w:rPr>
         <w:t>Figura 4. Primer inicio del sistema recién instalado: el núcleo llega a la consola tty1 y presenta el indicador de acceso del equipo debian-so-equipo07. La captura muestra el indicador de acceso, no la sesión ya iniciada; que el acceso con el usuario equipo07 funciona lo demuestra el resto del informe, cuyas salidas fueron obtenidas en esa sesión.</w:t>
       </w:r>
     </w:p>
     <w:p>
       <w:pPr>
-        <w:jc w:val="both"/>
+        <w:jc w:val="left"/>
       </w:pPr>
       <w:r>
         <w:t>eth0 obtiene su dirección por DHCP desde el conmutador Default Switch y la ruta por omisión apunta a 172.22.192.1. El Default Switch de Hyper-V provee NAT con DHCP hacia la red 172.22.192.0/20. El anfitrión ve la misma dirección (172.22.205.178, MAC 00155D647F07), lo que cierra la trazabilidad entre lo que declara Hyper-V y lo que observa el huésped. Con esa configuración la máquina alcanza las réplicas de Debian, como confirman la resolución de deb.debian.org y las líneas "Hit" de apt de la sección siguiente.</w:t>
@@ -1894,7 +2050,8 @@
     </w:p>
     <w:p>
       <w:pPr>
-        <w:spacing w:after="0" w:before="80"/>
+        <w:spacing w:after="0" w:before="80" w:line="240" w:lineRule="auto"/>
+        <w:keepNext/>
         <w:shd w:val="clear" w:color="auto" w:fill="E8EAED"/>
       </w:pPr>
       <w:r>
@@ -1909,6 +2066,7 @@
     <w:p>
       <w:pPr>
         <w:spacing w:after="0" w:line="240" w:lineRule="auto"/>
+        <w:keepNext/>
         <w:shd w:val="clear" w:color="auto" w:fill="F4F5F7"/>
       </w:pPr>
       <w:r>
@@ -1922,6 +2080,7 @@
     <w:p>
       <w:pPr>
         <w:spacing w:after="0" w:line="240" w:lineRule="auto"/>
+        <w:keepNext/>
         <w:shd w:val="clear" w:color="auto" w:fill="F4F5F7"/>
       </w:pPr>
       <w:r>
@@ -1935,6 +2094,7 @@
     <w:p>
       <w:pPr>
         <w:spacing w:after="0" w:line="240" w:lineRule="auto"/>
+        <w:keepNext/>
         <w:shd w:val="clear" w:color="auto" w:fill="F4F5F7"/>
       </w:pPr>
       <w:r>
@@ -1948,6 +2108,7 @@
     <w:p>
       <w:pPr>
         <w:spacing w:after="0" w:line="240" w:lineRule="auto"/>
+        <w:keepNext/>
         <w:shd w:val="clear" w:color="auto" w:fill="F4F5F7"/>
       </w:pPr>
       <w:r>
@@ -1973,12 +2134,18 @@
     </w:p>
     <w:p>
       <w:pPr>
-        <w:spacing w:after="40"/>
-      </w:pPr>
+        <w:spacing w:before="0" w:after="0" w:line="240" w:lineRule="auto"/>
+      </w:pPr>
+      <w:r>
+        <w:rPr>
+          <w:sz w:val="10"/>
+        </w:rPr>
+      </w:r>
     </w:p>
     <w:p>
       <w:pPr>
-        <w:spacing w:before="80" w:after="160"/>
+        <w:keepNext/>
+        <w:spacing w:before="240" w:after="30"/>
       </w:pPr>
       <w:r>
         <w:rPr>
@@ -1991,7 +2158,7 @@
     </w:p>
     <w:p>
       <w:pPr>
-        <w:jc w:val="both"/>
+        <w:jc w:val="left"/>
       </w:pPr>
       <w:r>
         <w:t>El punto 2.a de la pauta exige actualizar el sistema antes de trabajar. La salida confirma que los tres orígenes de paquetes están accesibles (trixie, trixie-security y trixie-updates) y que el sistema quedó al día.</w:t>
@@ -1999,7 +2166,8 @@
     </w:p>
     <w:p>
       <w:pPr>
-        <w:spacing w:after="0" w:before="80"/>
+        <w:spacing w:after="0" w:before="80" w:line="240" w:lineRule="auto"/>
+        <w:keepNext/>
         <w:shd w:val="clear" w:color="auto" w:fill="E8EAED"/>
       </w:pPr>
       <w:r>
@@ -2014,6 +2182,7 @@
     <w:p>
       <w:pPr>
         <w:spacing w:after="0" w:line="240" w:lineRule="auto"/>
+        <w:keepNext/>
         <w:shd w:val="clear" w:color="auto" w:fill="F4F5F7"/>
       </w:pPr>
       <w:r>
@@ -2027,6 +2196,7 @@
     <w:p>
       <w:pPr>
         <w:spacing w:after="0" w:line="240" w:lineRule="auto"/>
+        <w:keepNext/>
         <w:shd w:val="clear" w:color="auto" w:fill="F4F5F7"/>
       </w:pPr>
       <w:r>
@@ -2040,6 +2210,7 @@
     <w:p>
       <w:pPr>
         <w:spacing w:after="0" w:line="240" w:lineRule="auto"/>
+        <w:keepNext/>
         <w:shd w:val="clear" w:color="auto" w:fill="F4F5F7"/>
       </w:pPr>
       <w:r>
@@ -2053,6 +2224,7 @@
     <w:p>
       <w:pPr>
         <w:spacing w:after="0" w:line="240" w:lineRule="auto"/>
+        <w:keepNext/>
         <w:shd w:val="clear" w:color="auto" w:fill="F4F5F7"/>
       </w:pPr>
       <w:r>
@@ -2066,6 +2238,7 @@
     <w:p>
       <w:pPr>
         <w:spacing w:after="0" w:line="240" w:lineRule="auto"/>
+        <w:keepNext/>
         <w:shd w:val="clear" w:color="auto" w:fill="F4F5F7"/>
       </w:pPr>
       <w:r>
@@ -2078,6 +2251,7 @@
     <w:p>
       <w:pPr>
         <w:spacing w:after="0" w:line="240" w:lineRule="auto"/>
+        <w:keepNext/>
         <w:shd w:val="clear" w:color="auto" w:fill="F4F5F7"/>
       </w:pPr>
       <w:r>
@@ -2091,6 +2265,7 @@
     <w:p>
       <w:pPr>
         <w:spacing w:after="0" w:line="240" w:lineRule="auto"/>
+        <w:keepNext/>
         <w:shd w:val="clear" w:color="auto" w:fill="F4F5F7"/>
       </w:pPr>
       <w:r>
@@ -2104,6 +2279,7 @@
     <w:p>
       <w:pPr>
         <w:spacing w:after="0" w:line="240" w:lineRule="auto"/>
+        <w:keepNext/>
         <w:shd w:val="clear" w:color="auto" w:fill="F4F5F7"/>
       </w:pPr>
       <w:r>
@@ -2129,12 +2305,17 @@
     </w:p>
     <w:p>
       <w:pPr>
-        <w:spacing w:after="40"/>
-      </w:pPr>
+        <w:spacing w:before="0" w:after="0" w:line="240" w:lineRule="auto"/>
+      </w:pPr>
+      <w:r>
+        <w:rPr>
+          <w:sz w:val="10"/>
+        </w:rPr>
+      </w:r>
     </w:p>
     <w:p>
       <w:pPr>
-        <w:jc w:val="both"/>
+        <w:jc w:val="left"/>
       </w:pPr>
       <w:r>
         <w:t>El punto 2.b pide instalar el entorno del lenguaje usado en la Parte 1. El proyecto está en Python y Debian 13 ya trae Python 3.13.5 en el sistema base, de modo que no hubo que compilar ni agregar repositorios externos. El proyecto usa exclusivamente la biblioteca estándar de Python: sin pip, sin entorno virtual y sin archivo de requisitos, decisión deliberada porque hace reproducible la ejecución incluso sin red. Los cuatro módulos compilan sin errores.</w:t>
@@ -2142,7 +2323,8 @@
     </w:p>
     <w:p>
       <w:pPr>
-        <w:spacing w:after="0" w:before="80"/>
+        <w:spacing w:after="0" w:before="80" w:line="240" w:lineRule="auto"/>
+        <w:keepNext/>
         <w:shd w:val="clear" w:color="auto" w:fill="E8EAED"/>
       </w:pPr>
       <w:r>
@@ -2152,13 +2334,27 @@
           <w:sz w:val="15"/>
         </w:rPr>
         <w:t>$ python3 --version ; apt list --installed | grep -E 'python3|openssh-server|time'</w:t>
-        <w:br/>
+      </w:r>
+    </w:p>
+    <w:p>
+      <w:pPr>
+        <w:spacing w:after="0" w:before="0" w:line="240" w:lineRule="auto"/>
+        <w:keepNext/>
+        <w:shd w:val="clear" w:color="auto" w:fill="E8EAED"/>
+      </w:pPr>
+      <w:r>
+        <w:rPr>
+          <w:rFonts w:ascii="Consolas" w:hAnsi="Consolas"/>
+          <w:b/>
+          <w:sz w:val="15"/>
+        </w:rPr>
         <w:t>$ python3 -m py_compile src/*.py scripts/*.py   # sin salida: los cuatro modulos compilan</w:t>
       </w:r>
     </w:p>
     <w:p>
       <w:pPr>
         <w:spacing w:after="0" w:line="240" w:lineRule="auto"/>
+        <w:keepNext/>
         <w:shd w:val="clear" w:color="auto" w:fill="F4F5F7"/>
       </w:pPr>
       <w:r>
@@ -2172,6 +2368,7 @@
     <w:p>
       <w:pPr>
         <w:spacing w:after="0" w:line="240" w:lineRule="auto"/>
+        <w:keepNext/>
         <w:shd w:val="clear" w:color="auto" w:fill="F4F5F7"/>
       </w:pPr>
       <w:r>
@@ -2185,6 +2382,7 @@
     <w:p>
       <w:pPr>
         <w:spacing w:after="0" w:line="240" w:lineRule="auto"/>
+        <w:keepNext/>
         <w:shd w:val="clear" w:color="auto" w:fill="F4F5F7"/>
       </w:pPr>
       <w:r>
@@ -2198,6 +2396,7 @@
     <w:p>
       <w:pPr>
         <w:spacing w:after="0" w:line="240" w:lineRule="auto"/>
+        <w:keepNext/>
         <w:shd w:val="clear" w:color="auto" w:fill="F4F5F7"/>
       </w:pPr>
       <w:r>
@@ -2223,12 +2422,18 @@
     </w:p>
     <w:p>
       <w:pPr>
-        <w:spacing w:after="40"/>
-      </w:pPr>
+        <w:spacing w:before="0" w:after="0" w:line="240" w:lineRule="auto"/>
+      </w:pPr>
+      <w:r>
+        <w:rPr>
+          <w:sz w:val="10"/>
+        </w:rPr>
+      </w:r>
     </w:p>
     <w:p>
       <w:pPr>
-        <w:spacing w:before="80" w:after="160"/>
+        <w:keepNext/>
+        <w:spacing w:before="240" w:after="30"/>
       </w:pPr>
       <w:r>
         <w:rPr>
@@ -2241,7 +2446,7 @@
     </w:p>
     <w:p>
       <w:pPr>
-        <w:jc w:val="both"/>
+        <w:jc w:val="left"/>
       </w:pPr>
       <w:r>
         <w:t>El punto 2.c exige ejecutar ambas versiones sobre el mismo conjunto de archivos .jsonl y comprobar que seis métricas coinciden. Para que "el mismo conjunto" sea verificable, la entrada se genera con semilla fija y se le calcula una suma de verificación antes de cada corrida.</w:t>
@@ -2249,7 +2454,8 @@
     </w:p>
     <w:p>
       <w:pPr>
-        <w:spacing w:after="0" w:before="80"/>
+        <w:spacing w:after="0" w:before="80" w:line="240" w:lineRule="auto"/>
+        <w:keepNext/>
         <w:shd w:val="clear" w:color="auto" w:fill="E8EAED"/>
       </w:pPr>
       <w:r>
@@ -2259,19 +2465,72 @@
           <w:sz w:val="15"/>
         </w:rPr>
         <w:t>$ cd /home/equipo07/solemne_so_equipo07</w:t>
-        <w:br/>
+      </w:r>
+    </w:p>
+    <w:p>
+      <w:pPr>
+        <w:spacing w:after="0" w:before="0" w:line="240" w:lineRule="auto"/>
+        <w:keepNext/>
+        <w:shd w:val="clear" w:color="auto" w:fill="E8EAED"/>
+      </w:pPr>
+      <w:r>
+        <w:rPr>
+          <w:rFonts w:ascii="Consolas" w:hAnsi="Consolas"/>
+          <w:b/>
+          <w:sz w:val="15"/>
+        </w:rPr>
         <w:t>$ python3 scripts/generar_archivos_entrada.py</w:t>
-        <w:br/>
+      </w:r>
+    </w:p>
+    <w:p>
+      <w:pPr>
+        <w:spacing w:after="0" w:before="0" w:line="240" w:lineRule="auto"/>
+        <w:keepNext/>
+        <w:shd w:val="clear" w:color="auto" w:fill="E8EAED"/>
+      </w:pPr>
+      <w:r>
+        <w:rPr>
+          <w:rFonts w:ascii="Consolas" w:hAnsi="Consolas"/>
+          <w:b/>
+          <w:sz w:val="15"/>
+        </w:rPr>
         <w:t>$ cat entrada/*.jsonl | sha256sum</w:t>
-        <w:br/>
+      </w:r>
+    </w:p>
+    <w:p>
+      <w:pPr>
+        <w:spacing w:after="0" w:before="0" w:line="240" w:lineRule="auto"/>
+        <w:keepNext/>
+        <w:shd w:val="clear" w:color="auto" w:fill="E8EAED"/>
+      </w:pPr>
+      <w:r>
+        <w:rPr>
+          <w:rFonts w:ascii="Consolas" w:hAnsi="Consolas"/>
+          <w:b/>
+          <w:sz w:val="15"/>
+        </w:rPr>
         <w:t>$ time python3 src/secuencial.py</w:t>
-        <w:br/>
+      </w:r>
+    </w:p>
+    <w:p>
+      <w:pPr>
+        <w:spacing w:after="0" w:before="0" w:line="240" w:lineRule="auto"/>
+        <w:keepNext/>
+        <w:shd w:val="clear" w:color="auto" w:fill="E8EAED"/>
+      </w:pPr>
+      <w:r>
+        <w:rPr>
+          <w:rFonts w:ascii="Consolas" w:hAnsi="Consolas"/>
+          <w:b/>
+          <w:sz w:val="15"/>
+        </w:rPr>
         <w:t>$ time python3 src/concurrente.py</w:t>
       </w:r>
     </w:p>
     <w:p>
       <w:pPr>
         <w:spacing w:after="0" w:line="240" w:lineRule="auto"/>
+        <w:keepNext/>
         <w:shd w:val="clear" w:color="auto" w:fill="F4F5F7"/>
       </w:pPr>
       <w:r>
@@ -2285,6 +2544,7 @@
     <w:p>
       <w:pPr>
         <w:spacing w:after="0" w:line="240" w:lineRule="auto"/>
+        <w:keepNext/>
         <w:shd w:val="clear" w:color="auto" w:fill="F4F5F7"/>
       </w:pPr>
       <w:r>
@@ -2298,6 +2558,7 @@
     <w:p>
       <w:pPr>
         <w:spacing w:after="0" w:line="240" w:lineRule="auto"/>
+        <w:keepNext/>
         <w:shd w:val="clear" w:color="auto" w:fill="F4F5F7"/>
       </w:pPr>
       <w:r>
@@ -2310,6 +2571,7 @@
     <w:p>
       <w:pPr>
         <w:spacing w:after="0" w:line="240" w:lineRule="auto"/>
+        <w:keepNext/>
         <w:shd w:val="clear" w:color="auto" w:fill="F4F5F7"/>
       </w:pPr>
       <w:r>
@@ -2335,12 +2597,18 @@
     </w:p>
     <w:p>
       <w:pPr>
-        <w:spacing w:after="40"/>
-      </w:pPr>
+        <w:spacing w:before="0" w:after="0" w:line="240" w:lineRule="auto"/>
+      </w:pPr>
+      <w:r>
+        <w:rPr>
+          <w:sz w:val="10"/>
+        </w:rPr>
+      </w:r>
     </w:p>
     <w:p>
       <w:pPr>
-        <w:spacing w:before="160" w:after="80"/>
+        <w:keepNext/>
+        <w:spacing w:before="180" w:after="20"/>
       </w:pPr>
       <w:r>
         <w:rPr>
@@ -2364,19 +2632,24 @@
         <w:gridCol w:w="2409"/>
       </w:tblGrid>
       <w:tr>
+        <w:trPr>
+          <w:cantSplit/>
+          <w:tblHeader/>
+        </w:trPr>
         <w:tc>
           <w:tcPr>
             <w:tcW w:type="dxa" w:w="2921"/>
           </w:tcPr>
           <w:p>
             <w:pPr>
-              <w:spacing w:after="40"/>
+              <w:keepNext/>
+              <w:spacing w:after="20"/>
             </w:pPr>
             <w:r/>
             <w:r>
               <w:rPr>
                 <w:b/>
-                <w:sz w:val="17"/>
+                <w:sz w:val="16"/>
               </w:rPr>
               <w:t>Métrica</w:t>
             </w:r>
@@ -2388,13 +2661,14 @@
           </w:tcPr>
           <w:p>
             <w:pPr>
-              <w:spacing w:after="40"/>
+              <w:keepNext/>
+              <w:spacing w:after="20"/>
             </w:pPr>
             <w:r/>
             <w:r>
               <w:rPr>
                 <w:b/>
-                <w:sz w:val="17"/>
+                <w:sz w:val="16"/>
               </w:rPr>
               <w:t>Secuencial</w:t>
             </w:r>
@@ -2406,13 +2680,14 @@
           </w:tcPr>
           <w:p>
             <w:pPr>
-              <w:spacing w:after="40"/>
+              <w:keepNext/>
+              <w:spacing w:after="20"/>
             </w:pPr>
             <w:r/>
             <w:r>
               <w:rPr>
                 <w:b/>
-                <w:sz w:val="17"/>
+                <w:sz w:val="16"/>
               </w:rPr>
               <w:t>Concurrente</w:t>
             </w:r>
@@ -2424,13 +2699,14 @@
           </w:tcPr>
           <w:p>
             <w:pPr>
-              <w:spacing w:after="40"/>
+              <w:keepNext/>
+              <w:spacing w:after="20"/>
             </w:pPr>
             <w:r/>
             <w:r>
               <w:rPr>
                 <w:b/>
-                <w:sz w:val="17"/>
+                <w:sz w:val="16"/>
               </w:rPr>
               <w:t>Coincide</w:t>
             </w:r>
@@ -2438,18 +2714,22 @@
         </w:tc>
       </w:tr>
       <w:tr>
+        <w:trPr>
+          <w:cantSplit/>
+        </w:trPr>
         <w:tc>
           <w:tcPr>
             <w:tcW w:type="dxa" w:w="2921"/>
           </w:tcPr>
           <w:p>
             <w:pPr>
-              <w:spacing w:after="40"/>
+              <w:keepNext/>
+              <w:spacing w:after="20"/>
             </w:pPr>
             <w:r/>
             <w:r>
               <w:rPr>
-                <w:sz w:val="16"/>
+                <w:sz w:val="15"/>
               </w:rPr>
               <w:t>Archivos procesados</w:t>
             </w:r>
@@ -2461,12 +2741,13 @@
           </w:tcPr>
           <w:p>
             <w:pPr>
-              <w:spacing w:after="40"/>
+              <w:keepNext/>
+              <w:spacing w:after="20"/>
             </w:pPr>
             <w:r/>
             <w:r>
               <w:rPr>
-                <w:sz w:val="16"/>
+                <w:sz w:val="15"/>
               </w:rPr>
               <w:t>20</w:t>
             </w:r>
@@ -2478,12 +2759,13 @@
           </w:tcPr>
           <w:p>
             <w:pPr>
-              <w:spacing w:after="40"/>
+              <w:keepNext/>
+              <w:spacing w:after="20"/>
             </w:pPr>
             <w:r/>
             <w:r>
               <w:rPr>
-                <w:sz w:val="16"/>
+                <w:sz w:val="15"/>
               </w:rPr>
               <w:t>20</w:t>
             </w:r>
@@ -2495,12 +2777,13 @@
           </w:tcPr>
           <w:p>
             <w:pPr>
-              <w:spacing w:after="40"/>
+              <w:keepNext/>
+              <w:spacing w:after="20"/>
             </w:pPr>
             <w:r/>
             <w:r>
               <w:rPr>
-                <w:sz w:val="16"/>
+                <w:sz w:val="15"/>
               </w:rPr>
               <w:t>SI</w:t>
             </w:r>
@@ -2508,18 +2791,22 @@
         </w:tc>
       </w:tr>
       <w:tr>
+        <w:trPr>
+          <w:cantSplit/>
+        </w:trPr>
         <w:tc>
           <w:tcPr>
             <w:tcW w:type="dxa" w:w="2921"/>
           </w:tcPr>
           <w:p>
             <w:pPr>
-              <w:spacing w:after="40"/>
+              <w:keepNext/>
+              <w:spacing w:after="20"/>
             </w:pPr>
             <w:r/>
             <w:r>
               <w:rPr>
-                <w:sz w:val="16"/>
+                <w:sz w:val="15"/>
               </w:rPr>
               <w:t>Mediciones validas</w:t>
             </w:r>
@@ -2531,12 +2818,13 @@
           </w:tcPr>
           <w:p>
             <w:pPr>
-              <w:spacing w:after="40"/>
+              <w:keepNext/>
+              <w:spacing w:after="20"/>
             </w:pPr>
             <w:r/>
             <w:r>
               <w:rPr>
-                <w:sz w:val="16"/>
+                <w:sz w:val="15"/>
               </w:rPr>
               <w:t>300</w:t>
             </w:r>
@@ -2548,12 +2836,13 @@
           </w:tcPr>
           <w:p>
             <w:pPr>
-              <w:spacing w:after="40"/>
+              <w:keepNext/>
+              <w:spacing w:after="20"/>
             </w:pPr>
             <w:r/>
             <w:r>
               <w:rPr>
-                <w:sz w:val="16"/>
+                <w:sz w:val="15"/>
               </w:rPr>
               <w:t>300</w:t>
             </w:r>
@@ -2565,12 +2854,13 @@
           </w:tcPr>
           <w:p>
             <w:pPr>
-              <w:spacing w:after="40"/>
+              <w:keepNext/>
+              <w:spacing w:after="20"/>
             </w:pPr>
             <w:r/>
             <w:r>
               <w:rPr>
-                <w:sz w:val="16"/>
+                <w:sz w:val="15"/>
               </w:rPr>
               <w:t>SI</w:t>
             </w:r>
@@ -2578,18 +2868,22 @@
         </w:tc>
       </w:tr>
       <w:tr>
+        <w:trPr>
+          <w:cantSplit/>
+        </w:trPr>
         <w:tc>
           <w:tcPr>
             <w:tcW w:type="dxa" w:w="2921"/>
           </w:tcPr>
           <w:p>
             <w:pPr>
-              <w:spacing w:after="40"/>
+              <w:keepNext/>
+              <w:spacing w:after="20"/>
             </w:pPr>
             <w:r/>
             <w:r>
               <w:rPr>
-                <w:sz w:val="16"/>
+                <w:sz w:val="15"/>
               </w:rPr>
               <w:t>Mediciones invalidas</w:t>
             </w:r>
@@ -2601,12 +2895,13 @@
           </w:tcPr>
           <w:p>
             <w:pPr>
-              <w:spacing w:after="40"/>
+              <w:keepNext/>
+              <w:spacing w:after="20"/>
             </w:pPr>
             <w:r/>
             <w:r>
               <w:rPr>
-                <w:sz w:val="16"/>
+                <w:sz w:val="15"/>
               </w:rPr>
               <w:t>20</w:t>
             </w:r>
@@ -2618,12 +2913,13 @@
           </w:tcPr>
           <w:p>
             <w:pPr>
-              <w:spacing w:after="40"/>
+              <w:keepNext/>
+              <w:spacing w:after="20"/>
             </w:pPr>
             <w:r/>
             <w:r>
               <w:rPr>
-                <w:sz w:val="16"/>
+                <w:sz w:val="15"/>
               </w:rPr>
               <w:t>20</w:t>
             </w:r>
@@ -2635,12 +2931,13 @@
           </w:tcPr>
           <w:p>
             <w:pPr>
-              <w:spacing w:after="40"/>
+              <w:keepNext/>
+              <w:spacing w:after="20"/>
             </w:pPr>
             <w:r/>
             <w:r>
               <w:rPr>
-                <w:sz w:val="16"/>
+                <w:sz w:val="15"/>
               </w:rPr>
               <w:t>SI</w:t>
             </w:r>
@@ -2648,18 +2945,22 @@
         </w:tc>
       </w:tr>
       <w:tr>
+        <w:trPr>
+          <w:cantSplit/>
+        </w:trPr>
         <w:tc>
           <w:tcPr>
             <w:tcW w:type="dxa" w:w="2921"/>
           </w:tcPr>
           <w:p>
             <w:pPr>
-              <w:spacing w:after="40"/>
+              <w:keepNext/>
+              <w:spacing w:after="20"/>
             </w:pPr>
             <w:r/>
             <w:r>
               <w:rPr>
-                <w:sz w:val="16"/>
+                <w:sz w:val="15"/>
               </w:rPr>
               <w:t>Alertas totales</w:t>
             </w:r>
@@ -2671,12 +2972,13 @@
           </w:tcPr>
           <w:p>
             <w:pPr>
-              <w:spacing w:after="40"/>
+              <w:keepNext/>
+              <w:spacing w:after="20"/>
             </w:pPr>
             <w:r/>
             <w:r>
               <w:rPr>
-                <w:sz w:val="16"/>
+                <w:sz w:val="15"/>
               </w:rPr>
               <w:t>79</w:t>
             </w:r>
@@ -2688,12 +2990,13 @@
           </w:tcPr>
           <w:p>
             <w:pPr>
-              <w:spacing w:after="40"/>
+              <w:keepNext/>
+              <w:spacing w:after="20"/>
             </w:pPr>
             <w:r/>
             <w:r>
               <w:rPr>
-                <w:sz w:val="16"/>
+                <w:sz w:val="15"/>
               </w:rPr>
               <w:t>79</w:t>
             </w:r>
@@ -2705,12 +3008,13 @@
           </w:tcPr>
           <w:p>
             <w:pPr>
-              <w:spacing w:after="40"/>
+              <w:keepNext/>
+              <w:spacing w:after="20"/>
             </w:pPr>
             <w:r/>
             <w:r>
               <w:rPr>
-                <w:sz w:val="16"/>
+                <w:sz w:val="15"/>
               </w:rPr>
               <w:t>SI</w:t>
             </w:r>
@@ -2718,18 +3022,22 @@
         </w:tc>
       </w:tr>
       <w:tr>
+        <w:trPr>
+          <w:cantSplit/>
+        </w:trPr>
         <w:tc>
           <w:tcPr>
             <w:tcW w:type="dxa" w:w="2921"/>
           </w:tcPr>
           <w:p>
             <w:pPr>
-              <w:spacing w:after="40"/>
+              <w:keepNext/>
+              <w:spacing w:after="20"/>
             </w:pPr>
             <w:r/>
             <w:r>
               <w:rPr>
-                <w:sz w:val="16"/>
+                <w:sz w:val="15"/>
               </w:rPr>
               <w:t>PM2.5 maximo global</w:t>
             </w:r>
@@ -2741,12 +3049,13 @@
           </w:tcPr>
           <w:p>
             <w:pPr>
-              <w:spacing w:after="40"/>
+              <w:keepNext/>
+              <w:spacing w:after="20"/>
             </w:pPr>
             <w:r/>
             <w:r>
               <w:rPr>
-                <w:sz w:val="16"/>
+                <w:sz w:val="15"/>
               </w:rPr>
               <w:t>177.87 ug/m3</w:t>
             </w:r>
@@ -2758,12 +3067,13 @@
           </w:tcPr>
           <w:p>
             <w:pPr>
-              <w:spacing w:after="40"/>
+              <w:keepNext/>
+              <w:spacing w:after="20"/>
             </w:pPr>
             <w:r/>
             <w:r>
               <w:rPr>
-                <w:sz w:val="16"/>
+                <w:sz w:val="15"/>
               </w:rPr>
               <w:t>177.87 ug/m3</w:t>
             </w:r>
@@ -2775,12 +3085,13 @@
           </w:tcPr>
           <w:p>
             <w:pPr>
-              <w:spacing w:after="40"/>
+              <w:keepNext/>
+              <w:spacing w:after="20"/>
             </w:pPr>
             <w:r/>
             <w:r>
               <w:rPr>
-                <w:sz w:val="16"/>
+                <w:sz w:val="15"/>
               </w:rPr>
               <w:t>SI</w:t>
             </w:r>
@@ -2788,18 +3099,21 @@
         </w:tc>
       </w:tr>
       <w:tr>
+        <w:trPr>
+          <w:cantSplit/>
+        </w:trPr>
         <w:tc>
           <w:tcPr>
             <w:tcW w:type="dxa" w:w="2921"/>
           </w:tcPr>
           <w:p>
             <w:pPr>
-              <w:spacing w:after="40"/>
+              <w:spacing w:after="20"/>
             </w:pPr>
             <w:r/>
             <w:r>
               <w:rPr>
-                <w:sz w:val="16"/>
+                <w:sz w:val="15"/>
               </w:rPr>
               <w:t>Ruido maximo global</w:t>
             </w:r>
@@ -2811,12 +3125,12 @@
           </w:tcPr>
           <w:p>
             <w:pPr>
-              <w:spacing w:after="40"/>
+              <w:spacing w:after="20"/>
             </w:pPr>
             <w:r/>
             <w:r>
               <w:rPr>
-                <w:sz w:val="16"/>
+                <w:sz w:val="15"/>
               </w:rPr>
               <w:t>109.77 dB</w:t>
             </w:r>
@@ -2828,12 +3142,12 @@
           </w:tcPr>
           <w:p>
             <w:pPr>
-              <w:spacing w:after="40"/>
+              <w:spacing w:after="20"/>
             </w:pPr>
             <w:r/>
             <w:r>
               <w:rPr>
-                <w:sz w:val="16"/>
+                <w:sz w:val="15"/>
               </w:rPr>
               <w:t>109.77 dB</w:t>
             </w:r>
@@ -2845,12 +3159,12 @@
           </w:tcPr>
           <w:p>
             <w:pPr>
-              <w:spacing w:after="40"/>
+              <w:spacing w:after="20"/>
             </w:pPr>
             <w:r/>
             <w:r>
               <w:rPr>
-                <w:sz w:val="16"/>
+                <w:sz w:val="15"/>
               </w:rPr>
               <w:t>SI</w:t>
             </w:r>
@@ -2860,12 +3174,17 @@
     </w:tbl>
     <w:p>
       <w:pPr>
-        <w:spacing w:after="40"/>
-      </w:pPr>
+        <w:spacing w:before="0" w:after="0" w:line="240" w:lineRule="auto"/>
+      </w:pPr>
+      <w:r>
+        <w:rPr>
+          <w:sz w:val="10"/>
+        </w:rPr>
+      </w:r>
     </w:p>
     <w:p>
       <w:pPr>
-        <w:jc w:val="both"/>
+        <w:jc w:val="left"/>
       </w:pPr>
       <w:r>
         <w:t>Métricas comparadas: 6 de 6. TODAS LAS METRICAS EXIGIDAS COINCIDEN. El resumen consolidado agrega 320 líneas leídas, temperatura promedio 23.46 °C, humedad promedio 54.85 % y estación con más alertas STG04. El entregable conserva el resumen de la corrida concurrente en salida/resumen_ambiental.txt.</w:t>
@@ -2873,7 +3192,8 @@
     </w:p>
     <w:p>
       <w:pPr>
-        <w:spacing w:before="160" w:after="80"/>
+        <w:keepNext/>
+        <w:spacing w:before="180" w:after="20"/>
       </w:pPr>
       <w:r>
         <w:rPr>
@@ -2886,7 +3206,7 @@
     </w:p>
     <w:p>
       <w:pPr>
-        <w:jc w:val="both"/>
+        <w:jc w:val="left"/>
       </w:pPr>
       <w:r>
         <w:t>Seis totales podrían coincidir por casualidad si dos errores se compensaran, de modo que se agregaron dos comprobaciones más exigentes que las que pide la pauta: los 20 informes individuales comparados uno por uno, con 0 diferencias, y el contenido completo de la bitácora de alertas, con 79 alertas en el secuencial y 79 en el concurrente. El orden de escritura del concurrente varía por diseño, porque 3 hilos vuelcan sus búferes en momentos distintos; por eso el volcado final se ordena por nombre de archivo. IDENTICO BYTE A BYTE entre ambas versiones.</w:t>
@@ -2896,7 +3216,7 @@
       <w:pPr>
         <w:spacing w:before="120" w:after="160"/>
         <w:ind w:left="170"/>
-        <w:jc w:val="both"/>
+        <w:jc w:val="left"/>
         <w:shd w:val="clear" w:color="auto" w:fill="FBF3E2"/>
         <w:pBdr>
           <w:left w:val="single" w:sz="18" w:space="6" w:color="B7791F"/>
@@ -2904,20 +3224,21 @@
       </w:pPr>
       <w:r>
         <w:rPr>
-          <w:sz w:val="20"/>
+          <w:sz w:val="19"/>
         </w:rPr>
         <w:t>Resultado incómodo que se declara tal cual se midió: la concurrente fue más LENTA que la secuencial en este conjunto (0m0.019s frente a 0m0.023s de tiempo real; 0.005 s frente a 0.007 s de tiempo interno). La explicación está en 8.1.</w:t>
       </w:r>
     </w:p>
     <w:p>
       <w:pPr>
-        <w:spacing w:after="40"/>
+        <w:keepNext/>
+        <w:spacing w:before="80" w:after="0"/>
         <w:jc w:val="center"/>
       </w:pPr>
       <w:r>
         <w:drawing>
           <wp:inline xmlns:a="http://schemas.openxmlformats.org/drawingml/2006/main" xmlns:pic="http://schemas.openxmlformats.org/drawingml/2006/picture">
-            <wp:extent cx="4145277" cy="2240278"/>
+            <wp:extent cx="4162719" cy="2257212"/>
             <wp:docPr id="5" name="Picture 5"/>
             <wp:cNvGraphicFramePr>
               <a:graphicFrameLocks noChangeAspect="1"/>
@@ -2938,7 +3259,7 @@
                   <pic:spPr>
                     <a:xfrm>
                       <a:off x="0" y="0"/>
-                      <a:ext cx="4145277" cy="2240278"/>
+                      <a:ext cx="4162719" cy="2257212"/>
                     </a:xfrm>
                     <a:prstGeom prst="rect"/>
                   </pic:spPr>
@@ -2951,20 +3272,21 @@
     </w:p>
     <w:p>
       <w:pPr>
-        <w:spacing w:after="160"/>
+        <w:spacing w:before="0" w:after="200"/>
         <w:jc w:val="center"/>
       </w:pPr>
       <w:r>
         <w:rPr>
           <w:i/>
-          <w:sz w:val="17"/>
+          <w:sz w:val="15"/>
         </w:rPr>
         <w:t>Figura 5. Comprobación de consistencia en la consola de la máquina virtual: las seis métricas coinciden, los 20 informes individuales son idénticos y la bitácora de alertas tiene 79 alertas en ambas versiones.</w:t>
       </w:r>
     </w:p>
     <w:p>
       <w:pPr>
-        <w:spacing w:before="80" w:after="160"/>
+        <w:keepNext/>
+        <w:spacing w:before="240" w:after="30"/>
       </w:pPr>
       <w:r>
         <w:rPr>
@@ -2977,7 +3299,7 @@
     </w:p>
     <w:p>
       <w:pPr>
-        <w:jc w:val="both"/>
+        <w:jc w:val="left"/>
       </w:pPr>
       <w:r>
         <w:t>El punto 2.d enumera trece requisitos para src/gestor_incidencias.py. La tabla los recorre uno por uno con la evidencia que los respalda; todas las cifras provienen del estado real del proyecto y de los archivos de evidencia, y el generador comprueba que ambas fuentes coincidan antes de escribir esta página.</w:t>
@@ -2995,19 +3317,23 @@
         <w:gridCol w:w="3213"/>
       </w:tblGrid>
       <w:tr>
+        <w:trPr>
+          <w:cantSplit/>
+          <w:tblHeader/>
+        </w:trPr>
         <w:tc>
           <w:tcPr>
             <w:tcW w:type="dxa" w:w="467"/>
           </w:tcPr>
           <w:p>
             <w:pPr>
-              <w:spacing w:after="40"/>
+              <w:spacing w:after="20"/>
             </w:pPr>
             <w:r/>
             <w:r>
               <w:rPr>
                 <w:b/>
-                <w:sz w:val="17"/>
+                <w:sz w:val="16"/>
               </w:rPr>
               <w:t>N</w:t>
             </w:r>
@@ -3019,13 +3345,13 @@
           </w:tcPr>
           <w:p>
             <w:pPr>
-              <w:spacing w:after="40"/>
+              <w:spacing w:after="20"/>
             </w:pPr>
             <w:r/>
             <w:r>
               <w:rPr>
                 <w:b/>
-                <w:sz w:val="17"/>
+                <w:sz w:val="16"/>
               </w:rPr>
               <w:t>Requisito de la pauta</w:t>
             </w:r>
@@ -3037,13 +3363,13 @@
           </w:tcPr>
           <w:p>
             <w:pPr>
-              <w:spacing w:after="40"/>
+              <w:spacing w:after="20"/>
             </w:pPr>
             <w:r/>
             <w:r>
               <w:rPr>
                 <w:b/>
-                <w:sz w:val="17"/>
+                <w:sz w:val="16"/>
               </w:rPr>
               <w:t>Evidencia obtenida</w:t>
             </w:r>
@@ -3051,18 +3377,21 @@
         </w:tc>
       </w:tr>
       <w:tr>
+        <w:trPr>
+          <w:cantSplit/>
+        </w:trPr>
         <w:tc>
           <w:tcPr>
             <w:tcW w:type="dxa" w:w="467"/>
           </w:tcPr>
           <w:p>
             <w:pPr>
-              <w:spacing w:after="40"/>
+              <w:spacing w:after="20"/>
             </w:pPr>
             <w:r/>
             <w:r>
               <w:rPr>
-                <w:sz w:val="16"/>
+                <w:sz w:val="15"/>
               </w:rPr>
               <w:t>1</w:t>
             </w:r>
@@ -3074,12 +3403,12 @@
           </w:tcPr>
           <w:p>
             <w:pPr>
-              <w:spacing w:after="40"/>
+              <w:spacing w:after="20"/>
             </w:pPr>
             <w:r/>
             <w:r>
               <w:rPr>
-                <w:sz w:val="16"/>
+                <w:sz w:val="15"/>
               </w:rPr>
               <w:t>Detectar informes informe_CODIGO_AAAAMMDD.txt</w:t>
             </w:r>
@@ -3091,12 +3420,12 @@
           </w:tcPr>
           <w:p>
             <w:pPr>
-              <w:spacing w:after="40"/>
+              <w:spacing w:after="20"/>
             </w:pPr>
             <w:r/>
             <w:r>
               <w:rPr>
-                <w:sz w:val="16"/>
+                <w:sz w:val="15"/>
               </w:rPr>
               <w:t>Patrón ^informe_[A-Za-z0-9]+_\d{8}(_v\d+)?\.txt$; 20 informes detectados</w:t>
             </w:r>
@@ -3104,18 +3433,21 @@
         </w:tc>
       </w:tr>
       <w:tr>
+        <w:trPr>
+          <w:cantSplit/>
+        </w:trPr>
         <w:tc>
           <w:tcPr>
             <w:tcW w:type="dxa" w:w="467"/>
           </w:tcPr>
           <w:p>
             <w:pPr>
-              <w:spacing w:after="40"/>
+              <w:spacing w:after="20"/>
             </w:pPr>
             <w:r/>
             <w:r>
               <w:rPr>
-                <w:sz w:val="16"/>
+                <w:sz w:val="15"/>
               </w:rPr>
               <w:t>2</w:t>
             </w:r>
@@ -3127,12 +3459,12 @@
           </w:tcPr>
           <w:p>
             <w:pPr>
-              <w:spacing w:after="40"/>
+              <w:spacing w:after="20"/>
             </w:pPr>
             <w:r/>
             <w:r>
               <w:rPr>
-                <w:sz w:val="16"/>
+                <w:sz w:val="15"/>
               </w:rPr>
               <w:t>Leer la cantidad de alertas de cada informe</w:t>
             </w:r>
@@ -3144,12 +3476,12 @@
           </w:tcPr>
           <w:p>
             <w:pPr>
-              <w:spacing w:after="40"/>
+              <w:spacing w:after="20"/>
             </w:pPr>
             <w:r/>
             <w:r>
               <w:rPr>
-                <w:sz w:val="16"/>
+                <w:sz w:val="15"/>
               </w:rPr>
               <w:t>Línea "Alertas detectadas: N" de cada informe; suma 79 alertas</w:t>
             </w:r>
@@ -3157,18 +3489,21 @@
         </w:tc>
       </w:tr>
       <w:tr>
+        <w:trPr>
+          <w:cantSplit/>
+        </w:trPr>
         <w:tc>
           <w:tcPr>
             <w:tcW w:type="dxa" w:w="467"/>
           </w:tcPr>
           <w:p>
             <w:pPr>
-              <w:spacing w:after="40"/>
+              <w:spacing w:after="20"/>
             </w:pPr>
             <w:r/>
             <w:r>
               <w:rPr>
-                <w:sz w:val="16"/>
+                <w:sz w:val="15"/>
               </w:rPr>
               <w:t>3</w:t>
             </w:r>
@@ -3180,12 +3515,12 @@
           </w:tcPr>
           <w:p>
             <w:pPr>
-              <w:spacing w:after="40"/>
+              <w:spacing w:after="20"/>
             </w:pPr>
             <w:r/>
             <w:r>
               <w:rPr>
-                <w:sz w:val="16"/>
+                <w:sz w:val="15"/>
               </w:rPr>
               <w:t>Mover informes con 0 alertas a sin_alertas/</w:t>
             </w:r>
@@ -3197,12 +3532,12 @@
           </w:tcPr>
           <w:p>
             <w:pPr>
-              <w:spacing w:after="40"/>
+              <w:spacing w:after="20"/>
             </w:pPr>
             <w:r/>
             <w:r>
               <w:rPr>
-                <w:sz w:val="16"/>
+                <w:sz w:val="15"/>
               </w:rPr>
               <w:t>Rama implementada; queda en 0 informes (ver 5.3) y se demostró con informe_CTL00_20240101.txt</w:t>
             </w:r>
@@ -3210,18 +3545,21 @@
         </w:tc>
       </w:tr>
       <w:tr>
+        <w:trPr>
+          <w:cantSplit/>
+        </w:trPr>
         <w:tc>
           <w:tcPr>
             <w:tcW w:type="dxa" w:w="467"/>
           </w:tcPr>
           <w:p>
             <w:pPr>
-              <w:spacing w:after="40"/>
+              <w:spacing w:after="20"/>
             </w:pPr>
             <w:r/>
             <w:r>
               <w:rPr>
-                <w:sz w:val="16"/>
+                <w:sz w:val="15"/>
               </w:rPr>
               <w:t>4</w:t>
             </w:r>
@@ -3233,12 +3571,12 @@
           </w:tcPr>
           <w:p>
             <w:pPr>
-              <w:spacing w:after="40"/>
+              <w:spacing w:after="20"/>
             </w:pPr>
             <w:r/>
             <w:r>
               <w:rPr>
-                <w:sz w:val="16"/>
+                <w:sz w:val="15"/>
               </w:rPr>
               <w:t>Mover informes con 1 a 3 alertas a con_alertas/</w:t>
             </w:r>
@@ -3250,12 +3588,12 @@
           </w:tcPr>
           <w:p>
             <w:pPr>
-              <w:spacing w:after="40"/>
+              <w:spacing w:after="20"/>
             </w:pPr>
             <w:r/>
             <w:r>
               <w:rPr>
-                <w:sz w:val="16"/>
+                <w:sz w:val="15"/>
               </w:rPr>
               <w:t>8 informes en gestion_ambiental/con_alertas/</w:t>
             </w:r>
@@ -3263,18 +3601,21 @@
         </w:tc>
       </w:tr>
       <w:tr>
+        <w:trPr>
+          <w:cantSplit/>
+        </w:trPr>
         <w:tc>
           <w:tcPr>
             <w:tcW w:type="dxa" w:w="467"/>
           </w:tcPr>
           <w:p>
             <w:pPr>
-              <w:spacing w:after="40"/>
+              <w:spacing w:after="20"/>
             </w:pPr>
             <w:r/>
             <w:r>
               <w:rPr>
-                <w:sz w:val="16"/>
+                <w:sz w:val="15"/>
               </w:rPr>
               <w:t>5</w:t>
             </w:r>
@@ -3286,12 +3627,12 @@
           </w:tcPr>
           <w:p>
             <w:pPr>
-              <w:spacing w:after="40"/>
+              <w:spacing w:after="20"/>
             </w:pPr>
             <w:r/>
             <w:r>
               <w:rPr>
-                <w:sz w:val="16"/>
+                <w:sz w:val="15"/>
               </w:rPr>
               <w:t>Mover informes con 4 o más alertas a criticas/</w:t>
             </w:r>
@@ -3303,12 +3644,12 @@
           </w:tcPr>
           <w:p>
             <w:pPr>
-              <w:spacing w:after="40"/>
+              <w:spacing w:after="20"/>
             </w:pPr>
             <w:r/>
             <w:r>
               <w:rPr>
-                <w:sz w:val="16"/>
+                <w:sz w:val="15"/>
               </w:rPr>
               <w:t>12 informes en gestion_ambiental/criticas/</w:t>
             </w:r>
@@ -3316,18 +3657,21 @@
         </w:tc>
       </w:tr>
       <w:tr>
+        <w:trPr>
+          <w:cantSplit/>
+        </w:trPr>
         <w:tc>
           <w:tcPr>
             <w:tcW w:type="dxa" w:w="467"/>
           </w:tcPr>
           <w:p>
             <w:pPr>
-              <w:spacing w:after="40"/>
+              <w:spacing w:after="20"/>
             </w:pPr>
             <w:r/>
             <w:r>
               <w:rPr>
-                <w:sz w:val="16"/>
+                <w:sz w:val="15"/>
               </w:rPr>
               <w:t>6</w:t>
             </w:r>
@@ -3339,12 +3683,12 @@
           </w:tcPr>
           <w:p>
             <w:pPr>
-              <w:spacing w:after="40"/>
+              <w:spacing w:after="20"/>
             </w:pPr>
             <w:r/>
             <w:r>
               <w:rPr>
-                <w:sz w:val="16"/>
+                <w:sz w:val="15"/>
               </w:rPr>
               <w:t>Evitar sobrescritura mediante nombres _v1, _v2</w:t>
             </w:r>
@@ -3356,12 +3700,12 @@
           </w:tcPr>
           <w:p>
             <w:pPr>
-              <w:spacing w:after="40"/>
+              <w:spacing w:after="20"/>
             </w:pPr>
             <w:r/>
             <w:r>
               <w:rPr>
-                <w:sz w:val="16"/>
+                <w:sz w:val="15"/>
               </w:rPr>
               <w:t>Tres corridas acumulan 61 informes, 40 de ellos con sufijo _v1 o _v2, sin pérdidas (ver 7.3)</w:t>
             </w:r>
@@ -3369,18 +3713,21 @@
         </w:tc>
       </w:tr>
       <w:tr>
+        <w:trPr>
+          <w:cantSplit/>
+        </w:trPr>
         <w:tc>
           <w:tcPr>
             <w:tcW w:type="dxa" w:w="467"/>
           </w:tcPr>
           <w:p>
             <w:pPr>
-              <w:spacing w:after="40"/>
+              <w:spacing w:after="20"/>
             </w:pPr>
             <w:r/>
             <w:r>
               <w:rPr>
-                <w:sz w:val="16"/>
+                <w:sz w:val="15"/>
               </w:rPr>
               <w:t>7</w:t>
             </w:r>
@@ -3392,12 +3739,12 @@
           </w:tcPr>
           <w:p>
             <w:pPr>
-              <w:spacing w:after="40"/>
+              <w:spacing w:after="20"/>
             </w:pPr>
             <w:r/>
             <w:r>
               <w:rPr>
-                <w:sz w:val="16"/>
+                <w:sz w:val="15"/>
               </w:rPr>
               <w:t>Copiar el resumen como resumen_resguardado.txt</w:t>
             </w:r>
@@ -3409,12 +3756,12 @@
           </w:tcPr>
           <w:p>
             <w:pPr>
-              <w:spacing w:after="40"/>
+              <w:spacing w:after="20"/>
             </w:pPr>
             <w:r/>
             <w:r>
               <w:rPr>
-                <w:sz w:val="16"/>
+                <w:sz w:val="15"/>
               </w:rPr>
               <w:t>Copia de 448 bytes, idéntica al original que permanece en salida/</w:t>
             </w:r>
@@ -3422,18 +3769,21 @@
         </w:tc>
       </w:tr>
       <w:tr>
+        <w:trPr>
+          <w:cantSplit/>
+        </w:trPr>
         <w:tc>
           <w:tcPr>
             <w:tcW w:type="dxa" w:w="467"/>
           </w:tcPr>
           <w:p>
             <w:pPr>
-              <w:spacing w:after="40"/>
+              <w:spacing w:after="20"/>
             </w:pPr>
             <w:r/>
             <w:r>
               <w:rPr>
-                <w:sz w:val="16"/>
+                <w:sz w:val="15"/>
               </w:rPr>
               <w:t>8</w:t>
             </w:r>
@@ -3445,12 +3795,12 @@
           </w:tcPr>
           <w:p>
             <w:pPr>
-              <w:spacing w:after="40"/>
+              <w:spacing w:after="20"/>
             </w:pPr>
             <w:r/>
             <w:r>
               <w:rPr>
-                <w:sz w:val="16"/>
+                <w:sz w:val="15"/>
               </w:rPr>
               <w:t>Leer alertas/alertas_detectadas.log</w:t>
             </w:r>
@@ -3462,12 +3812,12 @@
           </w:tcPr>
           <w:p>
             <w:pPr>
-              <w:spacing w:after="40"/>
+              <w:spacing w:after="20"/>
             </w:pPr>
             <w:r/>
             <w:r>
               <w:rPr>
-                <w:sz w:val="16"/>
+                <w:sz w:val="15"/>
               </w:rPr>
               <w:t>79 líneas del formato archivo;estacion;timestamp;indicador;valor;umbral</w:t>
             </w:r>
@@ -3475,18 +3825,21 @@
         </w:tc>
       </w:tr>
       <w:tr>
+        <w:trPr>
+          <w:cantSplit/>
+        </w:trPr>
         <w:tc>
           <w:tcPr>
             <w:tcW w:type="dxa" w:w="467"/>
           </w:tcPr>
           <w:p>
             <w:pPr>
-              <w:spacing w:after="40"/>
+              <w:spacing w:after="20"/>
             </w:pPr>
             <w:r/>
             <w:r>
               <w:rPr>
-                <w:sz w:val="16"/>
+                <w:sz w:val="15"/>
               </w:rPr>
               <w:t>9</w:t>
             </w:r>
@@ -3498,12 +3851,12 @@
           </w:tcPr>
           <w:p>
             <w:pPr>
-              <w:spacing w:after="40"/>
+              <w:spacing w:after="20"/>
             </w:pPr>
             <w:r/>
             <w:r>
               <w:rPr>
-                <w:sz w:val="16"/>
+                <w:sz w:val="15"/>
               </w:rPr>
               <w:t>Separar alertas por indicador</w:t>
             </w:r>
@@ -3515,12 +3868,12 @@
           </w:tcPr>
           <w:p>
             <w:pPr>
-              <w:spacing w:after="40"/>
+              <w:spacing w:after="20"/>
             </w:pPr>
             <w:r/>
             <w:r>
               <w:rPr>
-                <w:sz w:val="16"/>
+                <w:sz w:val="15"/>
               </w:rPr>
               <w:t>temperatura 21, humedad 17, pm25 20, ruido 21</w:t>
             </w:r>
@@ -3528,18 +3881,21 @@
         </w:tc>
       </w:tr>
       <w:tr>
+        <w:trPr>
+          <w:cantSplit/>
+        </w:trPr>
         <w:tc>
           <w:tcPr>
             <w:tcW w:type="dxa" w:w="467"/>
           </w:tcPr>
           <w:p>
             <w:pPr>
-              <w:spacing w:after="40"/>
+              <w:spacing w:after="20"/>
             </w:pPr>
             <w:r/>
             <w:r>
               <w:rPr>
-                <w:sz w:val="16"/>
+                <w:sz w:val="15"/>
               </w:rPr>
               <w:t>10</w:t>
             </w:r>
@@ -3551,12 +3907,12 @@
           </w:tcPr>
           <w:p>
             <w:pPr>
-              <w:spacing w:after="40"/>
+              <w:spacing w:after="20"/>
             </w:pPr>
             <w:r/>
             <w:r>
               <w:rPr>
-                <w:sz w:val="16"/>
+                <w:sz w:val="15"/>
               </w:rPr>
               <w:t>Registrar alertas inválidas o desconocidas</w:t>
             </w:r>
@@ -3568,12 +3924,12 @@
           </w:tcPr>
           <w:p>
             <w:pPr>
-              <w:spacing w:after="40"/>
+              <w:spacing w:after="20"/>
             </w:pPr>
             <w:r/>
             <w:r>
               <w:rPr>
-                <w:sz w:val="16"/>
+                <w:sz w:val="15"/>
               </w:rPr>
               <w:t>4 anomalías registradas al inyectar fallas (ver 7.2)</w:t>
             </w:r>
@@ -3581,18 +3937,21 @@
         </w:tc>
       </w:tr>
       <w:tr>
+        <w:trPr>
+          <w:cantSplit/>
+        </w:trPr>
         <w:tc>
           <w:tcPr>
             <w:tcW w:type="dxa" w:w="467"/>
           </w:tcPr>
           <w:p>
             <w:pPr>
-              <w:spacing w:after="40"/>
+              <w:spacing w:after="20"/>
             </w:pPr>
             <w:r/>
             <w:r>
               <w:rPr>
-                <w:sz w:val="16"/>
+                <w:sz w:val="15"/>
               </w:rPr>
               <w:t>11</w:t>
             </w:r>
@@ -3604,12 +3963,12 @@
           </w:tcPr>
           <w:p>
             <w:pPr>
-              <w:spacing w:after="40"/>
+              <w:spacing w:after="20"/>
             </w:pPr>
             <w:r/>
             <w:r>
               <w:rPr>
-                <w:sz w:val="16"/>
+                <w:sz w:val="15"/>
               </w:rPr>
               <w:t>Generar inventario_ambiental.json</w:t>
             </w:r>
@@ -3621,12 +3980,12 @@
           </w:tcPr>
           <w:p>
             <w:pPr>
-              <w:spacing w:after="40"/>
+              <w:spacing w:after="20"/>
             </w:pPr>
             <w:r/>
             <w:r>
               <w:rPr>
-                <w:sz w:val="16"/>
+                <w:sz w:val="15"/>
               </w:rPr>
               <w:t>Archivo de 3155 bytes, JSON valido con 8 claves de primer nivel</w:t>
             </w:r>
@@ -3634,18 +3993,21 @@
         </w:tc>
       </w:tr>
       <w:tr>
+        <w:trPr>
+          <w:cantSplit/>
+        </w:trPr>
         <w:tc>
           <w:tcPr>
             <w:tcW w:type="dxa" w:w="467"/>
           </w:tcPr>
           <w:p>
             <w:pPr>
-              <w:spacing w:after="40"/>
+              <w:spacing w:after="20"/>
             </w:pPr>
             <w:r/>
             <w:r>
               <w:rPr>
-                <w:sz w:val="16"/>
+                <w:sz w:val="15"/>
               </w:rPr>
               <w:t>12</w:t>
             </w:r>
@@ -3657,12 +4019,12 @@
           </w:tcPr>
           <w:p>
             <w:pPr>
-              <w:spacing w:after="40"/>
+              <w:spacing w:after="20"/>
             </w:pPr>
             <w:r/>
             <w:r>
               <w:rPr>
-                <w:sz w:val="16"/>
+                <w:sz w:val="15"/>
               </w:rPr>
               <w:t>Generar logs/gestion_ambiental.log</w:t>
             </w:r>
@@ -3674,12 +4036,12 @@
           </w:tcPr>
           <w:p>
             <w:pPr>
-              <w:spacing w:after="40"/>
+              <w:spacing w:after="20"/>
             </w:pPr>
             <w:r/>
             <w:r>
               <w:rPr>
-                <w:sz w:val="16"/>
+                <w:sz w:val="15"/>
               </w:rPr>
               <w:t>Bitácora de 28 líneas y 2442 bytes, con marca de tiempo por evento</w:t>
             </w:r>
@@ -3687,18 +4049,21 @@
         </w:tc>
       </w:tr>
       <w:tr>
+        <w:trPr>
+          <w:cantSplit/>
+        </w:trPr>
         <w:tc>
           <w:tcPr>
             <w:tcW w:type="dxa" w:w="467"/>
           </w:tcPr>
           <w:p>
             <w:pPr>
-              <w:spacing w:after="40"/>
+              <w:spacing w:after="20"/>
             </w:pPr>
             <w:r/>
             <w:r>
               <w:rPr>
-                <w:sz w:val="16"/>
+                <w:sz w:val="15"/>
               </w:rPr>
               <w:t>13</w:t>
             </w:r>
@@ -3710,12 +4075,12 @@
           </w:tcPr>
           <w:p>
             <w:pPr>
-              <w:spacing w:after="40"/>
+              <w:spacing w:after="20"/>
             </w:pPr>
             <w:r/>
             <w:r>
               <w:rPr>
-                <w:sz w:val="16"/>
+                <w:sz w:val="15"/>
               </w:rPr>
               <w:t>Controlar al menos un error sin detenerse</w:t>
             </w:r>
@@ -3727,12 +4092,12 @@
           </w:tcPr>
           <w:p>
             <w:pPr>
-              <w:spacing w:after="40"/>
+              <w:spacing w:after="20"/>
             </w:pPr>
             <w:r/>
             <w:r>
               <w:rPr>
-                <w:sz w:val="16"/>
+                <w:sz w:val="15"/>
               </w:rPr>
               <w:t>Con cuatro fallas el gestor terminó con código 0 y conservó las 79 alertas (ver 7.2)</w:t>
             </w:r>
@@ -3742,12 +4107,18 @@
     </w:tbl>
     <w:p>
       <w:pPr>
-        <w:spacing w:after="40"/>
-      </w:pPr>
+        <w:spacing w:before="0" w:after="0" w:line="240" w:lineRule="auto"/>
+      </w:pPr>
+      <w:r>
+        <w:rPr>
+          <w:sz w:val="10"/>
+        </w:rPr>
+      </w:r>
     </w:p>
     <w:p>
       <w:pPr>
-        <w:spacing w:before="160" w:after="80"/>
+        <w:keepNext/>
+        <w:spacing w:before="180" w:after="20"/>
       </w:pPr>
       <w:r>
         <w:rPr>
@@ -3760,7 +4131,8 @@
     </w:p>
     <w:p>
       <w:pPr>
-        <w:spacing w:after="0" w:before="80"/>
+        <w:spacing w:after="0" w:before="80" w:line="240" w:lineRule="auto"/>
+        <w:keepNext/>
         <w:shd w:val="clear" w:color="auto" w:fill="E8EAED"/>
       </w:pPr>
       <w:r>
@@ -3775,6 +4147,7 @@
     <w:p>
       <w:pPr>
         <w:spacing w:after="0" w:line="240" w:lineRule="auto"/>
+        <w:keepNext/>
         <w:shd w:val="clear" w:color="auto" w:fill="F4F5F7"/>
       </w:pPr>
       <w:r>
@@ -3788,6 +4161,7 @@
     <w:p>
       <w:pPr>
         <w:spacing w:after="0" w:line="240" w:lineRule="auto"/>
+        <w:keepNext/>
         <w:shd w:val="clear" w:color="auto" w:fill="F4F5F7"/>
       </w:pPr>
       <w:r>
@@ -3801,6 +4175,7 @@
     <w:p>
       <w:pPr>
         <w:spacing w:after="0" w:line="240" w:lineRule="auto"/>
+        <w:keepNext/>
         <w:shd w:val="clear" w:color="auto" w:fill="F4F5F7"/>
       </w:pPr>
       <w:r>
@@ -3814,6 +4189,7 @@
     <w:p>
       <w:pPr>
         <w:spacing w:after="0" w:line="240" w:lineRule="auto"/>
+        <w:keepNext/>
         <w:shd w:val="clear" w:color="auto" w:fill="F4F5F7"/>
       </w:pPr>
       <w:r>
@@ -3827,6 +4203,7 @@
     <w:p>
       <w:pPr>
         <w:spacing w:after="0" w:line="240" w:lineRule="auto"/>
+        <w:keepNext/>
         <w:shd w:val="clear" w:color="auto" w:fill="F4F5F7"/>
       </w:pPr>
       <w:r>
@@ -3840,6 +4217,7 @@
     <w:p>
       <w:pPr>
         <w:spacing w:after="0" w:line="240" w:lineRule="auto"/>
+        <w:keepNext/>
         <w:shd w:val="clear" w:color="auto" w:fill="F4F5F7"/>
       </w:pPr>
       <w:r>
@@ -3853,6 +4231,7 @@
     <w:p>
       <w:pPr>
         <w:spacing w:after="0" w:line="240" w:lineRule="auto"/>
+        <w:keepNext/>
         <w:shd w:val="clear" w:color="auto" w:fill="F4F5F7"/>
       </w:pPr>
       <w:r>
@@ -3866,6 +4245,7 @@
     <w:p>
       <w:pPr>
         <w:spacing w:after="0" w:line="240" w:lineRule="auto"/>
+        <w:keepNext/>
         <w:shd w:val="clear" w:color="auto" w:fill="F4F5F7"/>
       </w:pPr>
       <w:r>
@@ -3879,6 +4259,7 @@
     <w:p>
       <w:pPr>
         <w:spacing w:after="0" w:line="240" w:lineRule="auto"/>
+        <w:keepNext/>
         <w:shd w:val="clear" w:color="auto" w:fill="F4F5F7"/>
       </w:pPr>
       <w:r>
@@ -3904,26 +4285,32 @@
     </w:p>
     <w:p>
       <w:pPr>
-        <w:spacing w:after="40"/>
-      </w:pPr>
-    </w:p>
-    <w:p>
-      <w:pPr>
-        <w:jc w:val="both"/>
+        <w:spacing w:before="0" w:after="0" w:line="240" w:lineRule="auto"/>
       </w:pPr>
       <w:r>
-        <w:t>Bajo gestion_ambiental/ quedaron 27 archivos: los 26 que produjo el gestor -los 20 informes clasificados, los cuatro registros por indicador, el inventario y el resumen resguardado, los mismos que registra la evidencia- más el marcador sin_alertas/.gitkeep, con el que el control de versiones conserva una carpeta que quedó legítimamente vacía (5.3). El gestor terminó con código 0 en su única ejecución sobre el árbol entregado.</w:t>
+        <w:rPr>
+          <w:sz w:val="10"/>
+        </w:rPr>
       </w:r>
     </w:p>
     <w:p>
       <w:pPr>
-        <w:spacing w:after="40"/>
+        <w:jc w:val="left"/>
+      </w:pPr>
+      <w:r>
+        <w:t>Bajo gestion_​ambiental/ quedaron 27 archivos: los 26 que produjo el gestor -los 20 informes clasificados, los cuatro registros por indicador, el inventario y el resumen resguardado, los mismos que registra la evidencia- más el marcador sin_alertas/.gitkeep, con el que el control de versiones conserva una carpeta que quedó legítimamente vacía (5.3). El gestor terminó con código 0 en su única ejecución sobre el árbol entregado.</w:t>
+      </w:r>
+    </w:p>
+    <w:p>
+      <w:pPr>
+        <w:keepNext/>
+        <w:spacing w:before="80" w:after="0"/>
         <w:jc w:val="center"/>
       </w:pPr>
       <w:r>
         <w:drawing>
           <wp:inline xmlns:a="http://schemas.openxmlformats.org/drawingml/2006/main" xmlns:pic="http://schemas.openxmlformats.org/drawingml/2006/picture">
-            <wp:extent cx="5808130" cy="3407831"/>
+            <wp:extent cx="3499553" cy="2532801"/>
             <wp:docPr id="6" name="Picture 6"/>
             <wp:cNvGraphicFramePr>
               <a:graphicFrameLocks noChangeAspect="1"/>
@@ -3944,7 +4331,7 @@
                   <pic:spPr>
                     <a:xfrm>
                       <a:off x="0" y="0"/>
-                      <a:ext cx="5808130" cy="3407831"/>
+                      <a:ext cx="3499553" cy="2532801"/>
                     </a:xfrm>
                     <a:prstGeom prst="rect"/>
                   </pic:spPr>
@@ -3957,20 +4344,21 @@
     </w:p>
     <w:p>
       <w:pPr>
-        <w:spacing w:after="160"/>
+        <w:spacing w:before="0" w:after="200"/>
         <w:jc w:val="center"/>
       </w:pPr>
       <w:r>
         <w:rPr>
           <w:i/>
-          <w:sz w:val="17"/>
+          <w:sz w:val="15"/>
         </w:rPr>
         <w:t>Figura 6. Estructura generada por el gestor y cuadratura de las alertas por indicador, en la máquina virtual.</w:t>
       </w:r>
     </w:p>
     <w:p>
       <w:pPr>
-        <w:spacing w:before="160" w:after="80"/>
+        <w:keepNext/>
+        <w:spacing w:before="180" w:after="20"/>
       </w:pPr>
       <w:r>
         <w:rPr>
@@ -3983,7 +4371,7 @@
     </w:p>
     <w:p>
       <w:pPr>
-        <w:jc w:val="both"/>
+        <w:jc w:val="left"/>
       </w:pPr>
       <w:r>
         <w:t>El valor del inventario no está en existir sino en cuadrar: la suma de las alertas por indicador debe ser igual al total del inventario, al número de líneas de la bitácora de alertas y al total del resumen consolidado. El generador verifica esa igualdad y además que el número leído en el repositorio sea el mismo de la evidencia congelada; si alguna comprobación falla, se detiene.</w:t>
@@ -4002,19 +4390,24 @@
         <w:gridCol w:w="2409"/>
       </w:tblGrid>
       <w:tr>
+        <w:trPr>
+          <w:cantSplit/>
+          <w:tblHeader/>
+        </w:trPr>
         <w:tc>
           <w:tcPr>
             <w:tcW w:type="dxa" w:w="3647"/>
           </w:tcPr>
           <w:p>
             <w:pPr>
-              <w:spacing w:after="40"/>
+              <w:keepNext/>
+              <w:spacing w:after="20"/>
             </w:pPr>
             <w:r/>
             <w:r>
               <w:rPr>
                 <w:b/>
-                <w:sz w:val="17"/>
+                <w:sz w:val="16"/>
               </w:rPr>
               <w:t>Fuente</w:t>
             </w:r>
@@ -4026,13 +4419,14 @@
           </w:tcPr>
           <w:p>
             <w:pPr>
-              <w:spacing w:after="40"/>
+              <w:keepNext/>
+              <w:spacing w:after="20"/>
             </w:pPr>
             <w:r/>
             <w:r>
               <w:rPr>
                 <w:b/>
-                <w:sz w:val="17"/>
+                <w:sz w:val="16"/>
               </w:rPr>
               <w:t>Alertas</w:t>
             </w:r>
@@ -4044,13 +4438,14 @@
           </w:tcPr>
           <w:p>
             <w:pPr>
-              <w:spacing w:after="40"/>
+              <w:keepNext/>
+              <w:spacing w:after="20"/>
             </w:pPr>
             <w:r/>
             <w:r>
               <w:rPr>
                 <w:b/>
-                <w:sz w:val="17"/>
+                <w:sz w:val="16"/>
               </w:rPr>
               <w:t>Fuente</w:t>
             </w:r>
@@ -4062,13 +4457,14 @@
           </w:tcPr>
           <w:p>
             <w:pPr>
-              <w:spacing w:after="40"/>
+              <w:keepNext/>
+              <w:spacing w:after="20"/>
             </w:pPr>
             <w:r/>
             <w:r>
               <w:rPr>
                 <w:b/>
-                <w:sz w:val="17"/>
+                <w:sz w:val="16"/>
               </w:rPr>
               <w:t>Alertas</w:t>
             </w:r>
@@ -4076,18 +4472,22 @@
         </w:tc>
       </w:tr>
       <w:tr>
+        <w:trPr>
+          <w:cantSplit/>
+        </w:trPr>
         <w:tc>
           <w:tcPr>
             <w:tcW w:type="dxa" w:w="3647"/>
           </w:tcPr>
           <w:p>
             <w:pPr>
-              <w:spacing w:after="40"/>
+              <w:keepNext/>
+              <w:spacing w:after="20"/>
             </w:pPr>
             <w:r/>
             <w:r>
               <w:rPr>
-                <w:sz w:val="16"/>
+                <w:sz w:val="15"/>
               </w:rPr>
               <w:t>alertas_por_indicador/temperatura</w:t>
             </w:r>
@@ -4099,12 +4499,13 @@
           </w:tcPr>
           <w:p>
             <w:pPr>
-              <w:spacing w:after="40"/>
+              <w:keepNext/>
+              <w:spacing w:after="20"/>
             </w:pPr>
             <w:r/>
             <w:r>
               <w:rPr>
-                <w:sz w:val="16"/>
+                <w:sz w:val="15"/>
               </w:rPr>
               <w:t>21</w:t>
             </w:r>
@@ -4116,12 +4517,13 @@
           </w:tcPr>
           <w:p>
             <w:pPr>
-              <w:spacing w:after="40"/>
+              <w:keepNext/>
+              <w:spacing w:after="20"/>
             </w:pPr>
             <w:r/>
             <w:r>
               <w:rPr>
-                <w:sz w:val="16"/>
+                <w:sz w:val="15"/>
               </w:rPr>
               <w:t>Suma de los cuatro indicadores</w:t>
             </w:r>
@@ -4133,12 +4535,13 @@
           </w:tcPr>
           <w:p>
             <w:pPr>
-              <w:spacing w:after="40"/>
+              <w:keepNext/>
+              <w:spacing w:after="20"/>
             </w:pPr>
             <w:r/>
             <w:r>
               <w:rPr>
-                <w:sz w:val="16"/>
+                <w:sz w:val="15"/>
               </w:rPr>
               <w:t>79</w:t>
             </w:r>
@@ -4146,18 +4549,22 @@
         </w:tc>
       </w:tr>
       <w:tr>
+        <w:trPr>
+          <w:cantSplit/>
+        </w:trPr>
         <w:tc>
           <w:tcPr>
             <w:tcW w:type="dxa" w:w="3647"/>
           </w:tcPr>
           <w:p>
             <w:pPr>
-              <w:spacing w:after="40"/>
+              <w:keepNext/>
+              <w:spacing w:after="20"/>
             </w:pPr>
             <w:r/>
             <w:r>
               <w:rPr>
-                <w:sz w:val="16"/>
+                <w:sz w:val="15"/>
               </w:rPr>
               <w:t>alertas_por_indicador/humedad</w:t>
             </w:r>
@@ -4169,12 +4576,13 @@
           </w:tcPr>
           <w:p>
             <w:pPr>
-              <w:spacing w:after="40"/>
+              <w:keepNext/>
+              <w:spacing w:after="20"/>
             </w:pPr>
             <w:r/>
             <w:r>
               <w:rPr>
-                <w:sz w:val="16"/>
+                <w:sz w:val="15"/>
               </w:rPr>
               <w:t>17</w:t>
             </w:r>
@@ -4186,12 +4594,13 @@
           </w:tcPr>
           <w:p>
             <w:pPr>
-              <w:spacing w:after="40"/>
+              <w:keepNext/>
+              <w:spacing w:after="20"/>
             </w:pPr>
             <w:r/>
             <w:r>
               <w:rPr>
-                <w:sz w:val="16"/>
+                <w:sz w:val="15"/>
               </w:rPr>
               <w:t>alertas/alertas_detectadas.log</w:t>
             </w:r>
@@ -4203,12 +4612,13 @@
           </w:tcPr>
           <w:p>
             <w:pPr>
-              <w:spacing w:after="40"/>
+              <w:keepNext/>
+              <w:spacing w:after="20"/>
             </w:pPr>
             <w:r/>
             <w:r>
               <w:rPr>
-                <w:sz w:val="16"/>
+                <w:sz w:val="15"/>
               </w:rPr>
               <w:t>79</w:t>
             </w:r>
@@ -4216,18 +4626,22 @@
         </w:tc>
       </w:tr>
       <w:tr>
+        <w:trPr>
+          <w:cantSplit/>
+        </w:trPr>
         <w:tc>
           <w:tcPr>
             <w:tcW w:type="dxa" w:w="3647"/>
           </w:tcPr>
           <w:p>
             <w:pPr>
-              <w:spacing w:after="40"/>
+              <w:keepNext/>
+              <w:spacing w:after="20"/>
             </w:pPr>
             <w:r/>
             <w:r>
               <w:rPr>
-                <w:sz w:val="16"/>
+                <w:sz w:val="15"/>
               </w:rPr>
               <w:t>alertas_por_indicador/pm25</w:t>
             </w:r>
@@ -4239,12 +4653,13 @@
           </w:tcPr>
           <w:p>
             <w:pPr>
-              <w:spacing w:after="40"/>
+              <w:keepNext/>
+              <w:spacing w:after="20"/>
             </w:pPr>
             <w:r/>
             <w:r>
               <w:rPr>
-                <w:sz w:val="16"/>
+                <w:sz w:val="15"/>
               </w:rPr>
               <w:t>20</w:t>
             </w:r>
@@ -4256,12 +4671,13 @@
           </w:tcPr>
           <w:p>
             <w:pPr>
-              <w:spacing w:after="40"/>
+              <w:keepNext/>
+              <w:spacing w:after="20"/>
             </w:pPr>
             <w:r/>
             <w:r>
               <w:rPr>
-                <w:sz w:val="16"/>
+                <w:sz w:val="15"/>
               </w:rPr>
               <w:t>inventario_ambiental.json</w:t>
             </w:r>
@@ -4273,12 +4689,13 @@
           </w:tcPr>
           <w:p>
             <w:pPr>
-              <w:spacing w:after="40"/>
+              <w:keepNext/>
+              <w:spacing w:after="20"/>
             </w:pPr>
             <w:r/>
             <w:r>
               <w:rPr>
-                <w:sz w:val="16"/>
+                <w:sz w:val="15"/>
               </w:rPr>
               <w:t>79</w:t>
             </w:r>
@@ -4286,18 +4703,21 @@
         </w:tc>
       </w:tr>
       <w:tr>
+        <w:trPr>
+          <w:cantSplit/>
+        </w:trPr>
         <w:tc>
           <w:tcPr>
             <w:tcW w:type="dxa" w:w="3647"/>
           </w:tcPr>
           <w:p>
             <w:pPr>
-              <w:spacing w:after="40"/>
+              <w:spacing w:after="20"/>
             </w:pPr>
             <w:r/>
             <w:r>
               <w:rPr>
-                <w:sz w:val="16"/>
+                <w:sz w:val="15"/>
               </w:rPr>
               <w:t>alertas_por_indicador/ruido</w:t>
             </w:r>
@@ -4309,12 +4729,12 @@
           </w:tcPr>
           <w:p>
             <w:pPr>
-              <w:spacing w:after="40"/>
+              <w:spacing w:after="20"/>
             </w:pPr>
             <w:r/>
             <w:r>
               <w:rPr>
-                <w:sz w:val="16"/>
+                <w:sz w:val="15"/>
               </w:rPr>
               <w:t>21</w:t>
             </w:r>
@@ -4326,12 +4746,12 @@
           </w:tcPr>
           <w:p>
             <w:pPr>
-              <w:spacing w:after="40"/>
+              <w:spacing w:after="20"/>
             </w:pPr>
             <w:r/>
             <w:r>
               <w:rPr>
-                <w:sz w:val="16"/>
+                <w:sz w:val="15"/>
               </w:rPr>
               <w:t>salida/resumen_ambiental.txt</w:t>
             </w:r>
@@ -4343,12 +4763,12 @@
           </w:tcPr>
           <w:p>
             <w:pPr>
-              <w:spacing w:after="40"/>
+              <w:spacing w:after="20"/>
             </w:pPr>
             <w:r/>
             <w:r>
               <w:rPr>
-                <w:sz w:val="16"/>
+                <w:sz w:val="15"/>
               </w:rPr>
               <w:t>79</w:t>
             </w:r>
@@ -4358,12 +4778,18 @@
     </w:tbl>
     <w:p>
       <w:pPr>
-        <w:spacing w:after="40"/>
-      </w:pPr>
+        <w:spacing w:before="0" w:after="0" w:line="240" w:lineRule="auto"/>
+      </w:pPr>
+      <w:r>
+        <w:rPr>
+          <w:sz w:val="10"/>
+        </w:rPr>
+      </w:r>
     </w:p>
     <w:p>
       <w:pPr>
-        <w:spacing w:after="0" w:before="80"/>
+        <w:spacing w:after="0" w:before="80" w:line="240" w:lineRule="auto"/>
+        <w:keepNext/>
         <w:shd w:val="clear" w:color="auto" w:fill="E8EAED"/>
       </w:pPr>
       <w:r>
@@ -4378,6 +4804,7 @@
     <w:p>
       <w:pPr>
         <w:spacing w:after="0" w:line="240" w:lineRule="auto"/>
+        <w:keepNext/>
         <w:shd w:val="clear" w:color="auto" w:fill="F4F5F7"/>
       </w:pPr>
       <w:r>
@@ -4391,6 +4818,7 @@
     <w:p>
       <w:pPr>
         <w:spacing w:after="0" w:line="240" w:lineRule="auto"/>
+        <w:keepNext/>
         <w:shd w:val="clear" w:color="auto" w:fill="F4F5F7"/>
       </w:pPr>
       <w:r>
@@ -4404,6 +4832,7 @@
     <w:p>
       <w:pPr>
         <w:spacing w:after="0" w:line="240" w:lineRule="auto"/>
+        <w:keepNext/>
         <w:shd w:val="clear" w:color="auto" w:fill="F4F5F7"/>
       </w:pPr>
       <w:r>
@@ -4417,6 +4846,7 @@
     <w:p>
       <w:pPr>
         <w:spacing w:after="0" w:line="240" w:lineRule="auto"/>
+        <w:keepNext/>
         <w:shd w:val="clear" w:color="auto" w:fill="F4F5F7"/>
       </w:pPr>
       <w:r>
@@ -4430,6 +4860,7 @@
     <w:p>
       <w:pPr>
         <w:spacing w:after="0" w:line="240" w:lineRule="auto"/>
+        <w:keepNext/>
         <w:shd w:val="clear" w:color="auto" w:fill="F4F5F7"/>
       </w:pPr>
       <w:r>
@@ -4676,20 +5107,27 @@
     </w:p>
     <w:p>
       <w:pPr>
-        <w:spacing w:after="40"/>
-      </w:pPr>
-    </w:p>
-    <w:p>
-      <w:pPr>
-        <w:jc w:val="both"/>
+        <w:spacing w:before="0" w:after="0" w:line="240" w:lineRule="auto"/>
       </w:pPr>
       <w:r>
-        <w:t>total_alertas aparece dos veces porque el inventario lo declara dentro de resumen y también en la raíz; ambos valores son el mismo número que cuadra la tabla anterior, y la bitácora cierra la corrida declarando ese mismo par:</w:t>
+        <w:rPr>
+          <w:sz w:val="10"/>
+        </w:rPr>
       </w:r>
     </w:p>
     <w:p>
       <w:pPr>
-        <w:spacing w:after="0" w:before="80"/>
+        <w:keepNext/>
+        <w:jc w:val="left"/>
+      </w:pPr>
+      <w:r>
+        <w:t>total_​alertas aparece dos veces porque el inventario lo declara dentro de resumen y también en la raíz; ambos valores son el mismo número que cuadra la tabla anterior, y la bitácora cierra la corrida declarando ese mismo par:</w:t>
+      </w:r>
+    </w:p>
+    <w:p>
+      <w:pPr>
+        <w:spacing w:after="0" w:before="80" w:line="240" w:lineRule="auto"/>
+        <w:keepNext/>
         <w:shd w:val="clear" w:color="auto" w:fill="E8EAED"/>
       </w:pPr>
       <w:r>
@@ -4716,12 +5154,18 @@
     </w:p>
     <w:p>
       <w:pPr>
-        <w:spacing w:after="40"/>
-      </w:pPr>
+        <w:spacing w:before="0" w:after="0" w:line="240" w:lineRule="auto"/>
+      </w:pPr>
+      <w:r>
+        <w:rPr>
+          <w:sz w:val="10"/>
+        </w:rPr>
+      </w:r>
     </w:p>
     <w:p>
       <w:pPr>
-        <w:spacing w:before="160" w:after="80"/>
+        <w:keepNext/>
+        <w:spacing w:before="180" w:after="20"/>
       </w:pPr>
       <w:r>
         <w:rPr>
@@ -4734,15 +5178,16 @@
     </w:p>
     <w:p>
       <w:pPr>
-        <w:jc w:val="both"/>
+        <w:jc w:val="left"/>
       </w:pPr>
       <w:r>
-        <w:t>La carpeta sin_alertas/ contiene 0 informes y no es un defecto del gestor: la pauta de la Parte 1 exige que cada archivo de entrada produzca al menos una alerta, de modo que ningún informe puede tener cero y la rama queda legítimamente vacía. La rama existe y funciona: con el informe de control informe_CTL00_20240101.txt, construido con cero alertas, el gestor lo movió a sin_alertas/ y la clasificación quedó en sin_alertas/ 1, con_alertas/ 8, criticas/ 12. Esa demostración se hizo sobre una COPIA, por lo que el árbol entregado conserva sus 0 informes en esa rama.</w:t>
+        <w:t>La carpeta sin_​alertas/ contiene 0 informes y no es un defecto del gestor: la pauta de la Parte 1 exige que cada archivo de entrada produzca al menos una alerta, de modo que ningún informe puede tener cero y la rama queda legítimamente vacía. La rama existe y funciona: con el informe de control informe_CTL00_20240101.txt, construido con cero alertas, el gestor lo movió a sin_​alertas/ y la clasificación quedó en sin_​alertas/ 1, con_​alertas/ 8, criticas/ 12. Esa demostración se hizo sobre una COPIA, por lo que el árbol entregado conserva sus 0 informes en esa rama.</w:t>
       </w:r>
     </w:p>
     <w:p>
       <w:pPr>
-        <w:spacing w:before="160" w:after="80"/>
+        <w:keepNext/>
+        <w:spacing w:before="180" w:after="20"/>
       </w:pPr>
       <w:r>
         <w:rPr>
@@ -4755,27 +5200,28 @@
     </w:p>
     <w:p>
       <w:pPr>
-        <w:jc w:val="both"/>
+        <w:keepNext/>
+        <w:jc w:val="left"/>
       </w:pPr>
       <w:r>
-        <w:t>En el árbol entregado, salida/ contiene sólo resumen_ambiental.txt y LEEME.txt. No falta nada: los 20 informes individuales SÍ se generaron ahí (src/concurrente.py) y el gestor los MOVIÓ a sus carpetas de clasificación, que es lo que exigen los puntos 3, 4 y 5 de la pauta. Mover y no copiar se explica en 7.1. Antes de ejecutar el gestor se respaldó salida/ completo, de modo que el estado que dejó la Parte 1 también es auditable:</w:t>
+        <w:t>En el árbol entregado, salida/ contiene sólo resumen_​ambiental​.txt y LEEME.txt. No falta nada: los 20 informes individuales SÍ se generaron ahí (src/concurrente.py) y el gestor los MOVIÓ a sus carpetas de clasificación, que es lo que exigen los puntos 3, 4 y 5 de la pauta. Mover y no copiar se explica en 7.1. Antes de ejecutar el gestor se respaldó salida/ completo, de modo que el estado que dejó la Parte 1 también es auditable:</w:t>
       </w:r>
     </w:p>
     <w:p>
       <w:pPr>
         <w:pStyle w:val="ListBullet"/>
         <w:spacing w:after="60"/>
-        <w:jc w:val="both"/>
+        <w:jc w:val="left"/>
       </w:pPr>
       <w:r>
-        <w:t>salida/resumen_ambiental.txt (448 bytes): el consolidado que la pauta pide mantener en su lugar.</w:t>
+        <w:t>salida/​resumen_​ambiental​.txt (448 bytes): el consolidado que la pauta pide mantener en su lugar.</w:t>
       </w:r>
     </w:p>
     <w:p>
       <w:pPr>
         <w:pStyle w:val="ListBullet"/>
         <w:spacing w:after="60"/>
-        <w:jc w:val="both"/>
+        <w:jc w:val="left"/>
       </w:pPr>
       <w:r>
         <w:t>salida/LEEME.txt: explica esta situación dentro del propio entregable e indica cómo regenerar los informes.</w:t>
@@ -4785,7 +5231,7 @@
       <w:pPr>
         <w:pStyle w:val="ListBullet"/>
         <w:spacing w:after="60"/>
-        <w:jc w:val="both"/>
+        <w:jc w:val="left"/>
       </w:pPr>
       <w:r>
         <w:t>evidencias/salida_parte1/: 21 archivos, es decir los 20 informes individuales más el resumen, tal como los dejó la Parte 1 antes de la clasificación.</w:t>
@@ -4793,7 +5239,8 @@
     </w:p>
     <w:p>
       <w:pPr>
-        <w:spacing w:before="80" w:after="160"/>
+        <w:keepNext/>
+        <w:spacing w:before="240" w:after="30"/>
       </w:pPr>
       <w:r>
         <w:rPr>
@@ -4808,7 +5255,7 @@
       <w:pPr>
         <w:spacing w:before="120" w:after="160"/>
         <w:ind w:left="170"/>
-        <w:jc w:val="both"/>
+        <w:jc w:val="left"/>
         <w:shd w:val="clear" w:color="auto" w:fill="FBF3E2"/>
         <w:pBdr>
           <w:left w:val="single" w:sz="18" w:space="6" w:color="B7791F"/>
@@ -4816,14 +5263,15 @@
       </w:pPr>
       <w:r>
         <w:rPr>
-          <w:sz w:val="20"/>
+          <w:sz w:val="19"/>
         </w:rPr>
         <w:t>Nota metodológica sobre la carga amplificada. El conjunto oficial de 20 archivos se procesa en milisegundos y ps no alcanza a tomar una muestra útil. Por eso la observación se hizo en dos partes: (A) el consumo de la corrida OFICIAL con /usr/bin/time -v, que no necesita muestreo; y (B) la observación en vivo con ps sobre una CARGA AMPLIFICADA de 4000 archivos (64000 líneas), los mismos archivos oficiales replicados con otras fechas válidas. Ambas partes se ejecutan sobre COPIAS del proyecto, para no alterar el árbol entregable. Toda métrica entregable sale del conjunto oficial; la carga amplificada sólo hace que el proceso viva lo suficiente para observarlo (270 muestras).</w:t>
       </w:r>
     </w:p>
     <w:p>
       <w:pPr>
-        <w:spacing w:before="160" w:after="80"/>
+        <w:keepNext/>
+        <w:spacing w:before="180" w:after="20"/>
       </w:pPr>
       <w:r>
         <w:rPr>
@@ -4836,7 +5284,8 @@
     </w:p>
     <w:p>
       <w:pPr>
-        <w:spacing w:after="0" w:before="80"/>
+        <w:spacing w:after="0" w:before="80" w:line="240" w:lineRule="auto"/>
+        <w:keepNext/>
         <w:shd w:val="clear" w:color="auto" w:fill="E8EAED"/>
       </w:pPr>
       <w:r>
@@ -4851,6 +5300,7 @@
     <w:p>
       <w:pPr>
         <w:spacing w:after="0" w:line="240" w:lineRule="auto"/>
+        <w:keepNext/>
         <w:shd w:val="clear" w:color="auto" w:fill="F4F5F7"/>
       </w:pPr>
       <w:r>
@@ -4864,6 +5314,7 @@
     <w:p>
       <w:pPr>
         <w:spacing w:after="0" w:line="240" w:lineRule="auto"/>
+        <w:keepNext/>
         <w:shd w:val="clear" w:color="auto" w:fill="F4F5F7"/>
       </w:pPr>
       <w:r>
@@ -4877,6 +5328,7 @@
     <w:p>
       <w:pPr>
         <w:spacing w:after="0" w:line="240" w:lineRule="auto"/>
+        <w:keepNext/>
         <w:shd w:val="clear" w:color="auto" w:fill="F4F5F7"/>
       </w:pPr>
       <w:r>
@@ -4890,6 +5342,7 @@
     <w:p>
       <w:pPr>
         <w:spacing w:after="0" w:line="240" w:lineRule="auto"/>
+        <w:keepNext/>
         <w:shd w:val="clear" w:color="auto" w:fill="F4F5F7"/>
       </w:pPr>
       <w:r>
@@ -4903,6 +5356,7 @@
     <w:p>
       <w:pPr>
         <w:spacing w:after="0" w:line="240" w:lineRule="auto"/>
+        <w:keepNext/>
         <w:shd w:val="clear" w:color="auto" w:fill="F4F5F7"/>
       </w:pPr>
       <w:r>
@@ -4916,6 +5370,7 @@
     <w:p>
       <w:pPr>
         <w:spacing w:after="0" w:line="240" w:lineRule="auto"/>
+        <w:keepNext/>
         <w:shd w:val="clear" w:color="auto" w:fill="F4F5F7"/>
       </w:pPr>
       <w:r>
@@ -4929,6 +5384,7 @@
     <w:p>
       <w:pPr>
         <w:spacing w:after="0" w:line="240" w:lineRule="auto"/>
+        <w:keepNext/>
         <w:shd w:val="clear" w:color="auto" w:fill="F4F5F7"/>
       </w:pPr>
       <w:r>
@@ -4942,6 +5398,7 @@
     <w:p>
       <w:pPr>
         <w:spacing w:after="0" w:line="240" w:lineRule="auto"/>
+        <w:keepNext/>
         <w:shd w:val="clear" w:color="auto" w:fill="F4F5F7"/>
       </w:pPr>
       <w:r>
@@ -4955,6 +5412,7 @@
     <w:p>
       <w:pPr>
         <w:spacing w:after="0" w:line="240" w:lineRule="auto"/>
+        <w:keepNext/>
         <w:shd w:val="clear" w:color="auto" w:fill="F4F5F7"/>
       </w:pPr>
       <w:r>
@@ -4968,6 +5426,7 @@
     <w:p>
       <w:pPr>
         <w:spacing w:after="0" w:line="240" w:lineRule="auto"/>
+        <w:keepNext/>
         <w:shd w:val="clear" w:color="auto" w:fill="F4F5F7"/>
       </w:pPr>
       <w:r>
@@ -4993,14 +5452,19 @@
     </w:p>
     <w:p>
       <w:pPr>
-        <w:spacing w:after="40"/>
-      </w:pPr>
+        <w:spacing w:before="0" w:after="0" w:line="240" w:lineRule="auto"/>
+      </w:pPr>
+      <w:r>
+        <w:rPr>
+          <w:sz w:val="10"/>
+        </w:rPr>
+      </w:r>
     </w:p>
     <w:p>
       <w:pPr>
         <w:pStyle w:val="ListBullet"/>
         <w:spacing w:after="60"/>
-        <w:jc w:val="both"/>
+        <w:jc w:val="left"/>
       </w:pPr>
       <w:r>
         <w:t>Percent of CPU 100% sobre centésimas de segundo: con sólo 20 archivos el proceso apenas alcanza a repartir trabajo antes de terminar.</w:t>
@@ -5010,7 +5474,7 @@
       <w:pPr>
         <w:pStyle w:val="ListBullet"/>
         <w:spacing w:after="60"/>
-        <w:jc w:val="both"/>
+        <w:jc w:val="left"/>
       </w:pPr>
       <w:r>
         <w:t>Maximum resident set size 12964 KB (unos 12.7 MB de memoria física): el costo del intérprete de Python más los acumuladores del programa.</w:t>
@@ -5020,15 +5484,16 @@
       <w:pPr>
         <w:pStyle w:val="ListBullet"/>
         <w:spacing w:after="60"/>
-        <w:jc w:val="both"/>
+        <w:jc w:val="left"/>
       </w:pPr>
       <w:r>
-        <w:t>149 cambios de contexto voluntarios y 1 involuntarios. Los voluntarios son el proceso cediendo la CPU por su cuenta al esperar entrada/salida o un mutex; los involuntarios son el planificador expulsándolo al agotar su cuanto. 184 bloques escritos corresponden a los informes, el resumen y la bitácora de alertas.</w:t>
+        <w:t>149 cambios de contexto voluntarios y 1 involuntarios. Los voluntarios son el proceso cediendo la CPU por su cuenta al esperar entrada/​salida o un mutex; los involuntarios son el planificador expulsándolo al agotar su cuanto. 184 bloques escritos corresponden a los informes, el resumen y la bitácora de alertas.</w:t>
       </w:r>
     </w:p>
     <w:p>
       <w:pPr>
-        <w:spacing w:before="160" w:after="80"/>
+        <w:keepNext/>
+        <w:spacing w:before="180" w:after="20"/>
       </w:pPr>
       <w:r>
         <w:rPr>
@@ -5041,7 +5506,8 @@
     </w:p>
     <w:p>
       <w:pPr>
-        <w:spacing w:after="0" w:before="80"/>
+        <w:spacing w:after="0" w:before="80" w:line="240" w:lineRule="auto"/>
+        <w:keepNext/>
         <w:shd w:val="clear" w:color="auto" w:fill="E8EAED"/>
       </w:pPr>
       <w:r>
@@ -5056,6 +5522,7 @@
     <w:p>
       <w:pPr>
         <w:spacing w:after="0" w:line="240" w:lineRule="auto"/>
+        <w:keepNext/>
         <w:shd w:val="clear" w:color="auto" w:fill="F4F5F7"/>
       </w:pPr>
       <w:r>
@@ -5081,8 +5548,13 @@
     </w:p>
     <w:p>
       <w:pPr>
-        <w:spacing w:after="40"/>
-      </w:pPr>
+        <w:spacing w:before="0" w:after="0" w:line="240" w:lineRule="auto"/>
+      </w:pPr>
+      <w:r>
+        <w:rPr>
+          <w:sz w:val="10"/>
+        </w:rPr>
+      </w:r>
     </w:p>
     <w:tbl>
       <w:tblPr>
@@ -5096,19 +5568,23 @@
         <w:gridCol w:w="3213"/>
       </w:tblGrid>
       <w:tr>
+        <w:trPr>
+          <w:cantSplit/>
+          <w:tblHeader/>
+        </w:trPr>
         <w:tc>
           <w:tcPr>
             <w:tcW w:type="dxa" w:w="876"/>
           </w:tcPr>
           <w:p>
             <w:pPr>
-              <w:spacing w:after="40"/>
+              <w:spacing w:after="20"/>
             </w:pPr>
             <w:r/>
             <w:r>
               <w:rPr>
                 <w:b/>
-                <w:sz w:val="17"/>
+                <w:sz w:val="16"/>
               </w:rPr>
               <w:t>Campo</w:t>
             </w:r>
@@ -5120,13 +5596,13 @@
           </w:tcPr>
           <w:p>
             <w:pPr>
-              <w:spacing w:after="40"/>
+              <w:spacing w:after="20"/>
             </w:pPr>
             <w:r/>
             <w:r>
               <w:rPr>
                 <w:b/>
-                <w:sz w:val="17"/>
+                <w:sz w:val="16"/>
               </w:rPr>
               <w:t>Valor</w:t>
             </w:r>
@@ -5138,13 +5614,13 @@
           </w:tcPr>
           <w:p>
             <w:pPr>
-              <w:spacing w:after="40"/>
+              <w:spacing w:after="20"/>
             </w:pPr>
             <w:r/>
             <w:r>
               <w:rPr>
                 <w:b/>
-                <w:sz w:val="17"/>
+                <w:sz w:val="16"/>
               </w:rPr>
               <w:t>Qué significa en este proceso concreto</w:t>
             </w:r>
@@ -5152,18 +5628,21 @@
         </w:tc>
       </w:tr>
       <w:tr>
+        <w:trPr>
+          <w:cantSplit/>
+        </w:trPr>
         <w:tc>
           <w:tcPr>
             <w:tcW w:type="dxa" w:w="876"/>
           </w:tcPr>
           <w:p>
             <w:pPr>
-              <w:spacing w:after="40"/>
+              <w:spacing w:after="20"/>
             </w:pPr>
             <w:r/>
             <w:r>
               <w:rPr>
-                <w:sz w:val="16"/>
+                <w:sz w:val="15"/>
               </w:rPr>
               <w:t>PID</w:t>
             </w:r>
@@ -5175,12 +5654,12 @@
           </w:tcPr>
           <w:p>
             <w:pPr>
-              <w:spacing w:after="40"/>
+              <w:spacing w:after="20"/>
             </w:pPr>
             <w:r/>
             <w:r>
               <w:rPr>
-                <w:sz w:val="16"/>
+                <w:sz w:val="15"/>
               </w:rPr>
               <w:t>10043</w:t>
             </w:r>
@@ -5192,12 +5671,12 @@
           </w:tcPr>
           <w:p>
             <w:pPr>
-              <w:spacing w:after="40"/>
+              <w:spacing w:after="20"/>
             </w:pPr>
             <w:r/>
             <w:r>
               <w:rPr>
-                <w:sz w:val="16"/>
+                <w:sz w:val="15"/>
               </w:rPr>
               <w:t>Identificador que el núcleo asignó al proceso que ejecuta python3 src/concurrente.py; es único mientras el proceso vive.</w:t>
             </w:r>
@@ -5205,18 +5684,21 @@
         </w:tc>
       </w:tr>
       <w:tr>
+        <w:trPr>
+          <w:cantSplit/>
+        </w:trPr>
         <w:tc>
           <w:tcPr>
             <w:tcW w:type="dxa" w:w="876"/>
           </w:tcPr>
           <w:p>
             <w:pPr>
-              <w:spacing w:after="40"/>
+              <w:spacing w:after="20"/>
             </w:pPr>
             <w:r/>
             <w:r>
               <w:rPr>
-                <w:sz w:val="16"/>
+                <w:sz w:val="15"/>
               </w:rPr>
               <w:t>PPID</w:t>
             </w:r>
@@ -5228,12 +5710,12 @@
           </w:tcPr>
           <w:p>
             <w:pPr>
-              <w:spacing w:after="40"/>
+              <w:spacing w:after="20"/>
             </w:pPr>
             <w:r/>
             <w:r>
               <w:rPr>
-                <w:sz w:val="16"/>
+                <w:sz w:val="15"/>
               </w:rPr>
               <w:t>10018</w:t>
             </w:r>
@@ -5245,12 +5727,12 @@
           </w:tcPr>
           <w:p>
             <w:pPr>
-              <w:spacing w:after="40"/>
+              <w:spacing w:after="20"/>
             </w:pPr>
             <w:r/>
             <w:r>
               <w:rPr>
-                <w:sz w:val="16"/>
+                <w:sz w:val="15"/>
               </w:rPr>
               <w:t>Proceso padre: 10018 Ss   bash /tmp/rsh_13-procesos-recaptura.sh. Es el intérprete de órdenes desde el que se lanzó la ejecución.</w:t>
             </w:r>
@@ -5258,18 +5740,21 @@
         </w:tc>
       </w:tr>
       <w:tr>
+        <w:trPr>
+          <w:cantSplit/>
+        </w:trPr>
         <w:tc>
           <w:tcPr>
             <w:tcW w:type="dxa" w:w="876"/>
           </w:tcPr>
           <w:p>
             <w:pPr>
-              <w:spacing w:after="40"/>
+              <w:spacing w:after="20"/>
             </w:pPr>
             <w:r/>
             <w:r>
               <w:rPr>
-                <w:sz w:val="16"/>
+                <w:sz w:val="15"/>
               </w:rPr>
               <w:t>STAT</w:t>
             </w:r>
@@ -5281,12 +5766,12 @@
           </w:tcPr>
           <w:p>
             <w:pPr>
-              <w:spacing w:after="40"/>
+              <w:spacing w:after="20"/>
             </w:pPr>
             <w:r/>
             <w:r>
               <w:rPr>
-                <w:sz w:val="16"/>
+                <w:sz w:val="15"/>
               </w:rPr>
               <w:t>Rl</w:t>
             </w:r>
@@ -5298,12 +5783,12 @@
           </w:tcPr>
           <w:p>
             <w:pPr>
-              <w:spacing w:after="40"/>
+              <w:spacing w:after="20"/>
             </w:pPr>
             <w:r/>
             <w:r>
               <w:rPr>
-                <w:sz w:val="16"/>
+                <w:sz w:val="15"/>
               </w:rPr>
               <w:t>Rl: en el instante de la muestra el proceso estaba ejecutándose en CPU; la l final indica que es multihilo. En otras muestras aparece S, durmiendo en espera interrumpible (entrada/salida o un mutex).</w:t>
             </w:r>
@@ -5311,18 +5796,21 @@
         </w:tc>
       </w:tr>
       <w:tr>
+        <w:trPr>
+          <w:cantSplit/>
+        </w:trPr>
         <w:tc>
           <w:tcPr>
             <w:tcW w:type="dxa" w:w="876"/>
           </w:tcPr>
           <w:p>
             <w:pPr>
-              <w:spacing w:after="40"/>
+              <w:spacing w:after="20"/>
             </w:pPr>
             <w:r/>
             <w:r>
               <w:rPr>
-                <w:sz w:val="16"/>
+                <w:sz w:val="15"/>
               </w:rPr>
               <w:t>%CPU</w:t>
             </w:r>
@@ -5334,12 +5822,12 @@
           </w:tcPr>
           <w:p>
             <w:pPr>
-              <w:spacing w:after="40"/>
+              <w:spacing w:after="20"/>
             </w:pPr>
             <w:r/>
             <w:r>
               <w:rPr>
-                <w:sz w:val="16"/>
+                <w:sz w:val="15"/>
               </w:rPr>
               <w:t>75.0 (máx. 103)</w:t>
             </w:r>
@@ -5351,12 +5839,12 @@
           </w:tcPr>
           <w:p>
             <w:pPr>
-              <w:spacing w:after="40"/>
+              <w:spacing w:after="20"/>
             </w:pPr>
             <w:r/>
             <w:r>
               <w:rPr>
-                <w:sz w:val="16"/>
+                <w:sz w:val="15"/>
               </w:rPr>
               <w:t>ps lo promedia sobre toda la vida del proceso, y esta muestra aún arrastra el arranque. El trabajo simultáneo en más de un núcleo lo prueba el máximo observado, 103: un proceso de un solo hilo no pasa de 100 %.</w:t>
             </w:r>
@@ -5364,18 +5852,21 @@
         </w:tc>
       </w:tr>
       <w:tr>
+        <w:trPr>
+          <w:cantSplit/>
+        </w:trPr>
         <w:tc>
           <w:tcPr>
             <w:tcW w:type="dxa" w:w="876"/>
           </w:tcPr>
           <w:p>
             <w:pPr>
-              <w:spacing w:after="40"/>
+              <w:spacing w:after="20"/>
             </w:pPr>
             <w:r/>
             <w:r>
               <w:rPr>
-                <w:sz w:val="16"/>
+                <w:sz w:val="15"/>
               </w:rPr>
               <w:t>%MEM</w:t>
             </w:r>
@@ -5387,12 +5878,12 @@
           </w:tcPr>
           <w:p>
             <w:pPr>
-              <w:spacing w:after="40"/>
+              <w:spacing w:after="20"/>
             </w:pPr>
             <w:r/>
             <w:r>
               <w:rPr>
-                <w:sz w:val="16"/>
+                <w:sz w:val="15"/>
               </w:rPr>
               <w:t>0.4</w:t>
             </w:r>
@@ -5404,12 +5895,12 @@
           </w:tcPr>
           <w:p>
             <w:pPr>
-              <w:spacing w:after="40"/>
+              <w:spacing w:after="20"/>
             </w:pPr>
             <w:r/>
             <w:r>
               <w:rPr>
-                <w:sz w:val="16"/>
+                <w:sz w:val="15"/>
               </w:rPr>
               <w:t>Fracción de los 4 GB de memoria física ocupada por el proceso; es baja porque el programa procesa por flujo y no carga todo en memoria.</w:t>
             </w:r>
@@ -5417,18 +5908,21 @@
         </w:tc>
       </w:tr>
       <w:tr>
+        <w:trPr>
+          <w:cantSplit/>
+        </w:trPr>
         <w:tc>
           <w:tcPr>
             <w:tcW w:type="dxa" w:w="876"/>
           </w:tcPr>
           <w:p>
             <w:pPr>
-              <w:spacing w:after="40"/>
+              <w:spacing w:after="20"/>
             </w:pPr>
             <w:r/>
             <w:r>
               <w:rPr>
-                <w:sz w:val="16"/>
+                <w:sz w:val="15"/>
               </w:rPr>
               <w:t>RSS</w:t>
             </w:r>
@@ -5440,12 +5934,12 @@
           </w:tcPr>
           <w:p>
             <w:pPr>
-              <w:spacing w:after="40"/>
+              <w:spacing w:after="20"/>
             </w:pPr>
             <w:r/>
             <w:r>
               <w:rPr>
-                <w:sz w:val="16"/>
+                <w:sz w:val="15"/>
               </w:rPr>
               <w:t>18824 KB</w:t>
             </w:r>
@@ -5457,12 +5951,12 @@
           </w:tcPr>
           <w:p>
             <w:pPr>
-              <w:spacing w:after="40"/>
+              <w:spacing w:after="20"/>
             </w:pPr>
             <w:r/>
             <w:r>
               <w:rPr>
-                <w:sz w:val="16"/>
+                <w:sz w:val="15"/>
               </w:rPr>
               <w:t>Memoria residente: la parte del proceso efectivamente cargada en RAM, que es lo que cuesta de verdad en memoria física.</w:t>
             </w:r>
@@ -5470,18 +5964,21 @@
         </w:tc>
       </w:tr>
       <w:tr>
+        <w:trPr>
+          <w:cantSplit/>
+        </w:trPr>
         <w:tc>
           <w:tcPr>
             <w:tcW w:type="dxa" w:w="876"/>
           </w:tcPr>
           <w:p>
             <w:pPr>
-              <w:spacing w:after="40"/>
+              <w:spacing w:after="20"/>
             </w:pPr>
             <w:r/>
             <w:r>
               <w:rPr>
-                <w:sz w:val="16"/>
+                <w:sz w:val="15"/>
               </w:rPr>
               <w:t>VSZ</w:t>
             </w:r>
@@ -5493,12 +5990,12 @@
           </w:tcPr>
           <w:p>
             <w:pPr>
-              <w:spacing w:after="40"/>
+              <w:spacing w:after="20"/>
             </w:pPr>
             <w:r/>
             <w:r>
               <w:rPr>
-                <w:sz w:val="16"/>
+                <w:sz w:val="15"/>
               </w:rPr>
               <w:t>249776 KB</w:t>
             </w:r>
@@ -5510,12 +6007,12 @@
           </w:tcPr>
           <w:p>
             <w:pPr>
-              <w:spacing w:after="40"/>
+              <w:spacing w:after="20"/>
             </w:pPr>
             <w:r/>
             <w:r>
               <w:rPr>
-                <w:sz w:val="16"/>
+                <w:sz w:val="15"/>
               </w:rPr>
               <w:t>Memoria virtual reservada, unas trece veces el RSS: incluye bibliotecas compartidas, pilas de hilos y regiones que nunca se tocaron, por lo que no debe leerse como consumo real.</w:t>
             </w:r>
@@ -5523,18 +6020,21 @@
         </w:tc>
       </w:tr>
       <w:tr>
+        <w:trPr>
+          <w:cantSplit/>
+        </w:trPr>
         <w:tc>
           <w:tcPr>
             <w:tcW w:type="dxa" w:w="876"/>
           </w:tcPr>
           <w:p>
             <w:pPr>
-              <w:spacing w:after="40"/>
+              <w:spacing w:after="20"/>
             </w:pPr>
             <w:r/>
             <w:r>
               <w:rPr>
-                <w:sz w:val="16"/>
+                <w:sz w:val="15"/>
               </w:rPr>
               <w:t>NLWP</w:t>
             </w:r>
@@ -5546,12 +6046,12 @@
           </w:tcPr>
           <w:p>
             <w:pPr>
-              <w:spacing w:after="40"/>
+              <w:spacing w:after="20"/>
             </w:pPr>
             <w:r/>
             <w:r>
               <w:rPr>
-                <w:sz w:val="16"/>
+                <w:sz w:val="15"/>
               </w:rPr>
               <w:t>4</w:t>
             </w:r>
@@ -5563,12 +6063,12 @@
           </w:tcPr>
           <w:p>
             <w:pPr>
-              <w:spacing w:after="40"/>
+              <w:spacing w:after="20"/>
             </w:pPr>
             <w:r/>
             <w:r>
               <w:rPr>
-                <w:sz w:val="16"/>
+                <w:sz w:val="15"/>
               </w:rPr>
               <w:t>Hilos vivos: 1 principal + 3 trabajadores, exactamente los que declara el programa.</w:t>
             </w:r>
@@ -5578,12 +6078,18 @@
     </w:tbl>
     <w:p>
       <w:pPr>
-        <w:spacing w:after="40"/>
-      </w:pPr>
+        <w:spacing w:before="0" w:after="0" w:line="240" w:lineRule="auto"/>
+      </w:pPr>
+      <w:r>
+        <w:rPr>
+          <w:sz w:val="10"/>
+        </w:rPr>
+      </w:r>
     </w:p>
     <w:p>
       <w:pPr>
-        <w:spacing w:before="160" w:after="80"/>
+        <w:keepNext/>
+        <w:spacing w:before="180" w:after="20"/>
       </w:pPr>
       <w:r>
         <w:rPr>
@@ -5596,7 +6102,8 @@
     </w:p>
     <w:p>
       <w:pPr>
-        <w:spacing w:after="0" w:before="80"/>
+        <w:spacing w:after="0" w:before="80" w:line="240" w:lineRule="auto"/>
+        <w:keepNext/>
         <w:shd w:val="clear" w:color="auto" w:fill="E8EAED"/>
       </w:pPr>
       <w:r>
@@ -5606,13 +6113,27 @@
           <w:sz w:val="15"/>
         </w:rPr>
         <w:t>$ ps -L -o pid,tid,stat,%cpu,comm -p 10043</w:t>
-        <w:br/>
+      </w:r>
+    </w:p>
+    <w:p>
+      <w:pPr>
+        <w:spacing w:after="0" w:before="0" w:line="240" w:lineRule="auto"/>
+        <w:keepNext/>
+        <w:shd w:val="clear" w:color="auto" w:fill="E8EAED"/>
+      </w:pPr>
+      <w:r>
+        <w:rPr>
+          <w:rFonts w:ascii="Consolas" w:hAnsi="Consolas"/>
+          <w:b/>
+          <w:sz w:val="15"/>
+        </w:rPr>
         <w:t>$ grep -E 'State|Threads|VmRSS' /proc/10043/status</w:t>
       </w:r>
     </w:p>
     <w:p>
       <w:pPr>
         <w:spacing w:after="0" w:line="240" w:lineRule="auto"/>
+        <w:keepNext/>
         <w:shd w:val="clear" w:color="auto" w:fill="F4F5F7"/>
       </w:pPr>
       <w:r>
@@ -5626,6 +6147,7 @@
     <w:p>
       <w:pPr>
         <w:spacing w:after="0" w:line="240" w:lineRule="auto"/>
+        <w:keepNext/>
         <w:shd w:val="clear" w:color="auto" w:fill="F4F5F7"/>
       </w:pPr>
       <w:r>
@@ -5639,6 +6161,7 @@
     <w:p>
       <w:pPr>
         <w:spacing w:after="0" w:line="240" w:lineRule="auto"/>
+        <w:keepNext/>
         <w:shd w:val="clear" w:color="auto" w:fill="F4F5F7"/>
       </w:pPr>
       <w:r>
@@ -5652,6 +6175,7 @@
     <w:p>
       <w:pPr>
         <w:spacing w:after="0" w:line="240" w:lineRule="auto"/>
+        <w:keepNext/>
         <w:shd w:val="clear" w:color="auto" w:fill="F4F5F7"/>
       </w:pPr>
       <w:r>
@@ -5665,6 +6189,7 @@
     <w:p>
       <w:pPr>
         <w:spacing w:after="0" w:line="240" w:lineRule="auto"/>
+        <w:keepNext/>
         <w:shd w:val="clear" w:color="auto" w:fill="F4F5F7"/>
       </w:pPr>
       <w:r>
@@ -5678,6 +6203,7 @@
     <w:p>
       <w:pPr>
         <w:spacing w:after="0" w:line="240" w:lineRule="auto"/>
+        <w:keepNext/>
         <w:shd w:val="clear" w:color="auto" w:fill="F4F5F7"/>
       </w:pPr>
       <w:r>
@@ -5691,6 +6217,7 @@
     <w:p>
       <w:pPr>
         <w:spacing w:after="0" w:line="240" w:lineRule="auto"/>
+        <w:keepNext/>
         <w:shd w:val="clear" w:color="auto" w:fill="F4F5F7"/>
       </w:pPr>
       <w:r>
@@ -5704,6 +6231,7 @@
     <w:p>
       <w:pPr>
         <w:spacing w:after="0" w:line="240" w:lineRule="auto"/>
+        <w:keepNext/>
         <w:shd w:val="clear" w:color="auto" w:fill="F4F5F7"/>
       </w:pPr>
       <w:r>
@@ -5717,6 +6245,7 @@
     <w:p>
       <w:pPr>
         <w:spacing w:after="0" w:line="240" w:lineRule="auto"/>
+        <w:keepNext/>
         <w:shd w:val="clear" w:color="auto" w:fill="F4F5F7"/>
       </w:pPr>
       <w:r>
@@ -5730,6 +6259,7 @@
     <w:p>
       <w:pPr>
         <w:spacing w:after="0" w:line="240" w:lineRule="auto"/>
+        <w:keepNext/>
         <w:shd w:val="clear" w:color="auto" w:fill="F4F5F7"/>
       </w:pPr>
       <w:r>
@@ -5743,6 +6273,7 @@
     <w:p>
       <w:pPr>
         <w:spacing w:after="0" w:line="240" w:lineRule="auto"/>
+        <w:keepNext/>
         <w:shd w:val="clear" w:color="auto" w:fill="F4F5F7"/>
       </w:pPr>
       <w:r>
@@ -5756,6 +6287,7 @@
     <w:p>
       <w:pPr>
         <w:spacing w:after="0" w:line="240" w:lineRule="auto"/>
+        <w:keepNext/>
         <w:shd w:val="clear" w:color="auto" w:fill="F4F5F7"/>
       </w:pPr>
       <w:r>
@@ -5781,12 +6313,17 @@
     </w:p>
     <w:p>
       <w:pPr>
-        <w:spacing w:after="40"/>
-      </w:pPr>
+        <w:spacing w:before="0" w:after="0" w:line="240" w:lineRule="auto"/>
+      </w:pPr>
+      <w:r>
+        <w:rPr>
+          <w:sz w:val="10"/>
+        </w:rPr>
+      </w:r>
     </w:p>
     <w:p>
       <w:pPr>
-        <w:jc w:val="both"/>
+        <w:jc w:val="left"/>
       </w:pPr>
       <w:r>
         <w:t>Los cuatro identificadores de hilo comparten el mismo PID pero tienen TID distintos: el primero coincide con el PID y es el hilo principal, que encola y espera; los otros 3 consumen de la cola. El núcleo confirma Threads: 4 y VmRSS: 18908 kB, coherente con ps, y State: S (sleeping). Que el estado sea "sleeping" en una muestra y "running" en otra no es contradictorio: los hilos alternan entre cálculo y espera por entrada/salida.</w:t>
@@ -5794,7 +6331,8 @@
     </w:p>
     <w:p>
       <w:pPr>
-        <w:spacing w:before="160" w:after="80"/>
+        <w:keepNext/>
+        <w:spacing w:before="180" w:after="20"/>
       </w:pPr>
       <w:r>
         <w:rPr>
@@ -5807,7 +6345,8 @@
     </w:p>
     <w:p>
       <w:pPr>
-        <w:spacing w:after="0" w:before="80"/>
+        <w:spacing w:after="0" w:before="80" w:line="240" w:lineRule="auto"/>
+        <w:keepNext/>
         <w:shd w:val="clear" w:color="auto" w:fill="E8EAED"/>
       </w:pPr>
       <w:r>
@@ -5822,6 +6361,7 @@
     <w:p>
       <w:pPr>
         <w:spacing w:after="0" w:line="240" w:lineRule="auto"/>
+        <w:keepNext/>
         <w:shd w:val="clear" w:color="auto" w:fill="F4F5F7"/>
       </w:pPr>
       <w:r>
@@ -5835,6 +6375,7 @@
     <w:p>
       <w:pPr>
         <w:spacing w:after="0" w:line="240" w:lineRule="auto"/>
+        <w:keepNext/>
         <w:shd w:val="clear" w:color="auto" w:fill="F4F5F7"/>
       </w:pPr>
       <w:r>
@@ -5848,6 +6389,7 @@
     <w:p>
       <w:pPr>
         <w:spacing w:after="0" w:line="240" w:lineRule="auto"/>
+        <w:keepNext/>
         <w:shd w:val="clear" w:color="auto" w:fill="F4F5F7"/>
       </w:pPr>
       <w:r>
@@ -5861,6 +6403,7 @@
     <w:p>
       <w:pPr>
         <w:spacing w:after="0" w:line="240" w:lineRule="auto"/>
+        <w:keepNext/>
         <w:shd w:val="clear" w:color="auto" w:fill="F4F5F7"/>
       </w:pPr>
       <w:r>
@@ -5874,6 +6417,7 @@
     <w:p>
       <w:pPr>
         <w:spacing w:after="0" w:line="240" w:lineRule="auto"/>
+        <w:keepNext/>
         <w:shd w:val="clear" w:color="auto" w:fill="F4F5F7"/>
       </w:pPr>
       <w:r>
@@ -5899,12 +6443,17 @@
     </w:p>
     <w:p>
       <w:pPr>
-        <w:spacing w:after="40"/>
-      </w:pPr>
+        <w:spacing w:before="0" w:after="0" w:line="240" w:lineRule="auto"/>
+      </w:pPr>
+      <w:r>
+        <w:rPr>
+          <w:sz w:val="10"/>
+        </w:rPr>
+      </w:r>
     </w:p>
     <w:p>
       <w:pPr>
-        <w:jc w:val="both"/>
+        <w:jc w:val="left"/>
       </w:pPr>
       <w:r>
         <w:t>La primera muestra fue tomada antes de que arrancaran los trabajadores: un solo hilo (NLWP 1), 0.0 % de CPU y 6.9 MB residentes. En las siguientes NLWP sube a 4, el %CPU pasa de 100 y el RSS crece de forma sostenida a medida que se llenan los acumuladores; en la última los trabajadores ya terminaron y NLWP vuelve a 1 con el %CPU acumulado en 103. Esa progresión es la concurrencia hecha visible.</w:t>
@@ -5912,13 +6461,14 @@
     </w:p>
     <w:p>
       <w:pPr>
-        <w:spacing w:after="40"/>
+        <w:keepNext/>
+        <w:spacing w:before="80" w:after="0"/>
         <w:jc w:val="center"/>
       </w:pPr>
       <w:r>
         <w:drawing>
           <wp:inline xmlns:a="http://schemas.openxmlformats.org/drawingml/2006/main" xmlns:pic="http://schemas.openxmlformats.org/drawingml/2006/picture">
-            <wp:extent cx="4770964" cy="3289298"/>
+            <wp:extent cx="4199464" cy="3149598"/>
             <wp:docPr id="7" name="Picture 7"/>
             <wp:cNvGraphicFramePr>
               <a:graphicFrameLocks noChangeAspect="1"/>
@@ -5939,7 +6489,7 @@
                   <pic:spPr>
                     <a:xfrm>
                       <a:off x="0" y="0"/>
-                      <a:ext cx="4770964" cy="3289298"/>
+                      <a:ext cx="4199464" cy="3149598"/>
                     </a:xfrm>
                     <a:prstGeom prst="rect"/>
                   </pic:spPr>
@@ -5952,20 +6502,21 @@
     </w:p>
     <w:p>
       <w:pPr>
-        <w:spacing w:after="160"/>
+        <w:spacing w:before="0" w:after="200"/>
         <w:jc w:val="center"/>
       </w:pPr>
       <w:r>
         <w:rPr>
           <w:i/>
-          <w:sz w:val="17"/>
+          <w:sz w:val="15"/>
         </w:rPr>
         <w:t>Figura 7. Observación en vivo del proceso concurrente en la consola de la máquina virtual. Es otra corrida de la misma prueba y con la MISMA carga amplificada: los 4000 archivos y 64000 líneas que declara el encabezado de la pantalla son los de la transcripción de arriba. Lo que cambia es la corrida, y por eso difieren el PID, el RSS y el %CPU máximo, que aquí llega a 107 frente a los 103 transcritos. Coincide en lo que importa: 4 hilos vivos, %CPU por encima de 100 y el mismo du -sh de 624K del proyecto.</w:t>
       </w:r>
     </w:p>
     <w:p>
       <w:pPr>
-        <w:spacing w:before="160" w:after="80"/>
+        <w:keepNext/>
+        <w:spacing w:before="180" w:after="20"/>
       </w:pPr>
       <w:r>
         <w:rPr>
@@ -5978,7 +6529,8 @@
     </w:p>
     <w:p>
       <w:pPr>
-        <w:spacing w:after="0" w:before="80"/>
+        <w:spacing w:after="0" w:before="80" w:line="240" w:lineRule="auto"/>
+        <w:keepNext/>
         <w:shd w:val="clear" w:color="auto" w:fill="E8EAED"/>
       </w:pPr>
       <w:r>
@@ -5993,6 +6545,7 @@
     <w:p>
       <w:pPr>
         <w:spacing w:after="0" w:line="240" w:lineRule="auto"/>
+        <w:keepNext/>
         <w:shd w:val="clear" w:color="auto" w:fill="F4F5F7"/>
       </w:pPr>
       <w:r>
@@ -6006,6 +6559,7 @@
     <w:p>
       <w:pPr>
         <w:spacing w:after="0" w:line="240" w:lineRule="auto"/>
+        <w:keepNext/>
         <w:shd w:val="clear" w:color="auto" w:fill="F4F5F7"/>
       </w:pPr>
       <w:r>
@@ -6019,6 +6573,7 @@
     <w:p>
       <w:pPr>
         <w:spacing w:after="0" w:line="240" w:lineRule="auto"/>
+        <w:keepNext/>
         <w:shd w:val="clear" w:color="auto" w:fill="F4F5F7"/>
       </w:pPr>
       <w:r>
@@ -6032,6 +6587,7 @@
     <w:p>
       <w:pPr>
         <w:spacing w:after="0" w:line="240" w:lineRule="auto"/>
+        <w:keepNext/>
         <w:shd w:val="clear" w:color="auto" w:fill="F4F5F7"/>
       </w:pPr>
       <w:r>
@@ -6044,6 +6600,7 @@
     <w:p>
       <w:pPr>
         <w:spacing w:after="0" w:line="240" w:lineRule="auto"/>
+        <w:keepNext/>
         <w:shd w:val="clear" w:color="auto" w:fill="F4F5F7"/>
       </w:pPr>
       <w:r>
@@ -6057,6 +6614,7 @@
     <w:p>
       <w:pPr>
         <w:spacing w:after="0" w:line="240" w:lineRule="auto"/>
+        <w:keepNext/>
         <w:shd w:val="clear" w:color="auto" w:fill="F4F5F7"/>
       </w:pPr>
       <w:r>
@@ -6070,6 +6628,7 @@
     <w:p>
       <w:pPr>
         <w:spacing w:after="0" w:line="240" w:lineRule="auto"/>
+        <w:keepNext/>
         <w:shd w:val="clear" w:color="auto" w:fill="F4F5F7"/>
       </w:pPr>
       <w:r>
@@ -6094,20 +6653,26 @@
     </w:p>
     <w:p>
       <w:pPr>
-        <w:spacing w:after="40"/>
-      </w:pPr>
-    </w:p>
-    <w:p>
-      <w:pPr>
-        <w:jc w:val="both"/>
+        <w:spacing w:before="0" w:after="0" w:line="240" w:lineRule="auto"/>
       </w:pPr>
       <w:r>
-        <w:t>La máquina tiene 3.8Gi de memoria total, con 379Mi en uso y 3.3Gi libres. La columna buff/cache (373Mi) no es memoria perdida sino caché de disco que el núcleo devuelve en cuanto un proceso la necesita, y por eso la disponible (3.5Gi) supera a la libre; el intercambio queda en 0 B usados, señal de que el trabajo nunca presionó la memoria física. El proyecto vive en /dev/sda1 montado en /, con 24G de capacidad, 1.2G usados y 21G disponibles (6% de uso), y ocupa 624K; ese total supera la suma de sus subcarpetas por el redondeo de du a bloques de 4096 bytes.</w:t>
+        <w:rPr>
+          <w:sz w:val="10"/>
+        </w:rPr>
       </w:r>
     </w:p>
     <w:p>
       <w:pPr>
-        <w:spacing w:before="160" w:after="80"/>
+        <w:jc w:val="left"/>
+      </w:pPr>
+      <w:r>
+        <w:t>La máquina tiene 3.8Gi de memoria total, con 379Mi en uso y 3.3Gi libres. La columna buff/​cache (373Mi) no es memoria perdida sino caché de disco que el núcleo devuelve en cuanto un proceso la necesita, y por eso la disponible (3.5Gi) supera a la libre; el intercambio queda en 0 B usados, señal de que el trabajo nunca presionó la memoria física. El proyecto vive en /dev/sda1 montado en /, con 24G de capacidad, 1.2G usados y 21G disponibles (6% de uso), y ocupa 624K; ese total supera la suma de sus subcarpetas por el redondeo de du a bloques de 4096 bytes.</w:t>
+      </w:r>
+    </w:p>
+    <w:p>
+      <w:pPr>
+        <w:keepNext/>
+        <w:spacing w:before="180" w:after="20"/>
       </w:pPr>
       <w:r>
         <w:rPr>
@@ -6120,7 +6685,8 @@
     </w:p>
     <w:p>
       <w:pPr>
-        <w:spacing w:after="0" w:before="80"/>
+        <w:spacing w:after="0" w:before="80" w:line="240" w:lineRule="auto"/>
+        <w:keepNext/>
         <w:shd w:val="clear" w:color="auto" w:fill="E8EAED"/>
       </w:pPr>
       <w:r>
@@ -6135,6 +6701,7 @@
     <w:p>
       <w:pPr>
         <w:spacing w:after="0" w:line="240" w:lineRule="auto"/>
+        <w:keepNext/>
         <w:shd w:val="clear" w:color="auto" w:fill="F4F5F7"/>
       </w:pPr>
       <w:r>
@@ -6148,6 +6715,7 @@
     <w:p>
       <w:pPr>
         <w:spacing w:after="0" w:line="240" w:lineRule="auto"/>
+        <w:keepNext/>
         <w:shd w:val="clear" w:color="auto" w:fill="F4F5F7"/>
       </w:pPr>
       <w:r>
@@ -6161,6 +6729,7 @@
     <w:p>
       <w:pPr>
         <w:spacing w:after="0" w:line="240" w:lineRule="auto"/>
+        <w:keepNext/>
         <w:shd w:val="clear" w:color="auto" w:fill="F4F5F7"/>
       </w:pPr>
       <w:r>
@@ -6174,6 +6743,7 @@
     <w:p>
       <w:pPr>
         <w:spacing w:after="0" w:line="240" w:lineRule="auto"/>
+        <w:keepNext/>
         <w:shd w:val="clear" w:color="auto" w:fill="F4F5F7"/>
       </w:pPr>
       <w:r>
@@ -6187,6 +6757,7 @@
     <w:p>
       <w:pPr>
         <w:spacing w:after="0" w:line="240" w:lineRule="auto"/>
+        <w:keepNext/>
         <w:shd w:val="clear" w:color="auto" w:fill="F4F5F7"/>
       </w:pPr>
       <w:r>
@@ -6200,6 +6771,7 @@
     <w:p>
       <w:pPr>
         <w:spacing w:after="0" w:line="240" w:lineRule="auto"/>
+        <w:keepNext/>
         <w:shd w:val="clear" w:color="auto" w:fill="F4F5F7"/>
       </w:pPr>
       <w:r>
@@ -6213,6 +6785,7 @@
     <w:p>
       <w:pPr>
         <w:spacing w:after="0" w:line="240" w:lineRule="auto"/>
+        <w:keepNext/>
         <w:shd w:val="clear" w:color="auto" w:fill="F4F5F7"/>
       </w:pPr>
       <w:r>
@@ -6226,6 +6799,7 @@
     <w:p>
       <w:pPr>
         <w:spacing w:after="0" w:line="240" w:lineRule="auto"/>
+        <w:keepNext/>
         <w:shd w:val="clear" w:color="auto" w:fill="F4F5F7"/>
       </w:pPr>
       <w:r>
@@ -6251,403 +6825,12 @@
     </w:p>
     <w:p>
       <w:pPr>
-        <w:spacing w:after="40"/>
-      </w:pPr>
-    </w:p>
-    <w:tbl>
-      <w:tblPr>
-        <w:tblStyle w:val="TableGrid"/>
-        <w:tblW w:type="auto" w:w="0"/>
-        <w:tblLook w:firstColumn="1" w:firstRow="1" w:lastColumn="0" w:lastRow="0" w:noHBand="0" w:noVBand="1" w:val="04A0"/>
-      </w:tblPr>
-      <w:tblGrid>
-        <w:gridCol w:w="3213"/>
-        <w:gridCol w:w="3213"/>
-        <w:gridCol w:w="3213"/>
-      </w:tblGrid>
-      <w:tr>
-        <w:tc>
-          <w:tcPr>
-            <w:tcW w:type="dxa" w:w="1752"/>
-          </w:tcPr>
-          <w:p>
-            <w:pPr>
-              <w:spacing w:after="40"/>
-            </w:pPr>
-            <w:r/>
-            <w:r>
-              <w:rPr>
-                <w:b/>
-                <w:sz w:val="17"/>
-              </w:rPr>
-              <w:t>Campo de stat</w:t>
-            </w:r>
-          </w:p>
-        </w:tc>
-        <w:tc>
-          <w:tcPr>
-            <w:tcW w:type="dxa" w:w="2278"/>
-          </w:tcPr>
-          <w:p>
-            <w:pPr>
-              <w:spacing w:after="40"/>
-            </w:pPr>
-            <w:r/>
-            <w:r>
-              <w:rPr>
-                <w:b/>
-                <w:sz w:val="17"/>
-              </w:rPr>
-              <w:t>Valor</w:t>
-            </w:r>
-          </w:p>
-        </w:tc>
-        <w:tc>
-          <w:tcPr>
-            <w:tcW w:type="dxa" w:w="5607"/>
-          </w:tcPr>
-          <w:p>
-            <w:pPr>
-              <w:spacing w:after="40"/>
-            </w:pPr>
-            <w:r/>
-            <w:r>
-              <w:rPr>
-                <w:b/>
-                <w:sz w:val="17"/>
-              </w:rPr>
-              <w:t>Lectura</w:t>
-            </w:r>
-          </w:p>
-        </w:tc>
-      </w:tr>
-      <w:tr>
-        <w:tc>
-          <w:tcPr>
-            <w:tcW w:type="dxa" w:w="1752"/>
-          </w:tcPr>
-          <w:p>
-            <w:pPr>
-              <w:spacing w:after="40"/>
-            </w:pPr>
-            <w:r/>
-            <w:r>
-              <w:rPr>
-                <w:sz w:val="16"/>
-              </w:rPr>
-              <w:t>Tipo y tamaño</w:t>
-            </w:r>
-          </w:p>
-        </w:tc>
-        <w:tc>
-          <w:tcPr>
-            <w:tcW w:type="dxa" w:w="2278"/>
-          </w:tcPr>
-          <w:p>
-            <w:pPr>
-              <w:spacing w:after="40"/>
-            </w:pPr>
-            <w:r/>
-            <w:r>
-              <w:rPr>
-                <w:sz w:val="16"/>
-              </w:rPr>
-              <w:t>regular file, 2442 B en 8 bloques</w:t>
-            </w:r>
-          </w:p>
-        </w:tc>
-        <w:tc>
-          <w:tcPr>
-            <w:tcW w:type="dxa" w:w="5607"/>
-          </w:tcPr>
-          <w:p>
-            <w:pPr>
-              <w:spacing w:after="40"/>
-            </w:pPr>
-            <w:r/>
-            <w:r>
-              <w:rPr>
-                <w:sz w:val="16"/>
-              </w:rPr>
-              <w:t>Archivo ordinario de datos. El tamaño lógico es menor que el espacio reservado, porque el sistema de archivos asigna bloques completos de 4096 bytes.</w:t>
-            </w:r>
-          </w:p>
-        </w:tc>
-      </w:tr>
-      <w:tr>
-        <w:tc>
-          <w:tcPr>
-            <w:tcW w:type="dxa" w:w="1752"/>
-          </w:tcPr>
-          <w:p>
-            <w:pPr>
-              <w:spacing w:after="40"/>
-            </w:pPr>
-            <w:r/>
-            <w:r>
-              <w:rPr>
-                <w:sz w:val="16"/>
-              </w:rPr>
-              <w:t>Inodo y enlaces</w:t>
-            </w:r>
-          </w:p>
-        </w:tc>
-        <w:tc>
-          <w:tcPr>
-            <w:tcW w:type="dxa" w:w="2278"/>
-          </w:tcPr>
-          <w:p>
-            <w:pPr>
-              <w:spacing w:after="40"/>
-            </w:pPr>
-            <w:r/>
-            <w:r>
-              <w:rPr>
-                <w:sz w:val="16"/>
-              </w:rPr>
-              <w:t>1046636 (dispositivo 8,1), 1 enlace</w:t>
-            </w:r>
-          </w:p>
-        </w:tc>
-        <w:tc>
-          <w:tcPr>
-            <w:tcW w:type="dxa" w:w="5607"/>
-          </w:tcPr>
-          <w:p>
-            <w:pPr>
-              <w:spacing w:after="40"/>
-            </w:pPr>
-            <w:r/>
-            <w:r>
-              <w:rPr>
-                <w:sz w:val="16"/>
-              </w:rPr>
-              <w:t>El nombre gestion_ambiental.log es sólo una entrada de directorio que apunta a ese inodo. Un enlace duro subiría el contador a 2 sin duplicar un byte.</w:t>
-            </w:r>
-          </w:p>
-        </w:tc>
-      </w:tr>
-      <w:tr>
-        <w:tc>
-          <w:tcPr>
-            <w:tcW w:type="dxa" w:w="1752"/>
-          </w:tcPr>
-          <w:p>
-            <w:pPr>
-              <w:spacing w:after="40"/>
-            </w:pPr>
-            <w:r/>
-            <w:r>
-              <w:rPr>
-                <w:sz w:val="16"/>
-              </w:rPr>
-              <w:t>Permisos</w:t>
-            </w:r>
-          </w:p>
-        </w:tc>
-        <w:tc>
-          <w:tcPr>
-            <w:tcW w:type="dxa" w:w="2278"/>
-          </w:tcPr>
-          <w:p>
-            <w:pPr>
-              <w:spacing w:after="40"/>
-            </w:pPr>
-            <w:r/>
-            <w:r>
-              <w:rPr>
-                <w:sz w:val="16"/>
-              </w:rPr>
-              <w:t>0664/-rw-rw-r--</w:t>
-            </w:r>
-          </w:p>
-        </w:tc>
-        <w:tc>
-          <w:tcPr>
-            <w:tcW w:type="dxa" w:w="5607"/>
-          </w:tcPr>
-          <w:p>
-            <w:pPr>
-              <w:spacing w:after="40"/>
-            </w:pPr>
-            <w:r/>
-            <w:r>
-              <w:rPr>
-                <w:sz w:val="16"/>
-              </w:rPr>
-              <w:t>Lectura y escritura para el propietario y su grupo, sólo lectura para el resto: la bitácora es auditable por terceros pero no modificable.</w:t>
-            </w:r>
-          </w:p>
-        </w:tc>
-      </w:tr>
-      <w:tr>
-        <w:tc>
-          <w:tcPr>
-            <w:tcW w:type="dxa" w:w="1752"/>
-          </w:tcPr>
-          <w:p>
-            <w:pPr>
-              <w:spacing w:after="40"/>
-            </w:pPr>
-            <w:r/>
-            <w:r>
-              <w:rPr>
-                <w:sz w:val="16"/>
-              </w:rPr>
-              <w:t>Propietario / grupo</w:t>
-            </w:r>
-          </w:p>
-        </w:tc>
-        <w:tc>
-          <w:tcPr>
-            <w:tcW w:type="dxa" w:w="2278"/>
-          </w:tcPr>
-          <w:p>
-            <w:pPr>
-              <w:spacing w:after="40"/>
-            </w:pPr>
-            <w:r/>
-            <w:r>
-              <w:rPr>
-                <w:sz w:val="16"/>
-              </w:rPr>
-              <w:t>1000/equipo07 / 1000/equipo07</w:t>
-            </w:r>
-          </w:p>
-        </w:tc>
-        <w:tc>
-          <w:tcPr>
-            <w:tcW w:type="dxa" w:w="5607"/>
-          </w:tcPr>
-          <w:p>
-            <w:pPr>
-              <w:spacing w:after="40"/>
-            </w:pPr>
-            <w:r/>
-            <w:r>
-              <w:rPr>
-                <w:sz w:val="16"/>
-              </w:rPr>
-              <w:t>Pertenece al usuario sin privilegios del equipo, no a root: el gestor no necesita permisos elevados para operar.</w:t>
-            </w:r>
-          </w:p>
-        </w:tc>
-      </w:tr>
-      <w:tr>
-        <w:tc>
-          <w:tcPr>
-            <w:tcW w:type="dxa" w:w="1752"/>
-          </w:tcPr>
-          <w:p>
-            <w:pPr>
-              <w:spacing w:after="40"/>
-            </w:pPr>
-            <w:r/>
-            <w:r>
-              <w:rPr>
-                <w:sz w:val="16"/>
-              </w:rPr>
-              <w:t>Access / Modify / Change / Birth</w:t>
-            </w:r>
-          </w:p>
-        </w:tc>
-        <w:tc>
-          <w:tcPr>
-            <w:tcW w:type="dxa" w:w="2278"/>
-          </w:tcPr>
-          <w:p>
-            <w:pPr>
-              <w:spacing w:after="40"/>
-            </w:pPr>
-            <w:r/>
-            <w:r>
-              <w:rPr>
-                <w:sz w:val="16"/>
-              </w:rPr>
-              <w:t>iguales al segundo</w:t>
-            </w:r>
-          </w:p>
-        </w:tc>
-        <w:tc>
-          <w:tcPr>
-            <w:tcW w:type="dxa" w:w="5607"/>
-          </w:tcPr>
-          <w:p>
-            <w:pPr>
-              <w:spacing w:after="40"/>
-            </w:pPr>
-            <w:r/>
-            <w:r>
-              <w:rPr>
-                <w:sz w:val="16"/>
-              </w:rPr>
-              <w:t>Última lectura, última escritura de contenido, último cambio de metadatos del inodo y creación: coinciden porque el archivo se creó y se escribió en la misma corrida.</w:t>
-            </w:r>
-          </w:p>
-        </w:tc>
-      </w:tr>
-    </w:tbl>
-    <w:p>
-      <w:pPr>
-        <w:spacing w:after="40"/>
-      </w:pPr>
-    </w:p>
-    <w:p>
-      <w:pPr>
-        <w:jc w:val="both"/>
-      </w:pPr>
-      <w:r>
-        <w:t>Esa bitácora tiene 28 líneas y 2442 bytes. Ambas cifras corresponden a la misma corrida: el generador de este informe compara el conteo de líneas del archivo entregado con el que declara la evidencia, y el tamaño del archivo entregado con el que devolvió stat, y se detiene si alguno de los dos pares no calza.</w:t>
-      </w:r>
-    </w:p>
-    <w:p>
-      <w:pPr>
-        <w:spacing w:before="80" w:after="160"/>
+        <w:spacing w:before="0" w:after="0" w:line="240" w:lineRule="auto"/>
       </w:pPr>
       <w:r>
         <w:rPr>
-          <w:b/>
-          <w:color w:val="1F3A5F"/>
-          <w:sz w:val="30"/>
+          <w:sz w:val="10"/>
         </w:rPr>
-        <w:t>7. Mover frente a copiar, y control de errores</w:t>
-      </w:r>
-    </w:p>
-    <w:p>
-      <w:pPr>
-        <w:spacing w:before="160" w:after="80"/>
-      </w:pPr>
-      <w:r>
-        <w:rPr>
-          <w:b/>
-          <w:color w:val="2E5A88"/>
-          <w:sz w:val="23"/>
-        </w:rPr>
-        <w:t>7.1 Por qué los informes se mueven y el resumen se copia</w:t>
-      </w:r>
-    </w:p>
-    <w:p>
-      <w:pPr>
-        <w:jc w:val="both"/>
-      </w:pPr>
-      <w:r>
-        <w:t>Los informes se MUEVEN desde salida/ a su carpeta de clasificación porque el traslado es un cambio de estado definitivo: un informe ya clasificado no debe seguir figurando como pendiente. Copiarlos duplicaría cada informe y se perdería la propiedad más útil: que salida/ sin informes significa "no queda nada por clasificar".</w:t>
-      </w:r>
-    </w:p>
-    <w:p>
-      <w:pPr>
-        <w:jc w:val="both"/>
-      </w:pPr>
-      <w:r>
-        <w:t>Mover dentro de una misma partición (aquí origen y destino están ambos en /dev/sda1) es la llamada rename(2): no copia datos, elimina la entrada de directorio antigua y crea otra que apunta al MISMO inodo. Los bloques no se tocan, el número de inodo no cambia y sólo se actualiza el ctime; por eso es casi instantánea y su costo no depende del tamaño. Entre particiones distintas el núcleo no podría renombrar y shutil.move degradaría a copiar y borrar.</w:t>
-      </w:r>
-    </w:p>
-    <w:p>
-      <w:pPr>
-        <w:jc w:val="both"/>
-      </w:pPr>
-      <w:r>
-        <w:t>El resumen consolidado tiene otro papel: es la vista general que el módulo de monitoreo consulta en su ruta de siempre. Por eso salida/resumen_ambiental.txt se CONSERVA y además se COPIA como gestion_ambiental/resumen_resguardado.txt con shutil.copy. Copiar sí crea un inodo nuevo, con su contenido en otros bloques: desde ese momento los dos archivos son independientes y modificar uno no altera al otro, que es lo que se espera de un respaldo.</w:t>
       </w:r>
     </w:p>
     <w:tbl>
@@ -6662,19 +6845,461 @@
         <w:gridCol w:w="3213"/>
       </w:tblGrid>
       <w:tr>
+        <w:trPr>
+          <w:cantSplit/>
+          <w:tblHeader/>
+        </w:trPr>
+        <w:tc>
+          <w:tcPr>
+            <w:tcW w:type="dxa" w:w="1752"/>
+          </w:tcPr>
+          <w:p>
+            <w:pPr>
+              <w:keepNext/>
+              <w:spacing w:after="20"/>
+            </w:pPr>
+            <w:r/>
+            <w:r>
+              <w:rPr>
+                <w:b/>
+                <w:sz w:val="16"/>
+              </w:rPr>
+              <w:t>Campo de stat</w:t>
+            </w:r>
+          </w:p>
+        </w:tc>
+        <w:tc>
+          <w:tcPr>
+            <w:tcW w:type="dxa" w:w="2278"/>
+          </w:tcPr>
+          <w:p>
+            <w:pPr>
+              <w:keepNext/>
+              <w:spacing w:after="20"/>
+            </w:pPr>
+            <w:r/>
+            <w:r>
+              <w:rPr>
+                <w:b/>
+                <w:sz w:val="16"/>
+              </w:rPr>
+              <w:t>Valor</w:t>
+            </w:r>
+          </w:p>
+        </w:tc>
+        <w:tc>
+          <w:tcPr>
+            <w:tcW w:type="dxa" w:w="5607"/>
+          </w:tcPr>
+          <w:p>
+            <w:pPr>
+              <w:keepNext/>
+              <w:spacing w:after="20"/>
+            </w:pPr>
+            <w:r/>
+            <w:r>
+              <w:rPr>
+                <w:b/>
+                <w:sz w:val="16"/>
+              </w:rPr>
+              <w:t>Lectura</w:t>
+            </w:r>
+          </w:p>
+        </w:tc>
+      </w:tr>
+      <w:tr>
+        <w:trPr>
+          <w:cantSplit/>
+        </w:trPr>
+        <w:tc>
+          <w:tcPr>
+            <w:tcW w:type="dxa" w:w="1752"/>
+          </w:tcPr>
+          <w:p>
+            <w:pPr>
+              <w:keepNext/>
+              <w:spacing w:after="20"/>
+            </w:pPr>
+            <w:r/>
+            <w:r>
+              <w:rPr>
+                <w:sz w:val="15"/>
+              </w:rPr>
+              <w:t>Tipo y tamaño</w:t>
+            </w:r>
+          </w:p>
+        </w:tc>
+        <w:tc>
+          <w:tcPr>
+            <w:tcW w:type="dxa" w:w="2278"/>
+          </w:tcPr>
+          <w:p>
+            <w:pPr>
+              <w:keepNext/>
+              <w:spacing w:after="20"/>
+            </w:pPr>
+            <w:r/>
+            <w:r>
+              <w:rPr>
+                <w:sz w:val="15"/>
+              </w:rPr>
+              <w:t>regular file, 2442 B en 8 bloques</w:t>
+            </w:r>
+          </w:p>
+        </w:tc>
+        <w:tc>
+          <w:tcPr>
+            <w:tcW w:type="dxa" w:w="5607"/>
+          </w:tcPr>
+          <w:p>
+            <w:pPr>
+              <w:keepNext/>
+              <w:spacing w:after="20"/>
+            </w:pPr>
+            <w:r/>
+            <w:r>
+              <w:rPr>
+                <w:sz w:val="15"/>
+              </w:rPr>
+              <w:t>Archivo ordinario de datos. El tamaño lógico es menor que el espacio reservado, porque el sistema de archivos asigna bloques completos de 4096 bytes.</w:t>
+            </w:r>
+          </w:p>
+        </w:tc>
+      </w:tr>
+      <w:tr>
+        <w:trPr>
+          <w:cantSplit/>
+        </w:trPr>
+        <w:tc>
+          <w:tcPr>
+            <w:tcW w:type="dxa" w:w="1752"/>
+          </w:tcPr>
+          <w:p>
+            <w:pPr>
+              <w:keepNext/>
+              <w:spacing w:after="20"/>
+            </w:pPr>
+            <w:r/>
+            <w:r>
+              <w:rPr>
+                <w:sz w:val="15"/>
+              </w:rPr>
+              <w:t>Inodo y enlaces</w:t>
+            </w:r>
+          </w:p>
+        </w:tc>
+        <w:tc>
+          <w:tcPr>
+            <w:tcW w:type="dxa" w:w="2278"/>
+          </w:tcPr>
+          <w:p>
+            <w:pPr>
+              <w:keepNext/>
+              <w:spacing w:after="20"/>
+            </w:pPr>
+            <w:r/>
+            <w:r>
+              <w:rPr>
+                <w:sz w:val="15"/>
+              </w:rPr>
+              <w:t>1046636 (dispositivo 8,1), 1 enlace</w:t>
+            </w:r>
+          </w:p>
+        </w:tc>
+        <w:tc>
+          <w:tcPr>
+            <w:tcW w:type="dxa" w:w="5607"/>
+          </w:tcPr>
+          <w:p>
+            <w:pPr>
+              <w:keepNext/>
+              <w:spacing w:after="20"/>
+            </w:pPr>
+            <w:r/>
+            <w:r>
+              <w:rPr>
+                <w:sz w:val="15"/>
+              </w:rPr>
+              <w:t>El nombre gestion_ambiental.log es sólo una entrada de directorio que apunta a ese inodo. Un enlace duro subiría el contador a 2 sin duplicar un byte.</w:t>
+            </w:r>
+          </w:p>
+        </w:tc>
+      </w:tr>
+      <w:tr>
+        <w:trPr>
+          <w:cantSplit/>
+        </w:trPr>
+        <w:tc>
+          <w:tcPr>
+            <w:tcW w:type="dxa" w:w="1752"/>
+          </w:tcPr>
+          <w:p>
+            <w:pPr>
+              <w:keepNext/>
+              <w:spacing w:after="20"/>
+            </w:pPr>
+            <w:r/>
+            <w:r>
+              <w:rPr>
+                <w:sz w:val="15"/>
+              </w:rPr>
+              <w:t>Permisos</w:t>
+            </w:r>
+          </w:p>
+        </w:tc>
+        <w:tc>
+          <w:tcPr>
+            <w:tcW w:type="dxa" w:w="2278"/>
+          </w:tcPr>
+          <w:p>
+            <w:pPr>
+              <w:keepNext/>
+              <w:spacing w:after="20"/>
+            </w:pPr>
+            <w:r/>
+            <w:r>
+              <w:rPr>
+                <w:sz w:val="15"/>
+              </w:rPr>
+              <w:t>0664/-rw-rw-r--</w:t>
+            </w:r>
+          </w:p>
+        </w:tc>
+        <w:tc>
+          <w:tcPr>
+            <w:tcW w:type="dxa" w:w="5607"/>
+          </w:tcPr>
+          <w:p>
+            <w:pPr>
+              <w:keepNext/>
+              <w:spacing w:after="20"/>
+            </w:pPr>
+            <w:r/>
+            <w:r>
+              <w:rPr>
+                <w:sz w:val="15"/>
+              </w:rPr>
+              <w:t>Lectura y escritura para el propietario y su grupo, sólo lectura para el resto: la bitácora es auditable por terceros pero no modificable.</w:t>
+            </w:r>
+          </w:p>
+        </w:tc>
+      </w:tr>
+      <w:tr>
+        <w:trPr>
+          <w:cantSplit/>
+        </w:trPr>
+        <w:tc>
+          <w:tcPr>
+            <w:tcW w:type="dxa" w:w="1752"/>
+          </w:tcPr>
+          <w:p>
+            <w:pPr>
+              <w:keepNext/>
+              <w:spacing w:after="20"/>
+            </w:pPr>
+            <w:r/>
+            <w:r>
+              <w:rPr>
+                <w:sz w:val="15"/>
+              </w:rPr>
+              <w:t>Propietario / grupo</w:t>
+            </w:r>
+          </w:p>
+        </w:tc>
+        <w:tc>
+          <w:tcPr>
+            <w:tcW w:type="dxa" w:w="2278"/>
+          </w:tcPr>
+          <w:p>
+            <w:pPr>
+              <w:keepNext/>
+              <w:spacing w:after="20"/>
+            </w:pPr>
+            <w:r/>
+            <w:r>
+              <w:rPr>
+                <w:sz w:val="15"/>
+              </w:rPr>
+              <w:t>1000/equipo07 / 1000/equipo07</w:t>
+            </w:r>
+          </w:p>
+        </w:tc>
+        <w:tc>
+          <w:tcPr>
+            <w:tcW w:type="dxa" w:w="5607"/>
+          </w:tcPr>
+          <w:p>
+            <w:pPr>
+              <w:keepNext/>
+              <w:spacing w:after="20"/>
+            </w:pPr>
+            <w:r/>
+            <w:r>
+              <w:rPr>
+                <w:sz w:val="15"/>
+              </w:rPr>
+              <w:t>Pertenece al usuario sin privilegios del equipo, no a root: el gestor no necesita permisos elevados para operar.</w:t>
+            </w:r>
+          </w:p>
+        </w:tc>
+      </w:tr>
+      <w:tr>
+        <w:trPr>
+          <w:cantSplit/>
+        </w:trPr>
+        <w:tc>
+          <w:tcPr>
+            <w:tcW w:type="dxa" w:w="1752"/>
+          </w:tcPr>
+          <w:p>
+            <w:pPr>
+              <w:spacing w:after="20"/>
+            </w:pPr>
+            <w:r/>
+            <w:r>
+              <w:rPr>
+                <w:sz w:val="15"/>
+              </w:rPr>
+              <w:t>Access / Modify / Change / Birth</w:t>
+            </w:r>
+          </w:p>
+        </w:tc>
+        <w:tc>
+          <w:tcPr>
+            <w:tcW w:type="dxa" w:w="2278"/>
+          </w:tcPr>
+          <w:p>
+            <w:pPr>
+              <w:spacing w:after="20"/>
+            </w:pPr>
+            <w:r/>
+            <w:r>
+              <w:rPr>
+                <w:sz w:val="15"/>
+              </w:rPr>
+              <w:t>iguales al segundo</w:t>
+            </w:r>
+          </w:p>
+        </w:tc>
+        <w:tc>
+          <w:tcPr>
+            <w:tcW w:type="dxa" w:w="5607"/>
+          </w:tcPr>
+          <w:p>
+            <w:pPr>
+              <w:spacing w:after="20"/>
+            </w:pPr>
+            <w:r/>
+            <w:r>
+              <w:rPr>
+                <w:sz w:val="15"/>
+              </w:rPr>
+              <w:t>Última lectura, última escritura de contenido, último cambio de metadatos del inodo y creación: coinciden porque el archivo se creó y se escribió en la misma corrida.</w:t>
+            </w:r>
+          </w:p>
+        </w:tc>
+      </w:tr>
+    </w:tbl>
+    <w:p>
+      <w:pPr>
+        <w:spacing w:before="0" w:after="0" w:line="240" w:lineRule="auto"/>
+      </w:pPr>
+      <w:r>
+        <w:rPr>
+          <w:sz w:val="10"/>
+        </w:rPr>
+      </w:r>
+    </w:p>
+    <w:p>
+      <w:pPr>
+        <w:jc w:val="left"/>
+      </w:pPr>
+      <w:r>
+        <w:t>Esa bitácora tiene 28 líneas y 2442 bytes. Ambas cifras corresponden a la misma corrida: el generador de este informe compara el conteo de líneas del archivo entregado con el que declara la evidencia, y el tamaño del archivo entregado con el que devolvió stat, y se detiene si alguno de los dos pares no calza.</w:t>
+      </w:r>
+    </w:p>
+    <w:p>
+      <w:pPr>
+        <w:keepNext/>
+        <w:spacing w:before="240" w:after="30"/>
+      </w:pPr>
+      <w:r>
+        <w:rPr>
+          <w:b/>
+          <w:color w:val="1F3A5F"/>
+          <w:sz w:val="30"/>
+        </w:rPr>
+        <w:t>7. Mover frente a copiar, y control de errores</w:t>
+      </w:r>
+    </w:p>
+    <w:p>
+      <w:pPr>
+        <w:keepNext/>
+        <w:spacing w:before="180" w:after="20"/>
+      </w:pPr>
+      <w:r>
+        <w:rPr>
+          <w:b/>
+          <w:color w:val="2E5A88"/>
+          <w:sz w:val="23"/>
+        </w:rPr>
+        <w:t>7.1 Por qué los informes se mueven y el resumen se copia</w:t>
+      </w:r>
+    </w:p>
+    <w:p>
+      <w:pPr>
+        <w:jc w:val="left"/>
+      </w:pPr>
+      <w:r>
+        <w:t>Los informes se MUEVEN desde salida/ a su carpeta de clasificación porque el traslado es un cambio de estado definitivo: un informe ya clasificado no debe seguir figurando como pendiente. Copiarlos duplicaría cada informe y se perdería la propiedad más útil: que salida/ sin informes significa "no queda nada por clasificar".</w:t>
+      </w:r>
+    </w:p>
+    <w:p>
+      <w:pPr>
+        <w:jc w:val="left"/>
+      </w:pPr>
+      <w:r>
+        <w:t>Mover dentro de una misma partición (aquí origen y destino están ambos en /dev/sda1) es la llamada rename(2): no copia datos, elimina la entrada de directorio antigua y crea otra que apunta al MISMO inodo. Los bloques no se tocan, el número de inodo no cambia y sólo se actualiza el ctime; por eso es casi instantánea y su costo no depende del tamaño. Entre particiones distintas el núcleo no podría renombrar y shutil.move degradaría a copiar y borrar.</w:t>
+      </w:r>
+    </w:p>
+    <w:p>
+      <w:pPr>
+        <w:jc w:val="left"/>
+      </w:pPr>
+      <w:r>
+        <w:t>El resumen consolidado tiene otro papel: es la vista general que el módulo de monitoreo consulta en su ruta de siempre. Por eso salida/​resumen_​ambiental​.txt se CONSERVA y además se COPIA como gestion_​ambiental/​resumen_​resguardado​.txt con shutil.copy. Copiar sí crea un inodo nuevo, con su contenido en otros bloques: desde ese momento los dos archivos son independientes y modificar uno no altera al otro, que es lo que se espera de un respaldo.</w:t>
+      </w:r>
+    </w:p>
+    <w:tbl>
+      <w:tblPr>
+        <w:tblStyle w:val="TableGrid"/>
+        <w:tblW w:type="auto" w:w="0"/>
+        <w:tblLook w:firstColumn="1" w:firstRow="1" w:lastColumn="0" w:lastRow="0" w:noHBand="0" w:noVBand="1" w:val="04A0"/>
+      </w:tblPr>
+      <w:tblGrid>
+        <w:gridCol w:w="3213"/>
+        <w:gridCol w:w="3213"/>
+        <w:gridCol w:w="3213"/>
+      </w:tblGrid>
+      <w:tr>
+        <w:trPr>
+          <w:cantSplit/>
+          <w:tblHeader/>
+        </w:trPr>
         <w:tc>
           <w:tcPr>
             <w:tcW w:type="dxa" w:w="2103"/>
           </w:tcPr>
           <w:p>
             <w:pPr>
-              <w:spacing w:after="40"/>
+              <w:keepNext/>
+              <w:spacing w:after="20"/>
             </w:pPr>
             <w:r/>
             <w:r>
               <w:rPr>
                 <w:b/>
-                <w:sz w:val="17"/>
+                <w:sz w:val="16"/>
               </w:rPr>
             </w:r>
           </w:p>
@@ -6685,13 +7310,14 @@
           </w:tcPr>
           <w:p>
             <w:pPr>
-              <w:spacing w:after="40"/>
+              <w:keepNext/>
+              <w:spacing w:after="20"/>
             </w:pPr>
             <w:r/>
             <w:r>
               <w:rPr>
                 <w:b/>
-                <w:sz w:val="17"/>
+                <w:sz w:val="16"/>
               </w:rPr>
               <w:t>Mover (rename)</w:t>
             </w:r>
@@ -6703,13 +7329,14 @@
           </w:tcPr>
           <w:p>
             <w:pPr>
-              <w:spacing w:after="40"/>
+              <w:keepNext/>
+              <w:spacing w:after="20"/>
             </w:pPr>
             <w:r/>
             <w:r>
               <w:rPr>
                 <w:b/>
-                <w:sz w:val="17"/>
+                <w:sz w:val="16"/>
               </w:rPr>
               <w:t>Copiar (copy)</w:t>
             </w:r>
@@ -6717,18 +7344,22 @@
         </w:tc>
       </w:tr>
       <w:tr>
+        <w:trPr>
+          <w:cantSplit/>
+        </w:trPr>
         <w:tc>
           <w:tcPr>
             <w:tcW w:type="dxa" w:w="2103"/>
           </w:tcPr>
           <w:p>
             <w:pPr>
-              <w:spacing w:after="40"/>
+              <w:keepNext/>
+              <w:spacing w:after="20"/>
             </w:pPr>
             <w:r/>
             <w:r>
               <w:rPr>
-                <w:sz w:val="16"/>
+                <w:sz w:val="15"/>
               </w:rPr>
               <w:t>Se aplica a</w:t>
             </w:r>
@@ -6740,12 +7371,13 @@
           </w:tcPr>
           <w:p>
             <w:pPr>
-              <w:spacing w:after="40"/>
+              <w:keepNext/>
+              <w:spacing w:after="20"/>
             </w:pPr>
             <w:r/>
             <w:r>
               <w:rPr>
-                <w:sz w:val="16"/>
+                <w:sz w:val="15"/>
               </w:rPr>
               <w:t>informe_*.txt</w:t>
             </w:r>
@@ -6757,12 +7389,13 @@
           </w:tcPr>
           <w:p>
             <w:pPr>
-              <w:spacing w:after="40"/>
+              <w:keepNext/>
+              <w:spacing w:after="20"/>
             </w:pPr>
             <w:r/>
             <w:r>
               <w:rPr>
-                <w:sz w:val="16"/>
+                <w:sz w:val="15"/>
               </w:rPr>
               <w:t>resumen_ambiental.txt</w:t>
             </w:r>
@@ -6770,18 +7403,22 @@
         </w:tc>
       </w:tr>
       <w:tr>
+        <w:trPr>
+          <w:cantSplit/>
+        </w:trPr>
         <w:tc>
           <w:tcPr>
             <w:tcW w:type="dxa" w:w="2103"/>
           </w:tcPr>
           <w:p>
             <w:pPr>
-              <w:spacing w:after="40"/>
+              <w:keepNext/>
+              <w:spacing w:after="20"/>
             </w:pPr>
             <w:r/>
             <w:r>
               <w:rPr>
-                <w:sz w:val="16"/>
+                <w:sz w:val="15"/>
               </w:rPr>
               <w:t>Efecto en el inodo</w:t>
             </w:r>
@@ -6793,12 +7430,13 @@
           </w:tcPr>
           <w:p>
             <w:pPr>
-              <w:spacing w:after="40"/>
+              <w:keepNext/>
+              <w:spacing w:after="20"/>
             </w:pPr>
             <w:r/>
             <w:r>
               <w:rPr>
-                <w:sz w:val="16"/>
+                <w:sz w:val="15"/>
               </w:rPr>
               <w:t>conserva el mismo inodo</w:t>
             </w:r>
@@ -6810,12 +7448,13 @@
           </w:tcPr>
           <w:p>
             <w:pPr>
-              <w:spacing w:after="40"/>
+              <w:keepNext/>
+              <w:spacing w:after="20"/>
             </w:pPr>
             <w:r/>
             <w:r>
               <w:rPr>
-                <w:sz w:val="16"/>
+                <w:sz w:val="15"/>
               </w:rPr>
               <w:t>crea un inodo nuevo</w:t>
             </w:r>
@@ -6823,18 +7462,22 @@
         </w:tc>
       </w:tr>
       <w:tr>
+        <w:trPr>
+          <w:cantSplit/>
+        </w:trPr>
         <w:tc>
           <w:tcPr>
             <w:tcW w:type="dxa" w:w="2103"/>
           </w:tcPr>
           <w:p>
             <w:pPr>
-              <w:spacing w:after="40"/>
+              <w:keepNext/>
+              <w:spacing w:after="20"/>
             </w:pPr>
             <w:r/>
             <w:r>
               <w:rPr>
-                <w:sz w:val="16"/>
+                <w:sz w:val="15"/>
               </w:rPr>
               <w:t>Datos en disco</w:t>
             </w:r>
@@ -6846,12 +7489,13 @@
           </w:tcPr>
           <w:p>
             <w:pPr>
-              <w:spacing w:after="40"/>
+              <w:keepNext/>
+              <w:spacing w:after="20"/>
             </w:pPr>
             <w:r/>
             <w:r>
               <w:rPr>
-                <w:sz w:val="16"/>
+                <w:sz w:val="15"/>
               </w:rPr>
               <w:t>no se duplican</w:t>
             </w:r>
@@ -6863,12 +7507,13 @@
           </w:tcPr>
           <w:p>
             <w:pPr>
-              <w:spacing w:after="40"/>
+              <w:keepNext/>
+              <w:spacing w:after="20"/>
             </w:pPr>
             <w:r/>
             <w:r>
               <w:rPr>
-                <w:sz w:val="16"/>
+                <w:sz w:val="15"/>
               </w:rPr>
               <w:t>se duplican</w:t>
             </w:r>
@@ -6876,18 +7521,22 @@
         </w:tc>
       </w:tr>
       <w:tr>
+        <w:trPr>
+          <w:cantSplit/>
+        </w:trPr>
         <w:tc>
           <w:tcPr>
             <w:tcW w:type="dxa" w:w="2103"/>
           </w:tcPr>
           <w:p>
             <w:pPr>
-              <w:spacing w:after="40"/>
+              <w:keepNext/>
+              <w:spacing w:after="20"/>
             </w:pPr>
             <w:r/>
             <w:r>
               <w:rPr>
-                <w:sz w:val="16"/>
+                <w:sz w:val="15"/>
               </w:rPr>
               <w:t>Original</w:t>
             </w:r>
@@ -6899,12 +7548,13 @@
           </w:tcPr>
           <w:p>
             <w:pPr>
-              <w:spacing w:after="40"/>
+              <w:keepNext/>
+              <w:spacing w:after="20"/>
             </w:pPr>
             <w:r/>
             <w:r>
               <w:rPr>
-                <w:sz w:val="16"/>
+                <w:sz w:val="15"/>
               </w:rPr>
               <w:t>deja de existir en el origen</w:t>
             </w:r>
@@ -6916,12 +7566,13 @@
           </w:tcPr>
           <w:p>
             <w:pPr>
-              <w:spacing w:after="40"/>
+              <w:keepNext/>
+              <w:spacing w:after="20"/>
             </w:pPr>
             <w:r/>
             <w:r>
               <w:rPr>
-                <w:sz w:val="16"/>
+                <w:sz w:val="15"/>
               </w:rPr>
               <w:t>permanece en salida/</w:t>
             </w:r>
@@ -6929,18 +7580,21 @@
         </w:tc>
       </w:tr>
       <w:tr>
+        <w:trPr>
+          <w:cantSplit/>
+        </w:trPr>
         <w:tc>
           <w:tcPr>
             <w:tcW w:type="dxa" w:w="2103"/>
           </w:tcPr>
           <w:p>
             <w:pPr>
-              <w:spacing w:after="40"/>
+              <w:spacing w:after="20"/>
             </w:pPr>
             <w:r/>
             <w:r>
               <w:rPr>
-                <w:sz w:val="16"/>
+                <w:sz w:val="15"/>
               </w:rPr>
               <w:t>Propósito</w:t>
             </w:r>
@@ -6952,12 +7606,12 @@
           </w:tcPr>
           <w:p>
             <w:pPr>
-              <w:spacing w:after="40"/>
+              <w:spacing w:after="20"/>
             </w:pPr>
             <w:r/>
             <w:r>
               <w:rPr>
-                <w:sz w:val="16"/>
+                <w:sz w:val="15"/>
               </w:rPr>
               <w:t>reclasificación definitiva</w:t>
             </w:r>
@@ -6969,12 +7623,12 @@
           </w:tcPr>
           <w:p>
             <w:pPr>
-              <w:spacing w:after="40"/>
+              <w:spacing w:after="20"/>
             </w:pPr>
             <w:r/>
             <w:r>
               <w:rPr>
-                <w:sz w:val="16"/>
+                <w:sz w:val="15"/>
               </w:rPr>
               <w:t>respaldo y auditoría</w:t>
             </w:r>
@@ -6984,12 +7638,18 @@
     </w:tbl>
     <w:p>
       <w:pPr>
-        <w:spacing w:after="40"/>
-      </w:pPr>
+        <w:spacing w:before="0" w:after="0" w:line="240" w:lineRule="auto"/>
+      </w:pPr>
+      <w:r>
+        <w:rPr>
+          <w:sz w:val="10"/>
+        </w:rPr>
+      </w:r>
     </w:p>
     <w:p>
       <w:pPr>
-        <w:spacing w:after="0" w:before="80"/>
+        <w:spacing w:after="0" w:before="80" w:line="240" w:lineRule="auto"/>
+        <w:keepNext/>
         <w:shd w:val="clear" w:color="auto" w:fill="E8EAED"/>
       </w:pPr>
       <w:r>
@@ -7004,6 +7664,7 @@
     <w:p>
       <w:pPr>
         <w:spacing w:after="0" w:line="240" w:lineRule="auto"/>
+        <w:keepNext/>
         <w:shd w:val="clear" w:color="auto" w:fill="F4F5F7"/>
       </w:pPr>
       <w:r>
@@ -7017,6 +7678,7 @@
     <w:p>
       <w:pPr>
         <w:spacing w:after="0" w:line="240" w:lineRule="auto"/>
+        <w:keepNext/>
         <w:shd w:val="clear" w:color="auto" w:fill="F4F5F7"/>
       </w:pPr>
       <w:r>
@@ -7042,12 +7704,17 @@
     </w:p>
     <w:p>
       <w:pPr>
-        <w:spacing w:after="40"/>
-      </w:pPr>
+        <w:spacing w:before="0" w:after="0" w:line="240" w:lineRule="auto"/>
+      </w:pPr>
+      <w:r>
+        <w:rPr>
+          <w:sz w:val="10"/>
+        </w:rPr>
+      </w:r>
     </w:p>
     <w:p>
       <w:pPr>
-        <w:jc w:val="both"/>
+        <w:jc w:val="left"/>
       </w:pPr>
       <w:r>
         <w:t>El resumen original (448 bytes) sigue en salida/, la copia resguardada pesa 448 bytes y su contenido es idéntico byte a byte: comprobado. En salida/ quedan 0 informes individuales, porque todos fueron movidos y no copiados; esto es lo que documenta 5.4.</w:t>
@@ -7055,7 +7722,8 @@
     </w:p>
     <w:p>
       <w:pPr>
-        <w:spacing w:before="160" w:after="80"/>
+        <w:keepNext/>
+        <w:spacing w:before="180" w:after="20"/>
       </w:pPr>
       <w:r>
         <w:rPr>
@@ -7070,7 +7738,7 @@
       <w:pPr>
         <w:spacing w:before="120" w:after="160"/>
         <w:ind w:left="170"/>
-        <w:jc w:val="both"/>
+        <w:jc w:val="left"/>
         <w:shd w:val="clear" w:color="auto" w:fill="FBF3E2"/>
         <w:pBdr>
           <w:left w:val="single" w:sz="18" w:space="6" w:color="B7791F"/>
@@ -7078,14 +7746,14 @@
       </w:pPr>
       <w:r>
         <w:rPr>
-          <w:sz w:val="20"/>
+          <w:sz w:val="19"/>
         </w:rPr>
         <w:t>Esta demostración es DESTRUCTIVA: inyecta datos dañados. Por eso NO se ejecutó sobre el árbol entregado sino sobre una COPIA completa en /home/equipo07/demo_destructiva. De ahí que la bitácora entregada cierre con "no se detectaron anomalias en esta corrida": el entregable viene de una corrida limpia y las cifras de esta subsección pertenecen a la copia.</w:t>
       </w:r>
     </w:p>
     <w:p>
       <w:pPr>
-        <w:jc w:val="both"/>
+        <w:jc w:val="left"/>
       </w:pPr>
       <w:r>
         <w:t>El requisito 13 pide controlar al menos un error sin detener el procesamiento. Se inyectaron cuatro fallas distintas, para probar tanto el análisis de la bitácora de alertas como la lectura de los informes: una línea sin separadores, otra con campos insuficientes, un indicador desconocido ("Radiacion") y un informe sin la línea "Alertas detectadas: N".</w:t>
@@ -7093,7 +7761,8 @@
     </w:p>
     <w:p>
       <w:pPr>
-        <w:spacing w:after="0" w:before="80"/>
+        <w:spacing w:after="0" w:before="80" w:line="240" w:lineRule="auto"/>
+        <w:keepNext/>
         <w:shd w:val="clear" w:color="auto" w:fill="E8EAED"/>
       </w:pPr>
       <w:r>
@@ -7103,13 +7772,27 @@
           <w:sz w:val="15"/>
         </w:rPr>
         <w:t>$ python3 src/gestor_incidencias.py ; echo "Codigo de salida: $?"</w:t>
-        <w:br/>
+      </w:r>
+    </w:p>
+    <w:p>
+      <w:pPr>
+        <w:spacing w:after="0" w:before="0" w:line="240" w:lineRule="auto"/>
+        <w:keepNext/>
+        <w:shd w:val="clear" w:color="auto" w:fill="E8EAED"/>
+      </w:pPr>
+      <w:r>
+        <w:rPr>
+          <w:rFonts w:ascii="Consolas" w:hAnsi="Consolas"/>
+          <w:b/>
+          <w:sz w:val="15"/>
+        </w:rPr>
         <w:t>$ grep 'ANOMALIA\|CONTROL DE ERRORES' logs/gestion_ambiental.log</w:t>
       </w:r>
     </w:p>
     <w:p>
       <w:pPr>
         <w:spacing w:after="0" w:line="240" w:lineRule="auto"/>
+        <w:keepNext/>
         <w:shd w:val="clear" w:color="auto" w:fill="F4F5F7"/>
       </w:pPr>
       <w:r>
@@ -7123,6 +7806,7 @@
     <w:p>
       <w:pPr>
         <w:spacing w:after="0" w:line="240" w:lineRule="auto"/>
+        <w:keepNext/>
         <w:shd w:val="clear" w:color="auto" w:fill="F4F5F7"/>
       </w:pPr>
       <w:r>
@@ -7135,6 +7819,7 @@
     <w:p>
       <w:pPr>
         <w:spacing w:after="0" w:line="240" w:lineRule="auto"/>
+        <w:keepNext/>
         <w:shd w:val="clear" w:color="auto" w:fill="F4F5F7"/>
       </w:pPr>
       <w:r>
@@ -7148,6 +7833,7 @@
     <w:p>
       <w:pPr>
         <w:spacing w:after="0" w:line="240" w:lineRule="auto"/>
+        <w:keepNext/>
         <w:shd w:val="clear" w:color="auto" w:fill="F4F5F7"/>
       </w:pPr>
       <w:r>
@@ -7161,6 +7847,7 @@
     <w:p>
       <w:pPr>
         <w:spacing w:after="0" w:line="240" w:lineRule="auto"/>
+        <w:keepNext/>
         <w:shd w:val="clear" w:color="auto" w:fill="F4F5F7"/>
       </w:pPr>
       <w:r>
@@ -7174,6 +7861,7 @@
     <w:p>
       <w:pPr>
         <w:spacing w:after="0" w:line="240" w:lineRule="auto"/>
+        <w:keepNext/>
         <w:shd w:val="clear" w:color="auto" w:fill="F4F5F7"/>
       </w:pPr>
       <w:r>
@@ -7199,12 +7887,17 @@
     </w:p>
     <w:p>
       <w:pPr>
-        <w:spacing w:after="40"/>
-      </w:pPr>
+        <w:spacing w:before="0" w:after="0" w:line="240" w:lineRule="auto"/>
+      </w:pPr>
+      <w:r>
+        <w:rPr>
+          <w:sz w:val="10"/>
+        </w:rPr>
+      </w:r>
     </w:p>
     <w:p>
       <w:pPr>
-        <w:jc w:val="both"/>
+        <w:jc w:val="left"/>
       </w:pPr>
       <w:r>
         <w:t>El comportamiento es el correcto: las 4 anomalías quedaron registradas con su número de línea y su contenido, el gestor NO se detuvo, terminó con código 0, conservó las 79 alertas válidas y generó el inventario igual. Descartar el dato defectuoso y continuar es preferible a abortar: una línea corrupta no puede invalidar una jornada de monitoreo, pero tampoco puede desaparecer en silencio.</w:t>
@@ -7212,13 +7905,14 @@
     </w:p>
     <w:p>
       <w:pPr>
-        <w:spacing w:after="40"/>
+        <w:keepNext/>
+        <w:spacing w:before="80" w:after="0"/>
         <w:jc w:val="center"/>
       </w:pPr>
       <w:r>
         <w:drawing>
           <wp:inline xmlns:a="http://schemas.openxmlformats.org/drawingml/2006/main" xmlns:pic="http://schemas.openxmlformats.org/drawingml/2006/picture">
-            <wp:extent cx="4933947" cy="2296582"/>
+            <wp:extent cx="4199464" cy="2887132"/>
             <wp:docPr id="8" name="Picture 8"/>
             <wp:cNvGraphicFramePr>
               <a:graphicFrameLocks noChangeAspect="1"/>
@@ -7239,7 +7933,7 @@
                   <pic:spPr>
                     <a:xfrm>
                       <a:off x="0" y="0"/>
-                      <a:ext cx="4933947" cy="2296582"/>
+                      <a:ext cx="4199464" cy="2887132"/>
                     </a:xfrm>
                     <a:prstGeom prst="rect"/>
                   </pic:spPr>
@@ -7252,20 +7946,21 @@
     </w:p>
     <w:p>
       <w:pPr>
-        <w:spacing w:after="160"/>
+        <w:spacing w:before="0" w:after="200"/>
         <w:jc w:val="center"/>
       </w:pPr>
       <w:r>
         <w:rPr>
           <w:i/>
-          <w:sz w:val="17"/>
+          <w:sz w:val="15"/>
         </w:rPr>
         <w:t>Figura 8. Metadatos de la bitácora con stat y control de errores en la consola de la máquina virtual. Arriba, el stat del archivo entregado: los mismos 2442 bytes e inodo 1046636 que transcribe 6.6. Abajo, una corrida de control DISTINTA de la de 7.2, con dos alertas dañadas en vez de cuatro fallas; sus líneas legibles ya dan el resultado completo (código 0, dos anomalías y 79 alertas conservadas). La última línea, el resumen CONTROL DE ERRORES de esa misma corrida, es la que corta el borde de la consola: no está transcrita en ninguna evidencia, porque la corrida archivada en evidencias/debian/06-control-de-errores.txt es la otra.</w:t>
       </w:r>
     </w:p>
     <w:p>
       <w:pPr>
-        <w:spacing w:before="160" w:after="80"/>
+        <w:keepNext/>
+        <w:spacing w:before="180" w:after="20"/>
       </w:pPr>
       <w:r>
         <w:rPr>
@@ -7280,7 +7975,7 @@
       <w:pPr>
         <w:spacing w:before="120" w:after="160"/>
         <w:ind w:left="170"/>
-        <w:jc w:val="both"/>
+        <w:jc w:val="left"/>
         <w:shd w:val="clear" w:color="auto" w:fill="FBF3E2"/>
         <w:pBdr>
           <w:left w:val="single" w:sz="18" w:space="6" w:color="B7791F"/>
@@ -7288,14 +7983,15 @@
       </w:pPr>
       <w:r>
         <w:rPr>
-          <w:sz w:val="20"/>
+          <w:sz w:val="19"/>
         </w:rPr>
         <w:t>Esta demostración también es destructiva, porque duplica informes a propósito, y por eso se ejecutó sobre la misma COPIA /home/equipo07/demo_destructiva. El árbol entregado conserva sus 20 informes sin sufijos de versión, que es el estado de una única corrida limpia.</w:t>
       </w:r>
     </w:p>
     <w:p>
       <w:pPr>
-        <w:spacing w:after="0" w:before="80"/>
+        <w:spacing w:after="0" w:before="80" w:line="240" w:lineRule="auto"/>
+        <w:keepNext/>
         <w:shd w:val="clear" w:color="auto" w:fill="E8EAED"/>
       </w:pPr>
       <w:r>
@@ -7305,13 +8001,27 @@
           <w:sz w:val="15"/>
         </w:rPr>
         <w:t># Tres corridas consecutivas del gestor sobre la copia</w:t>
-        <w:br/>
+      </w:r>
+    </w:p>
+    <w:p>
+      <w:pPr>
+        <w:spacing w:after="0" w:before="0" w:line="240" w:lineRule="auto"/>
+        <w:keepNext/>
+        <w:shd w:val="clear" w:color="auto" w:fill="E8EAED"/>
+      </w:pPr>
+      <w:r>
+        <w:rPr>
+          <w:rFonts w:ascii="Consolas" w:hAnsi="Consolas"/>
+          <w:b/>
+          <w:sz w:val="15"/>
+        </w:rPr>
         <w:t>$ ls -lah gestion_ambiental/criticas/informe_STG04_20240101*</w:t>
       </w:r>
     </w:p>
     <w:p>
       <w:pPr>
         <w:spacing w:after="0" w:line="240" w:lineRule="auto"/>
+        <w:keepNext/>
         <w:shd w:val="clear" w:color="auto" w:fill="F4F5F7"/>
       </w:pPr>
       <w:r>
@@ -7325,6 +8035,7 @@
     <w:p>
       <w:pPr>
         <w:spacing w:after="0" w:line="240" w:lineRule="auto"/>
+        <w:keepNext/>
         <w:shd w:val="clear" w:color="auto" w:fill="F4F5F7"/>
       </w:pPr>
       <w:r>
@@ -7338,6 +8049,7 @@
     <w:p>
       <w:pPr>
         <w:spacing w:after="0" w:line="240" w:lineRule="auto"/>
+        <w:keepNext/>
         <w:shd w:val="clear" w:color="auto" w:fill="F4F5F7"/>
       </w:pPr>
       <w:r>
@@ -7351,6 +8063,7 @@
     <w:p>
       <w:pPr>
         <w:spacing w:after="0" w:line="240" w:lineRule="auto"/>
+        <w:keepNext/>
         <w:shd w:val="clear" w:color="auto" w:fill="F4F5F7"/>
       </w:pPr>
       <w:r>
@@ -7363,6 +8076,7 @@
     <w:p>
       <w:pPr>
         <w:spacing w:after="0" w:line="240" w:lineRule="auto"/>
+        <w:keepNext/>
         <w:shd w:val="clear" w:color="auto" w:fill="F4F5F7"/>
       </w:pPr>
       <w:r>
@@ -7376,6 +8090,7 @@
     <w:p>
       <w:pPr>
         <w:spacing w:after="0" w:line="240" w:lineRule="auto"/>
+        <w:keepNext/>
         <w:shd w:val="clear" w:color="auto" w:fill="F4F5F7"/>
       </w:pPr>
       <w:r>
@@ -7401,12 +8116,17 @@
     </w:p>
     <w:p>
       <w:pPr>
-        <w:spacing w:after="40"/>
-      </w:pPr>
+        <w:spacing w:before="0" w:after="0" w:line="240" w:lineRule="auto"/>
+      </w:pPr>
+      <w:r>
+        <w:rPr>
+          <w:sz w:val="10"/>
+        </w:rPr>
+      </w:r>
     </w:p>
     <w:p>
       <w:pPr>
-        <w:jc w:val="both"/>
+        <w:jc w:val="left"/>
       </w:pPr>
       <w:r>
         <w:t>Las alertas no se duplican entre corridas porque los registros por indicador se reconstruyen de forma atómica sobre archivos temporales que se renombran al final. Al reprocesar, los informes ya clasificados no se pierden ni se pisan: obtener_nombre_seguro() comprueba la existencia del destino y agrega un sufijo correlativo. Partiendo de 21 informes, tras dos ciclos adicionales conviven 61 donde se esperaban 61 (40 con sufijo): ningún archivo fue sobrescrito ni eliminado.</w:t>
@@ -7414,7 +8134,8 @@
     </w:p>
     <w:p>
       <w:pPr>
-        <w:spacing w:before="80" w:after="160"/>
+        <w:keepNext/>
+        <w:spacing w:before="240" w:after="30"/>
       </w:pPr>
       <w:r>
         <w:rPr>
@@ -7427,7 +8148,8 @@
     </w:p>
     <w:p>
       <w:pPr>
-        <w:spacing w:before="160" w:after="80"/>
+        <w:keepNext/>
+        <w:spacing w:before="180" w:after="20"/>
       </w:pPr>
       <w:r>
         <w:rPr>
@@ -7440,7 +8162,8 @@
     </w:p>
     <w:p>
       <w:pPr>
-        <w:jc w:val="both"/>
+        <w:keepNext/>
+        <w:jc w:val="left"/>
       </w:pPr>
       <w:r>
         <w:t>La conclusión más importante es también la más incómoda: en este caso concreto la concurrencia NO aceleró el procesamiento. La versión concurrente tardó 0m0.023s frente a 0m0.019s de la secuencial, y su tiempo interno fue 0.007 s frente a 0.005 s. El dato no se maquilla, se explica:</w:t>
@@ -7450,7 +8173,7 @@
       <w:pPr>
         <w:pStyle w:val="ListBullet"/>
         <w:spacing w:after="60"/>
-        <w:jc w:val="both"/>
+        <w:jc w:val="left"/>
       </w:pPr>
       <w:r>
         <w:t>El trabajo útil es demasiado pequeño: 20 archivos con 320 líneas, procesados en centésimas de segundo.</w:t>
@@ -7460,7 +8183,7 @@
       <w:pPr>
         <w:pStyle w:val="ListBullet"/>
         <w:spacing w:after="60"/>
-        <w:jc w:val="both"/>
+        <w:jc w:val="left"/>
       </w:pPr>
       <w:r>
         <w:t>El costo fijo de la concurrencia no depende del tamaño del trabajo: crear 3 hilos, encolar los archivos y tomar y soltar los mutex en cada actualización pesa más que lo que se ahorra al repartir un trabajo tan breve.</w:t>
@@ -7470,15 +8193,15 @@
       <w:pPr>
         <w:pStyle w:val="ListBullet"/>
         <w:spacing w:after="60"/>
-        <w:jc w:val="both"/>
+        <w:jc w:val="left"/>
       </w:pPr>
       <w:r>
-        <w:t>El trabajo está dominado por entrada/salida sobre archivos diminutos que el núcleo ya tiene en caché, de modo que hay poca espera que solapar; y en CPython el bloqueo global del intérprete impide que dos hilos ejecuten código Python puro a la vez.</w:t>
+        <w:t>El trabajo está dominado por entrada/​salida sobre archivos diminutos que el núcleo ya tiene en caché, de modo que hay poca espera que solapar; y en CPython el bloqueo global del intérprete impide que dos hilos ejecuten código Python puro a la vez.</w:t>
       </w:r>
     </w:p>
     <w:p>
       <w:pPr>
-        <w:jc w:val="both"/>
+        <w:jc w:val="left"/>
       </w:pPr>
       <w:r>
         <w:t>La concurrencia sí se observa cuando el trabajo crece: con la carga amplificada de 4000 archivos el proceso alcanzó 103 % de CPU, por encima del 100 % que jamás superaría un proceso de un solo hilo. El mecanismo funciona; lo que falta en el conjunto oficial es trabajo suficiente para amortizar su costo de entrada.</w:t>
@@ -7486,7 +8209,8 @@
     </w:p>
     <w:p>
       <w:pPr>
-        <w:spacing w:before="160" w:after="80"/>
+        <w:keepNext/>
+        <w:spacing w:before="180" w:after="20"/>
       </w:pPr>
       <w:r>
         <w:rPr>
@@ -7499,7 +8223,7 @@
     </w:p>
     <w:p>
       <w:pPr>
-        <w:jc w:val="both"/>
+        <w:jc w:val="left"/>
       </w:pPr>
       <w:r>
         <w:t>Que las 6 de 6 métricas coincidan y que los 20 informes sean idénticos es la evidencia de que la sincronización es correcta: con 3 hilos actualizando contadores compartidos, sin mutex cada corrida habría dado un resultado distinto. El patrón fue acumular en variables locales y entrar a la sección crítica una sola vez por archivo; queue.Queue garantiza que cada archivo lo toma un único trabajador. El único efecto observable de la concurrencia es el ORDEN de las líneas de la bitácora.</w:t>
@@ -7507,7 +8231,7 @@
     </w:p>
     <w:p>
       <w:pPr>
-        <w:jc w:val="both"/>
+        <w:jc w:val="left"/>
       </w:pPr>
       <w:r>
         <w:t>Mover y copiar obligó a distinguir el nombre de un archivo del archivo mismo: un nombre es una entrada de directorio que apunta a un inodo. Las herramientas completaron el cuadro: stat dio inodo, enlaces, permisos y marcas de tiempo; ls -lah y du -sh, la diferencia entre tamaño lógico y bloques ocupados; df -h, el sistema de archivos y su espacio libre; free -h, que la caché no es memoria perdida; y ps con /proc, la estructura interna del proceso.</w:t>
@@ -7515,7 +8239,8 @@
     </w:p>
     <w:p>
       <w:pPr>
-        <w:spacing w:before="160" w:after="80"/>
+        <w:keepNext/>
+        <w:spacing w:before="180" w:after="20"/>
       </w:pPr>
       <w:r>
         <w:rPr>
@@ -7530,7 +8255,7 @@
       <w:pPr>
         <w:pStyle w:val="ListBullet"/>
         <w:spacing w:after="60"/>
-        <w:jc w:val="both"/>
+        <w:jc w:val="left"/>
       </w:pPr>
       <w:r>
         <w:t>Hipervisor: el hito declaró Oracle VirtualBox y la implementación final se hizo sobre Microsoft Hyper-V (máquina de Generación 1, arranque BIOS), con los recursos comprometidos intactos; la pauta admite otro hipervisor. TODAS las figuras de instalación son de la máquina real en Hyper-V: de la etapa previa sobre Oracle VirtualBox no se conserva ninguna captura en el entregable, porque no correspondía a la máquina entregada.</w:t>
@@ -7540,7 +8265,7 @@
       <w:pPr>
         <w:pStyle w:val="ListBullet"/>
         <w:spacing w:after="60"/>
-        <w:jc w:val="both"/>
+        <w:jc w:val="left"/>
       </w:pPr>
       <w:r>
         <w:t>Rendimiento: la versión concurrente resultó más lenta que la secuencial en el conjunto oficial; se informa tal como se midió.</w:t>
@@ -7550,17 +8275,17 @@
       <w:pPr>
         <w:pStyle w:val="ListBullet"/>
         <w:spacing w:after="60"/>
-        <w:jc w:val="both"/>
+        <w:jc w:val="left"/>
       </w:pPr>
       <w:r>
-        <w:t>Clasificación: sin_alertas/ quedó con 0 informes porque la pauta exige al menos una alerta por archivo; la rama se demostró aparte.</w:t>
+        <w:t>Clasificación: sin_​alertas/ quedó con 0 informes porque la pauta exige al menos una alerta por archivo; la rama se demostró aparte.</w:t>
       </w:r>
     </w:p>
     <w:p>
       <w:pPr>
         <w:pStyle w:val="ListBullet"/>
         <w:spacing w:after="60"/>
-        <w:jc w:val="both"/>
+        <w:jc w:val="left"/>
       </w:pPr>
       <w:r>
         <w:t>Demostraciones destructivas: el control de errores (7.2) y la anti-sobrescritura (7.3) se ejecutaron sobre una COPIA, no sobre el árbol entregado; por eso la bitácora entregada no registra esas anomalías.</w:t>
@@ -7570,7 +8295,7 @@
       <w:pPr>
         <w:pStyle w:val="ListBullet"/>
         <w:spacing w:after="60"/>
-        <w:jc w:val="both"/>
+        <w:jc w:val="left"/>
       </w:pPr>
       <w:r>
         <w:t>Trazabilidad: cada cifra se lee al generar el informe desde evidencias/ y del estado real del proyecto, y el generador compara ambas fuentes -y las cifras del README- antes de escribir nada; si discrepan, no se emite el documento.</w:t>
@@ -7578,7 +8303,8 @@
     </w:p>
     <w:p>
       <w:pPr>
-        <w:spacing w:before="160" w:after="80"/>
+        <w:keepNext/>
+        <w:spacing w:before="180" w:after="20"/>
       </w:pPr>
       <w:r>
         <w:rPr>
@@ -7591,7 +8317,7 @@
     </w:p>
     <w:p>
       <w:pPr>
-        <w:jc w:val="both"/>
+        <w:jc w:val="left"/>
       </w:pPr>
       <w:r>
         <w:t>Cada sección puede auditarse contra el archivo que la origina; el generador falla si alguno cambia de forma incompatible.</w:t>
@@ -7609,19 +8335,23 @@
         <w:gridCol w:w="3213"/>
       </w:tblGrid>
       <w:tr>
+        <w:trPr>
+          <w:cantSplit/>
+          <w:tblHeader/>
+        </w:trPr>
         <w:tc>
           <w:tcPr>
             <w:tcW w:type="dxa" w:w="3738"/>
           </w:tcPr>
           <w:p>
             <w:pPr>
-              <w:spacing w:after="40"/>
+              <w:spacing w:after="20"/>
             </w:pPr>
             <w:r/>
             <w:r>
               <w:rPr>
                 <w:b/>
-                <w:sz w:val="17"/>
+                <w:sz w:val="16"/>
               </w:rPr>
               <w:t>Archivo de evidencia</w:t>
             </w:r>
@@ -7633,13 +8363,13 @@
           </w:tcPr>
           <w:p>
             <w:pPr>
-              <w:spacing w:after="40"/>
+              <w:spacing w:after="20"/>
             </w:pPr>
             <w:r/>
             <w:r>
               <w:rPr>
                 <w:b/>
-                <w:sz w:val="17"/>
+                <w:sz w:val="16"/>
               </w:rPr>
               <w:t>Contenido</w:t>
             </w:r>
@@ -7651,13 +8381,13 @@
           </w:tcPr>
           <w:p>
             <w:pPr>
-              <w:spacing w:after="40"/>
+              <w:spacing w:after="20"/>
             </w:pPr>
             <w:r/>
             <w:r>
               <w:rPr>
                 <w:b/>
-                <w:sz w:val="17"/>
+                <w:sz w:val="16"/>
               </w:rPr>
               <w:t>Secciones</w:t>
             </w:r>
@@ -7665,18 +8395,21 @@
         </w:tc>
       </w:tr>
       <w:tr>
+        <w:trPr>
+          <w:cantSplit/>
+        </w:trPr>
         <w:tc>
           <w:tcPr>
             <w:tcW w:type="dxa" w:w="3738"/>
           </w:tcPr>
           <w:p>
             <w:pPr>
-              <w:spacing w:after="40"/>
+              <w:spacing w:after="20"/>
             </w:pPr>
             <w:r/>
             <w:r>
               <w:rPr>
-                <w:sz w:val="16"/>
+                <w:sz w:val="15"/>
               </w:rPr>
               <w:t>evidencias/hyperv/configuracion-vm-hyperv.txt</w:t>
             </w:r>
@@ -7688,12 +8421,12 @@
           </w:tcPr>
           <w:p>
             <w:pPr>
-              <w:spacing w:after="40"/>
+              <w:spacing w:after="20"/>
             </w:pPr>
             <w:r/>
             <w:r>
               <w:rPr>
-                <w:sz w:val="16"/>
+                <w:sz w:val="15"/>
               </w:rPr>
               <w:t>cmdlets de Hyper-V y verificación SHA256 del ISO</w:t>
             </w:r>
@@ -7705,12 +8438,12 @@
           </w:tcPr>
           <w:p>
             <w:pPr>
-              <w:spacing w:after="40"/>
+              <w:spacing w:after="20"/>
             </w:pPr>
             <w:r/>
             <w:r>
               <w:rPr>
-                <w:sz w:val="16"/>
+                <w:sz w:val="15"/>
               </w:rPr>
               <w:t>2.1, 2.2</w:t>
             </w:r>
@@ -7718,18 +8451,21 @@
         </w:tc>
       </w:tr>
       <w:tr>
+        <w:trPr>
+          <w:cantSplit/>
+        </w:trPr>
         <w:tc>
           <w:tcPr>
             <w:tcW w:type="dxa" w:w="3738"/>
           </w:tcPr>
           <w:p>
             <w:pPr>
-              <w:spacing w:after="40"/>
+              <w:spacing w:after="20"/>
             </w:pPr>
             <w:r/>
             <w:r>
               <w:rPr>
-                <w:sz w:val="16"/>
+                <w:sz w:val="15"/>
               </w:rPr>
               <w:t>evidencias/debian/01-preparar-ambiente.txt</w:t>
             </w:r>
@@ -7741,12 +8477,12 @@
           </w:tcPr>
           <w:p>
             <w:pPr>
-              <w:spacing w:after="40"/>
+              <w:spacing w:after="20"/>
             </w:pPr>
             <w:r/>
             <w:r>
               <w:rPr>
-                <w:sz w:val="16"/>
+                <w:sz w:val="15"/>
               </w:rPr>
               <w:t>apt update, apt upgrade y entorno de Python</w:t>
             </w:r>
@@ -7758,12 +8494,12 @@
           </w:tcPr>
           <w:p>
             <w:pPr>
-              <w:spacing w:after="40"/>
+              <w:spacing w:after="20"/>
             </w:pPr>
             <w:r/>
             <w:r>
               <w:rPr>
-                <w:sz w:val="16"/>
+                <w:sz w:val="15"/>
               </w:rPr>
               <w:t>3</w:t>
             </w:r>
@@ -7771,18 +8507,21 @@
         </w:tc>
       </w:tr>
       <w:tr>
+        <w:trPr>
+          <w:cantSplit/>
+        </w:trPr>
         <w:tc>
           <w:tcPr>
             <w:tcW w:type="dxa" w:w="3738"/>
           </w:tcPr>
           <w:p>
             <w:pPr>
-              <w:spacing w:after="40"/>
+              <w:spacing w:after="20"/>
             </w:pPr>
             <w:r/>
             <w:r>
               <w:rPr>
-                <w:sz w:val="16"/>
+                <w:sz w:val="15"/>
               </w:rPr>
               <w:t>evidencias/debian/02-entorno.txt</w:t>
             </w:r>
@@ -7794,12 +8533,12 @@
           </w:tcPr>
           <w:p>
             <w:pPr>
-              <w:spacing w:after="40"/>
+              <w:spacing w:after="20"/>
             </w:pPr>
             <w:r/>
             <w:r>
               <w:rPr>
-                <w:sz w:val="16"/>
+                <w:sz w:val="15"/>
               </w:rPr>
               <w:t>distribución, kernel, hipervisor, CPU, memoria, disco y red</w:t>
             </w:r>
@@ -7811,12 +8550,12 @@
           </w:tcPr>
           <w:p>
             <w:pPr>
-              <w:spacing w:after="40"/>
+              <w:spacing w:after="20"/>
             </w:pPr>
             <w:r/>
             <w:r>
               <w:rPr>
-                <w:sz w:val="16"/>
+                <w:sz w:val="15"/>
               </w:rPr>
               <w:t>2</w:t>
             </w:r>
@@ -7824,18 +8563,21 @@
         </w:tc>
       </w:tr>
       <w:tr>
+        <w:trPr>
+          <w:cantSplit/>
+        </w:trPr>
         <w:tc>
           <w:tcPr>
             <w:tcW w:type="dxa" w:w="3738"/>
           </w:tcPr>
           <w:p>
             <w:pPr>
-              <w:spacing w:after="40"/>
+              <w:spacing w:after="20"/>
             </w:pPr>
             <w:r/>
             <w:r>
               <w:rPr>
-                <w:sz w:val="16"/>
+                <w:sz w:val="15"/>
               </w:rPr>
               <w:t>evidencias/debian/03-ejecucion-parte1.txt</w:t>
             </w:r>
@@ -7847,12 +8589,12 @@
           </w:tcPr>
           <w:p>
             <w:pPr>
-              <w:spacing w:after="40"/>
+              <w:spacing w:after="20"/>
             </w:pPr>
             <w:r/>
             <w:r>
               <w:rPr>
-                <w:sz w:val="16"/>
+                <w:sz w:val="15"/>
               </w:rPr>
               <w:t>ambas corridas, las seis métricas y la comparación de informes y alertas</w:t>
             </w:r>
@@ -7864,12 +8606,12 @@
           </w:tcPr>
           <w:p>
             <w:pPr>
-              <w:spacing w:after="40"/>
+              <w:spacing w:after="20"/>
             </w:pPr>
             <w:r/>
             <w:r>
               <w:rPr>
-                <w:sz w:val="16"/>
+                <w:sz w:val="15"/>
               </w:rPr>
               <w:t>4</w:t>
             </w:r>
@@ -7877,18 +8619,21 @@
         </w:tc>
       </w:tr>
       <w:tr>
+        <w:trPr>
+          <w:cantSplit/>
+        </w:trPr>
         <w:tc>
           <w:tcPr>
             <w:tcW w:type="dxa" w:w="3738"/>
           </w:tcPr>
           <w:p>
             <w:pPr>
-              <w:spacing w:after="40"/>
+              <w:spacing w:after="20"/>
             </w:pPr>
             <w:r/>
             <w:r>
               <w:rPr>
-                <w:sz w:val="16"/>
+                <w:sz w:val="15"/>
               </w:rPr>
               <w:t>evidencias/debian/04-observacion-procesos.txt</w:t>
             </w:r>
@@ -7900,12 +8645,12 @@
           </w:tcPr>
           <w:p>
             <w:pPr>
-              <w:spacing w:after="40"/>
+              <w:spacing w:after="20"/>
             </w:pPr>
             <w:r/>
             <w:r>
               <w:rPr>
-                <w:sz w:val="16"/>
+                <w:sz w:val="15"/>
               </w:rPr>
               <w:t>/usr/bin/time -v, ps, ps -L, /proc, free -h, df -h y du -sh</w:t>
             </w:r>
@@ -7917,12 +8662,12 @@
           </w:tcPr>
           <w:p>
             <w:pPr>
-              <w:spacing w:after="40"/>
+              <w:spacing w:after="20"/>
             </w:pPr>
             <w:r/>
             <w:r>
               <w:rPr>
-                <w:sz w:val="16"/>
+                <w:sz w:val="15"/>
               </w:rPr>
               <w:t>6</w:t>
             </w:r>
@@ -7930,18 +8675,21 @@
         </w:tc>
       </w:tr>
       <w:tr>
+        <w:trPr>
+          <w:cantSplit/>
+        </w:trPr>
         <w:tc>
           <w:tcPr>
             <w:tcW w:type="dxa" w:w="3738"/>
           </w:tcPr>
           <w:p>
             <w:pPr>
-              <w:spacing w:after="40"/>
+              <w:spacing w:after="20"/>
             </w:pPr>
             <w:r/>
             <w:r>
               <w:rPr>
-                <w:sz w:val="16"/>
+                <w:sz w:val="15"/>
               </w:rPr>
               <w:t>evidencias/debian/05-gestor-incidencias.txt</w:t>
             </w:r>
@@ -7953,12 +8701,12 @@
           </w:tcPr>
           <w:p>
             <w:pPr>
-              <w:spacing w:after="40"/>
+              <w:spacing w:after="20"/>
             </w:pPr>
             <w:r/>
             <w:r>
               <w:rPr>
-                <w:sz w:val="16"/>
+                <w:sz w:val="15"/>
               </w:rPr>
               <w:t>estructura, inventario, stat de la bitácora, mover frente a copiar</w:t>
             </w:r>
@@ -7970,12 +8718,12 @@
           </w:tcPr>
           <w:p>
             <w:pPr>
-              <w:spacing w:after="40"/>
+              <w:spacing w:after="20"/>
             </w:pPr>
             <w:r/>
             <w:r>
               <w:rPr>
-                <w:sz w:val="16"/>
+                <w:sz w:val="15"/>
               </w:rPr>
               <w:t>5, 7.1</w:t>
             </w:r>
@@ -7983,18 +8731,21 @@
         </w:tc>
       </w:tr>
       <w:tr>
+        <w:trPr>
+          <w:cantSplit/>
+        </w:trPr>
         <w:tc>
           <w:tcPr>
             <w:tcW w:type="dxa" w:w="3738"/>
           </w:tcPr>
           <w:p>
             <w:pPr>
-              <w:spacing w:after="40"/>
+              <w:spacing w:after="20"/>
             </w:pPr>
             <w:r/>
             <w:r>
               <w:rPr>
-                <w:sz w:val="16"/>
+                <w:sz w:val="15"/>
               </w:rPr>
               <w:t>evidencias/debian/06-control-de-errores.txt</w:t>
             </w:r>
@@ -8006,12 +8757,12 @@
           </w:tcPr>
           <w:p>
             <w:pPr>
-              <w:spacing w:after="40"/>
+              <w:spacing w:after="20"/>
             </w:pPr>
             <w:r/>
             <w:r>
               <w:rPr>
-                <w:sz w:val="16"/>
+                <w:sz w:val="15"/>
               </w:rPr>
               <w:t>anomalías inyectadas y rama sin_alertas (sobre una copia)</w:t>
             </w:r>
@@ -8023,12 +8774,12 @@
           </w:tcPr>
           <w:p>
             <w:pPr>
-              <w:spacing w:after="40"/>
+              <w:spacing w:after="20"/>
             </w:pPr>
             <w:r/>
             <w:r>
               <w:rPr>
-                <w:sz w:val="16"/>
+                <w:sz w:val="15"/>
               </w:rPr>
               <w:t>5.3, 7.2</w:t>
             </w:r>
@@ -8036,18 +8787,21 @@
         </w:tc>
       </w:tr>
       <w:tr>
+        <w:trPr>
+          <w:cantSplit/>
+        </w:trPr>
         <w:tc>
           <w:tcPr>
             <w:tcW w:type="dxa" w:w="3738"/>
           </w:tcPr>
           <w:p>
             <w:pPr>
-              <w:spacing w:after="40"/>
+              <w:spacing w:after="20"/>
             </w:pPr>
             <w:r/>
             <w:r>
               <w:rPr>
-                <w:sz w:val="16"/>
+                <w:sz w:val="15"/>
               </w:rPr>
               <w:t>evidencias/debian/07-anti-sobrescritura.txt</w:t>
             </w:r>
@@ -8059,12 +8813,12 @@
           </w:tcPr>
           <w:p>
             <w:pPr>
-              <w:spacing w:after="40"/>
+              <w:spacing w:after="20"/>
             </w:pPr>
             <w:r/>
             <w:r>
               <w:rPr>
-                <w:sz w:val="16"/>
+                <w:sz w:val="15"/>
               </w:rPr>
               <w:t>sufijos _v1 y _v2 e idempotencia (sobre una copia)</w:t>
             </w:r>
@@ -8076,12 +8830,12 @@
           </w:tcPr>
           <w:p>
             <w:pPr>
-              <w:spacing w:after="40"/>
+              <w:spacing w:after="20"/>
             </w:pPr>
             <w:r/>
             <w:r>
               <w:rPr>
-                <w:sz w:val="16"/>
+                <w:sz w:val="15"/>
               </w:rPr>
               <w:t>7.3</w:t>
             </w:r>
@@ -8089,18 +8843,21 @@
         </w:tc>
       </w:tr>
       <w:tr>
+        <w:trPr>
+          <w:cantSplit/>
+        </w:trPr>
         <w:tc>
           <w:tcPr>
             <w:tcW w:type="dxa" w:w="3738"/>
           </w:tcPr>
           <w:p>
             <w:pPr>
-              <w:spacing w:after="40"/>
+              <w:spacing w:after="20"/>
             </w:pPr>
             <w:r/>
             <w:r>
               <w:rPr>
-                <w:sz w:val="16"/>
+                <w:sz w:val="15"/>
               </w:rPr>
               <w:t>evidencias/salida_parte1/</w:t>
             </w:r>
@@ -8112,12 +8869,12 @@
           </w:tcPr>
           <w:p>
             <w:pPr>
-              <w:spacing w:after="40"/>
+              <w:spacing w:after="20"/>
             </w:pPr>
             <w:r/>
             <w:r>
               <w:rPr>
-                <w:sz w:val="16"/>
+                <w:sz w:val="15"/>
               </w:rPr>
               <w:t>21 archivos: salida/ tal como la dejó la Parte 1</w:t>
             </w:r>
@@ -8129,12 +8886,12 @@
           </w:tcPr>
           <w:p>
             <w:pPr>
-              <w:spacing w:after="40"/>
+              <w:spacing w:after="20"/>
             </w:pPr>
             <w:r/>
             <w:r>
               <w:rPr>
-                <w:sz w:val="16"/>
+                <w:sz w:val="15"/>
               </w:rPr>
               <w:t>5.4</w:t>
             </w:r>
@@ -8142,18 +8899,21 @@
         </w:tc>
       </w:tr>
       <w:tr>
+        <w:trPr>
+          <w:cantSplit/>
+        </w:trPr>
         <w:tc>
           <w:tcPr>
             <w:tcW w:type="dxa" w:w="3738"/>
           </w:tcPr>
           <w:p>
             <w:pPr>
-              <w:spacing w:after="40"/>
+              <w:spacing w:after="20"/>
             </w:pPr>
             <w:r/>
             <w:r>
               <w:rPr>
-                <w:sz w:val="16"/>
+                <w:sz w:val="15"/>
               </w:rPr>
               <w:t>evidencias/fotos/</w:t>
             </w:r>
@@ -8165,12 +8925,12 @@
           </w:tcPr>
           <w:p>
             <w:pPr>
-              <w:spacing w:after="40"/>
+              <w:spacing w:after="20"/>
             </w:pPr>
             <w:r/>
             <w:r>
               <w:rPr>
-                <w:sz w:val="16"/>
+                <w:sz w:val="15"/>
               </w:rPr>
               <w:t>instalación real en Hyper-V y consola de la máquina definitiva</w:t>
             </w:r>
@@ -8182,12 +8942,12 @@
           </w:tcPr>
           <w:p>
             <w:pPr>
-              <w:spacing w:after="40"/>
+              <w:spacing w:after="20"/>
             </w:pPr>
             <w:r/>
             <w:r>
               <w:rPr>
-                <w:sz w:val="16"/>
+                <w:sz w:val="15"/>
               </w:rPr>
               <w:t>Figuras 1 a 8</w:t>
             </w:r>
@@ -8195,18 +8955,21 @@
         </w:tc>
       </w:tr>
       <w:tr>
+        <w:trPr>
+          <w:cantSplit/>
+        </w:trPr>
         <w:tc>
           <w:tcPr>
             <w:tcW w:type="dxa" w:w="3738"/>
           </w:tcPr>
           <w:p>
             <w:pPr>
-              <w:spacing w:after="40"/>
+              <w:spacing w:after="20"/>
             </w:pPr>
             <w:r/>
             <w:r>
               <w:rPr>
-                <w:sz w:val="16"/>
+                <w:sz w:val="15"/>
               </w:rPr>
               <w:t>gestion_ambiental/, alertas/, logs/, salida/</w:t>
             </w:r>
@@ -8218,12 +8981,12 @@
           </w:tcPr>
           <w:p>
             <w:pPr>
-              <w:spacing w:after="40"/>
+              <w:spacing w:after="20"/>
             </w:pPr>
             <w:r/>
             <w:r>
               <w:rPr>
-                <w:sz w:val="16"/>
+                <w:sz w:val="15"/>
               </w:rPr>
               <w:t>estado real: informes, alertas por indicador, inventario y bitácora</w:t>
             </w:r>
@@ -8235,12 +8998,12 @@
           </w:tcPr>
           <w:p>
             <w:pPr>
-              <w:spacing w:after="40"/>
+              <w:spacing w:after="20"/>
             </w:pPr>
             <w:r/>
             <w:r>
               <w:rPr>
-                <w:sz w:val="16"/>
+                <w:sz w:val="15"/>
               </w:rPr>
               <w:t>5, 7</w:t>
             </w:r>
@@ -8248,18 +9011,21 @@
         </w:tc>
       </w:tr>
       <w:tr>
+        <w:trPr>
+          <w:cantSplit/>
+        </w:trPr>
         <w:tc>
           <w:tcPr>
             <w:tcW w:type="dxa" w:w="3738"/>
           </w:tcPr>
           <w:p>
             <w:pPr>
-              <w:spacing w:after="40"/>
+              <w:spacing w:after="20"/>
             </w:pPr>
             <w:r/>
             <w:r>
               <w:rPr>
-                <w:sz w:val="16"/>
+                <w:sz w:val="15"/>
               </w:rPr>
               <w:t>docs/Solemne01PracticaParte2FormaB.pdf</w:t>
             </w:r>
@@ -8271,12 +9037,12 @@
           </w:tcPr>
           <w:p>
             <w:pPr>
-              <w:spacing w:after="40"/>
+              <w:spacing w:after="20"/>
             </w:pPr>
             <w:r/>
             <w:r>
               <w:rPr>
-                <w:sz w:val="16"/>
+                <w:sz w:val="15"/>
               </w:rPr>
               <w:t>pauta oficial contra la cual se verificó cada requisito</w:t>
             </w:r>
@@ -8288,12 +9054,12 @@
           </w:tcPr>
           <w:p>
             <w:pPr>
-              <w:spacing w:after="40"/>
+              <w:spacing w:after="20"/>
             </w:pPr>
             <w:r/>
             <w:r>
               <w:rPr>
-                <w:sz w:val="16"/>
+                <w:sz w:val="15"/>
               </w:rPr>
               <w:t>todas</w:t>
             </w:r>
@@ -8303,8 +9069,13 @@
     </w:tbl>
     <w:p>
       <w:pPr>
-        <w:spacing w:after="40"/>
-      </w:pPr>
+        <w:spacing w:before="0" w:after="0" w:line="40" w:lineRule="exact"/>
+      </w:pPr>
+      <w:r>
+        <w:rPr>
+          <w:sz w:val="2"/>
+        </w:rPr>
+      </w:r>
     </w:p>
     <w:sectPr>
       <w:footerReference w:type="default" r:id="rId9"/>
@@ -8323,38 +9094,41 @@
   <w:p>
     <w:pPr>
       <w:pStyle w:val="Footer"/>
-      <w:jc w:val="center"/>
+      <w:pBdr>
+        <w:top w:val="single" w:sz="4" w:space="0" w:color="D1D5DB"/>
+      </w:pBdr>
+      <w:spacing w:before="0" w:after="0" w:line="100" w:lineRule="exact"/>
     </w:pPr>
     <w:r>
       <w:rPr>
+        <w:sz w:val="2"/>
+      </w:rPr>
+    </w:r>
+  </w:p>
+  <w:p>
+    <w:pPr>
+      <w:tabs>
+        <w:tab w:pos="9638" w:val="right"/>
+      </w:tabs>
+      <w:spacing w:before="0" w:after="0"/>
+      <w:jc w:val="left"/>
+    </w:pPr>
+    <w:r>
+      <w:rPr>
         <w:color w:val="6B7280"/>
-        <w:sz w:val="16"/>
-      </w:rPr>
-      <w:t xml:space="preserve">Solemne 01 Práctico - Parte 2 - Forma B  |  Equipo 07  |  Sección NRC 18897  |  Página </w:t>
+        <w:sz w:val="15"/>
+      </w:rPr>
+      <w:t>Solemne 01 Práctico - Parte 2 - Forma B  |  Equipo 07  |  Sección NRC 18897</w:t>
+      <w:tab/>
+      <w:t xml:space="preserve">Página </w:t>
     </w:r>
     <w:r>
       <w:rPr>
         <w:color w:val="6B7280"/>
-        <w:sz w:val="16"/>
+        <w:sz w:val="15"/>
       </w:rPr>
       <w:fldChar w:fldCharType="begin"/>
       <w:instrText xml:space="preserve"> PAGE </w:instrText>
-      <w:fldChar w:fldCharType="end"/>
-    </w:r>
-    <w:r>
-      <w:rPr>
-        <w:color w:val="6B7280"/>
-        <w:sz w:val="16"/>
-      </w:rPr>
-      <w:t xml:space="preserve"> de </w:t>
-    </w:r>
-    <w:r>
-      <w:rPr>
-        <w:color w:val="6B7280"/>
-        <w:sz w:val="16"/>
-      </w:rPr>
-      <w:fldChar w:fldCharType="begin"/>
-      <w:instrText xml:space="preserve"> NUMPAGES </w:instrText>
       <w:fldChar w:fldCharType="end"/>
     </w:r>
   </w:p>
@@ -8725,7 +9499,8 @@
     <w:qFormat/>
     <w:rsid w:val="00FC693F"/>
     <w:pPr>
-      <w:spacing w:after="100" w:line="254" w:lineRule="auto"/>
+      <w:widowControl/>
+      <w:spacing w:after="100" w:line="250" w:lineRule="auto"/>
     </w:pPr>
     <w:rPr>
       <w:rFonts w:ascii="Calibri" w:hAnsi="Calibri"/>
